--- a/downloads/teacher/ai-2-week-18.docx
+++ b/downloads/teacher/ai-2-week-18.docx
@@ -2813,6 +2813,396 @@
         <w:t>Validate recommender stock and numeric features explicitly, recording zero stock as measured zero rather than missing.</w:t>
       </w:r>
     </w:p>
+    <w:p>
+      <w:pPr>
+        <w:pStyle w:val="Heading1"/>
+      </w:pPr>
+      <w:r>
+        <w:t>07. Prepare, teach and assess</w:t>
+      </w:r>
+    </w:p>
+    <w:p>
+      <w:r>
+        <w:t>Teaching target: Detect absent and unusable values</w:t>
+      </w:r>
+    </w:p>
+    <w:p>
+      <w:r>
+        <w:t>Prepare the labelled worked-case picture, the matching workbook, fictional input cards and a place for individual responses. No paid AI account is required for the paper reasoning activities.</w:t>
+      </w:r>
+    </w:p>
+    <w:tbl>
+      <w:tblPr>
+        <w:tblStyle w:val="LightShading-Accent1"/>
+        <w:tblW w:type="auto" w:w="0"/>
+        <w:tblLook w:firstColumn="1" w:firstRow="1" w:lastColumn="0" w:lastRow="0" w:noHBand="0" w:noVBand="1" w:val="04A0"/>
+      </w:tblPr>
+      <w:tblGrid>
+        <w:gridCol w:w="3408"/>
+        <w:gridCol w:w="3408"/>
+        <w:gridCol w:w="3408"/>
+      </w:tblGrid>
+      <w:tr>
+        <w:trPr>
+          <w:tblHeader/>
+        </w:trPr>
+        <w:tc>
+          <w:tcPr>
+            <w:tcW w:type="dxa" w:w="3408"/>
+          </w:tcPr>
+          <w:p>
+            <w:r>
+              <w:t>Session</w:t>
+            </w:r>
+          </w:p>
+        </w:tc>
+        <w:tc>
+          <w:tcPr>
+            <w:tcW w:type="dxa" w:w="3408"/>
+          </w:tcPr>
+          <w:p>
+            <w:r>
+              <w:t>Plan</w:t>
+            </w:r>
+          </w:p>
+        </w:tc>
+        <w:tc>
+          <w:tcPr>
+            <w:tcW w:type="dxa" w:w="3408"/>
+          </w:tcPr>
+          <w:p>
+            <w:r>
+              <w:t>Resources</w:t>
+            </w:r>
+          </w:p>
+        </w:tc>
+      </w:tr>
+      <w:tr>
+        <w:tc>
+          <w:tcPr>
+            <w:tcW w:type="dxa" w:w="3408"/>
+          </w:tcPr>
+          <w:p>
+            <w:r>
+              <w:t>Session 1 · Understand · 45 min</w:t>
+            </w:r>
+          </w:p>
+        </w:tc>
+        <w:tc>
+          <w:tcPr>
+            <w:tcW w:type="dxa" w:w="3408"/>
+          </w:tcPr>
+          <w:p>
+            <w:r>
+              <w:t>0–7: recall and prerequisite; 7–15: inspect the concrete case and predict; 15–30: teacher models the worked trace; 30–40: learners explain a step using the text and visual; 40–45: check the core idea.</w:t>
+            </w:r>
+          </w:p>
+        </w:tc>
+        <w:tc>
+          <w:tcPr>
+            <w:tcW w:type="dxa" w:w="3408"/>
+          </w:tcPr>
+          <w:p>
+            <w:r>
+              <w:t>Sections 1–6; record the brief recall in the workbook.</w:t>
+            </w:r>
+          </w:p>
+        </w:tc>
+      </w:tr>
+      <w:tr>
+        <w:tc>
+          <w:tcPr>
+            <w:tcW w:type="dxa" w:w="3408"/>
+          </w:tcPr>
+          <w:p>
+            <w:r>
+              <w:t>Session 2 · Practise · 45 min</w:t>
+            </w:r>
+          </w:p>
+        </w:tc>
+        <w:tc>
+          <w:tcPr>
+            <w:tcW w:type="dxa" w:w="3408"/>
+          </w:tcPr>
+          <w:p>
+            <w:r>
+              <w:t>0–5: retrieve the procedure; 5–15: W2 completion practice; 15–23: explain and check with a partner; 23–30: each learner answers the misconception check; 30–40: targeted reteaching or a harder variation; 40–45: prepare the investigation.</w:t>
+            </w:r>
+          </w:p>
+        </w:tc>
+        <w:tc>
+          <w:tcPr>
+            <w:tcW w:type="dxa" w:w="3408"/>
+          </w:tcPr>
+          <w:p>
+            <w:r>
+              <w:t>Sections 7–10; use the matching workbook W2 and misconception check.</w:t>
+            </w:r>
+          </w:p>
+        </w:tc>
+      </w:tr>
+      <w:tr>
+        <w:tc>
+          <w:tcPr>
+            <w:tcW w:type="dxa" w:w="3408"/>
+          </w:tcPr>
+          <w:p>
+            <w:r>
+              <w:t>Session 3 · Investigate and transfer · 45 min</w:t>
+            </w:r>
+          </w:p>
+        </w:tc>
+        <w:tc>
+          <w:tcPr>
+            <w:tcW w:type="dxa" w:w="3408"/>
+          </w:tcPr>
+          <w:p>
+            <w:r>
+              <w:t>0–5: retrieve the decision rule; 5–20: investigate or trace; 20–30: start the independent case; 30–38: connect the project; 38–43: act on feedback; 43–45: plan the return check.</w:t>
+            </w:r>
+          </w:p>
+        </w:tc>
+        <w:tc>
+          <w:tcPr>
+            <w:tcW w:type="dxa" w:w="3408"/>
+          </w:tcPr>
+          <w:p>
+            <w:r>
+              <w:t>Sections 9 and 11–14. Give extra time to finish the full task set; use Section 15 when the week includes a coding lab.</w:t>
+            </w:r>
+          </w:p>
+        </w:tc>
+      </w:tr>
+    </w:tbl>
+    <w:p>
+      <w:r>
+        <w:t>Before class, solve the supported practice: Predict accepted values and rejections for minutes 4, 0, 61 and "4".</w:t>
+      </w:r>
+    </w:p>
+    <w:p>
+      <w:r>
+        <w:t>Reasoned practice answer: Accepted [4, 0]; 2 rejected.</w:t>
+      </w:r>
+    </w:p>
+    <w:p>
+      <w:r>
+        <w:t>Check every learner before discussion: Use the worked case for Missing values and validation. Proposed explanation: “A successful run proves the conclusion”. Decide whether this explanation is supported. Point to the step or supplied fact that decides; explain your repair if needed.</w:t>
+      </w:r>
+    </w:p>
+    <w:p>
+      <w:r>
+        <w:t>Misconception repair: Rejection can change which sessions remain represented. Report 2 accepted of 5 supplied here. A summary of accepted rows does not automatically describe the missing or rejected sessions.</w:t>
+      </w:r>
+    </w:p>
+    <w:p>
+      <w:r>
+        <w:t>Support: read the exact case aloud, enlarge the labelled picture, supply input cards and model only the first deciding step. Accept a spoken explanation or drawing; retain the reasoning goal.</w:t>
+      </w:r>
+    </w:p>
+    <w:p>
+      <w:r>
+        <w:t>Extension: Replace text "4" with integer 4 through an authorised conversion. Require a prediction and a reason before comparing. Expected result: Accepted values become [0,4,4]; three rows remain rejected. Reason: The converted value now satisfies both type and range checks.</w:t>
+      </w:r>
+    </w:p>
+    <w:p>
+      <w:r>
+        <w:t>Independent assessment: withhold the reserved answer until the learner has attempted the new case. Record support separately from correctness.</w:t>
+      </w:r>
+    </w:p>
+    <w:tbl>
+      <w:tblPr>
+        <w:tblStyle w:val="LightShading-Accent1"/>
+        <w:tblW w:type="auto" w:w="0"/>
+        <w:tblLook w:firstColumn="1" w:firstRow="1" w:lastColumn="0" w:lastRow="0" w:noHBand="0" w:noVBand="1" w:val="04A0"/>
+      </w:tblPr>
+      <w:tblGrid>
+        <w:gridCol w:w="2556"/>
+        <w:gridCol w:w="2556"/>
+        <w:gridCol w:w="2556"/>
+        <w:gridCol w:w="2556"/>
+      </w:tblGrid>
+      <w:tr>
+        <w:trPr>
+          <w:tblHeader/>
+        </w:trPr>
+        <w:tc>
+          <w:tcPr>
+            <w:tcW w:type="dxa" w:w="2556"/>
+          </w:tcPr>
+          <w:p>
+            <w:r>
+              <w:t>Criterion</w:t>
+            </w:r>
+          </w:p>
+        </w:tc>
+        <w:tc>
+          <w:tcPr>
+            <w:tcW w:type="dxa" w:w="2556"/>
+          </w:tcPr>
+          <w:p>
+            <w:r>
+              <w:t>Not yet</w:t>
+            </w:r>
+          </w:p>
+        </w:tc>
+        <w:tc>
+          <w:tcPr>
+            <w:tcW w:type="dxa" w:w="2556"/>
+          </w:tcPr>
+          <w:p>
+            <w:r>
+              <w:t>With support</w:t>
+            </w:r>
+          </w:p>
+        </w:tc>
+        <w:tc>
+          <w:tcPr>
+            <w:tcW w:type="dxa" w:w="2556"/>
+          </w:tcPr>
+          <w:p>
+            <w:r>
+              <w:t>Independent</w:t>
+            </w:r>
+          </w:p>
+        </w:tc>
+      </w:tr>
+      <w:tr>
+        <w:tc>
+          <w:tcPr>
+            <w:tcW w:type="dxa" w:w="2556"/>
+          </w:tcPr>
+          <w:p>
+            <w:r>
+              <w:t>Explanation</w:t>
+            </w:r>
+          </w:p>
+        </w:tc>
+        <w:tc>
+          <w:tcPr>
+            <w:tcW w:type="dxa" w:w="2556"/>
+          </w:tcPr>
+          <w:p>
+            <w:r>
+              <w:t>Names an answer without a deciding fact</w:t>
+            </w:r>
+          </w:p>
+        </w:tc>
+        <w:tc>
+          <w:tcPr>
+            <w:tcW w:type="dxa" w:w="2556"/>
+          </w:tcPr>
+          <w:p>
+            <w:r>
+              <w:t>Uses a hint to link fact and decision</w:t>
+            </w:r>
+          </w:p>
+        </w:tc>
+        <w:tc>
+          <w:tcPr>
+            <w:tcW w:type="dxa" w:w="2556"/>
+          </w:tcPr>
+          <w:p>
+            <w:r>
+              <w:t>Explains the deciding fact in own words</w:t>
+            </w:r>
+          </w:p>
+        </w:tc>
+      </w:tr>
+      <w:tr>
+        <w:tc>
+          <w:tcPr>
+            <w:tcW w:type="dxa" w:w="2556"/>
+          </w:tcPr>
+          <w:p>
+            <w:r>
+              <w:t>Trace or test</w:t>
+            </w:r>
+          </w:p>
+        </w:tc>
+        <w:tc>
+          <w:tcPr>
+            <w:tcW w:type="dxa" w:w="2556"/>
+          </w:tcPr>
+          <w:p>
+            <w:r>
+              <w:t>Cannot connect input and result</w:t>
+            </w:r>
+          </w:p>
+        </w:tc>
+        <w:tc>
+          <w:tcPr>
+            <w:tcW w:type="dxa" w:w="2556"/>
+          </w:tcPr>
+          <w:p>
+            <w:r>
+              <w:t>Completes steps with prompts</w:t>
+            </w:r>
+          </w:p>
+        </w:tc>
+        <w:tc>
+          <w:tcPr>
+            <w:tcW w:type="dxa" w:w="2556"/>
+          </w:tcPr>
+          <w:p>
+            <w:r>
+              <w:t>Traces or tests a changed case accurately</w:t>
+            </w:r>
+          </w:p>
+        </w:tc>
+      </w:tr>
+      <w:tr>
+        <w:tc>
+          <w:tcPr>
+            <w:tcW w:type="dxa" w:w="2556"/>
+          </w:tcPr>
+          <w:p>
+            <w:r>
+              <w:t>Limits and revision</w:t>
+            </w:r>
+          </w:p>
+        </w:tc>
+        <w:tc>
+          <w:tcPr>
+            <w:tcW w:type="dxa" w:w="2556"/>
+          </w:tcPr>
+          <w:p>
+            <w:r>
+              <w:t>Claims more than evidence supports</w:t>
+            </w:r>
+          </w:p>
+        </w:tc>
+        <w:tc>
+          <w:tcPr>
+            <w:tcW w:type="dxa" w:w="2556"/>
+          </w:tcPr>
+          <w:p>
+            <w:r>
+              <w:t>Names a limit after a prompt</w:t>
+            </w:r>
+          </w:p>
+        </w:tc>
+        <w:tc>
+          <w:tcPr>
+            <w:tcW w:type="dxa" w:w="2556"/>
+          </w:tcPr>
+          <w:p>
+            <w:r>
+              <w:t>States a defensible limit and useful next test</w:t>
+            </w:r>
+          </w:p>
+        </w:tc>
+      </w:tr>
+    </w:tbl>
+    <w:p>
+      <w:r>
+        <w:t>Project checkpoint: Test changed cases. Keep normal, boundary and failure cases; compare expected and observed results.</w:t>
+      </w:r>
+    </w:p>
+    <w:p>
+      <w:r>
+        <w:t>Use the weekly teacher answer for topic-specific reasoning. A saved progress tick is an activity record; judge mastery from the learner’s explanation and evidence.</w:t>
+      </w:r>
+    </w:p>
     <w:sectPr>
       <w:pgSz w:w="12240" w:h="15840"/>
       <w:pgMar w:top="936" w:right="1008" w:bottom="936" w:left="1008" w:header="720" w:footer="720" w:gutter="0"/>

--- a/downloads/teacher/ai-2-week-18.docx
+++ b/downloads/teacher/ai-2-week-18.docx
@@ -3203,6 +3203,39 @@
         <w:t>Use the weekly teacher answer for topic-specific reasoning. A saved progress tick is an activity record; judge mastery from the learner’s explanation and evidence.</w:t>
       </w:r>
     </w:p>
+    <w:p>
+      <w:pPr>
+        <w:pStyle w:val="Heading1"/>
+      </w:pPr>
+      <w:r>
+        <w:t>08. Use feedback, labs and repair paths</w:t>
+      </w:r>
+    </w:p>
+    <w:p>
+      <w:r>
+        <w:t>Use the two formative questions as supported practice, not as independent mastery scores. Discuss the deciding evidence rather than accepting a guessed selection.</w:t>
+      </w:r>
+    </w:p>
+    <w:p>
+      <w:r>
+        <w:t>The feedback comes from the reviewed public worked case. Do not reveal the separately reserved independent teacher answer until the learner has attempted that case.</w:t>
+      </w:r>
+    </w:p>
+    <w:p>
+      <w:r>
+        <w:t>Ask students to predict before running code. Preserve errors and actual outputs; collect a changed test and an explanation. The branch-boundary and indexing lessons deliberately include failure cases.</w:t>
+      </w:r>
+    </w:p>
+    <w:p>
+      <w:r>
+        <w:t>Use the earlier worked-explanation links to address a specific missing building block, then return to the current question. Adapt this suggestion after observing the learner; it is not an automatic diagnosis.</w:t>
+      </w:r>
+    </w:p>
+    <w:p>
+      <w:r>
+        <w:t>Collect the completed-work portfolio as evidence. Record support separately from correctness, and assess explanation, trace/test and limitations. Progress ticks and quiz selections alone do not establish mastery.</w:t>
+      </w:r>
+    </w:p>
     <w:sectPr>
       <w:pgSz w:w="12240" w:h="15840"/>
       <w:pgMar w:top="936" w:right="1008" w:bottom="936" w:left="1008" w:header="720" w:footer="720" w:gutter="0"/>

--- a/downloads/teacher/ai-2-week-18.docx
+++ b/downloads/teacher/ai-2-week-18.docx
@@ -29,6 +29,11 @@
       </w:r>
     </w:p>
     <w:p>
+      <w:r>
+        <w:t>Prepare Missing Data: check the target, prerequisites, resources and adaptable teaching schedule.</w:t>
+      </w:r>
+    </w:p>
+    <w:p>
       <w:pPr>
         <w:pStyle w:val="Heading3"/>
       </w:pPr>
@@ -37,7 +42,13 @@
       </w:r>
     </w:p>
     <w:p>
-      <w:r>
+      <w:pPr>
+        <w:spacing w:line="336" w:lineRule="auto" w:after="180"/>
+      </w:pPr>
+      <w:r>
+        <w:rPr>
+          <w:b w:val="0"/>
+        </w:rPr>
         <w:t>Primary target: Detect absent and unusable values</w:t>
       </w:r>
     </w:p>
@@ -185,8 +196,37 @@
       </w:tr>
     </w:tbl>
     <w:p>
-      <w:r>
-        <w:t>This is a starting allocation of 135 minutes, not a validated duration. Preserve all named topics. Schedule extra time for connected examples, the full investigation, independent cases and project building. Repeated copies of a case share one recorded attempt; they are not new evidence.</w:t>
+      <w:pPr>
+        <w:spacing w:line="336" w:lineRule="auto" w:after="180"/>
+      </w:pPr>
+      <w:r>
+        <w:rPr>
+          <w:b w:val="0"/>
+        </w:rPr>
+        <w:t>This is a starting allocation of 135 minutes, not a validated duration. Preserve all named topics. Schedule extra time for connected examples, the full investigation, independent cases and project building.</w:t>
+      </w:r>
+    </w:p>
+    <w:p>
+      <w:pPr>
+        <w:spacing w:line="336" w:lineRule="auto" w:after="180"/>
+      </w:pPr>
+      <w:r>
+        <w:rPr>
+          <w:b w:val="0"/>
+        </w:rPr>
+        <w:t xml:space="preserve">Repeated copies of a case share one recorded attempt; they are not new </w:t>
+      </w:r>
+      <w:r>
+        <w:rPr>
+          <w:b/>
+        </w:rPr>
+        <w:t>evidence</w:t>
+      </w:r>
+      <w:r>
+        <w:rPr>
+          <w:b w:val="0"/>
+        </w:rPr>
+        <w:t>.</w:t>
       </w:r>
     </w:p>
     <w:p>
@@ -206,17 +246,35 @@
       </w:r>
     </w:p>
     <w:p>
-      <w:r>
+      <w:pPr>
+        <w:spacing w:line="336" w:lineRule="auto" w:after="180"/>
+      </w:pPr>
+      <w:r>
+        <w:rPr>
+          <w:b w:val="0"/>
+        </w:rPr>
         <w:t>Without opening the old lesson, explain one key idea from Noise and Outliers. Give an example and a mistake that the idea helps you avoid.</w:t>
       </w:r>
     </w:p>
     <w:p>
-      <w:r>
+      <w:pPr>
+        <w:spacing w:line="336" w:lineRule="auto" w:after="180"/>
+      </w:pPr>
+      <w:r>
+        <w:rPr>
+          <w:b w:val="0"/>
+        </w:rPr>
         <w:t>Look for: Calculate mean and median</w:t>
       </w:r>
     </w:p>
     <w:p>
-      <w:r>
+      <w:pPr>
+        <w:spacing w:line="336" w:lineRule="auto" w:after="180"/>
+      </w:pPr>
+      <w:r>
+        <w:rPr>
+          <w:b w:val="0"/>
+        </w:rPr>
         <w:t>Reference example, not the only acceptable wording: Sum 30 divided by 5 gives 6.</w:t>
       </w:r>
     </w:p>
@@ -229,18 +287,77 @@
       </w:r>
     </w:p>
     <w:p>
-      <w:r>
+      <w:pPr>
+        <w:spacing w:line="336" w:lineRule="auto" w:after="180"/>
+      </w:pPr>
+      <w:r>
+        <w:rPr>
+          <w:b w:val="0"/>
+        </w:rPr>
         <w:t>Without opening the old lesson, explain one key idea from Choose Informative Questions. Give an example and a mistake that the idea helps you avoid.</w:t>
       </w:r>
     </w:p>
     <w:p>
-      <w:r>
-        <w:t>Look for: Fit a root question and leaf predictions from training examples</w:t>
-      </w:r>
-    </w:p>
-    <w:p>
-      <w:r>
-        <w:t>Reference example, not the only acceptable wording: The root asks near, with branches 0 and 1. Leaves predict clear for 0 and blocked for 1. Depth is one. Training labels determined both leaf majorities and the error comparison that selected near rather than tall.</w:t>
+      <w:pPr>
+        <w:spacing w:line="336" w:lineRule="auto" w:after="180"/>
+      </w:pPr>
+      <w:r>
+        <w:rPr>
+          <w:b w:val="0"/>
+        </w:rPr>
+        <w:t xml:space="preserve">Look for: Fit a root question and leaf </w:t>
+      </w:r>
+      <w:r>
+        <w:rPr>
+          <w:b/>
+        </w:rPr>
+        <w:t>prediction</w:t>
+      </w:r>
+      <w:r>
+        <w:rPr>
+          <w:b w:val="0"/>
+        </w:rPr>
+        <w:t xml:space="preserve">s from </w:t>
+      </w:r>
+      <w:r>
+        <w:rPr>
+          <w:b/>
+        </w:rPr>
+        <w:t>training</w:t>
+      </w:r>
+      <w:r>
+        <w:rPr>
+          <w:b w:val="0"/>
+        </w:rPr>
+        <w:t xml:space="preserve"> examples</w:t>
+      </w:r>
+    </w:p>
+    <w:p>
+      <w:pPr>
+        <w:spacing w:line="336" w:lineRule="auto" w:after="180"/>
+      </w:pPr>
+      <w:r>
+        <w:rPr>
+          <w:b w:val="0"/>
+        </w:rPr>
+        <w:t>Reference example, not the only acceptable wording: The root asks near, with branches 0 and 1. Leaves predict clear for 0 and blocked for 1. Depth is one.</w:t>
+      </w:r>
+    </w:p>
+    <w:p>
+      <w:pPr>
+        <w:spacing w:line="336" w:lineRule="auto" w:after="180"/>
+      </w:pPr>
+      <w:r>
+        <w:rPr>
+          <w:b/>
+        </w:rPr>
+        <w:t>Training</w:t>
+      </w:r>
+      <w:r>
+        <w:rPr>
+          <w:b w:val="0"/>
+        </w:rPr>
+        <w:t xml:space="preserve"> labels determined both leaf majorities and the error comparison that selected near rather than tall.</w:t>
       </w:r>
     </w:p>
     <w:p>
@@ -252,22 +369,69 @@
       </w:r>
     </w:p>
     <w:p>
-      <w:r>
+      <w:pPr>
+        <w:spacing w:line="336" w:lineRule="auto" w:after="180"/>
+      </w:pPr>
+      <w:r>
+        <w:rPr>
+          <w:b w:val="0"/>
+        </w:rPr>
         <w:t>Without opening the old lesson, explain one key idea from Accuracy as a Fraction. Give an example and a mistake that the idea helps you avoid.</w:t>
       </w:r>
     </w:p>
     <w:p>
-      <w:r>
+      <w:pPr>
+        <w:spacing w:line="336" w:lineRule="auto" w:after="180"/>
+      </w:pPr>
+      <w:r>
+        <w:rPr>
+          <w:b w:val="0"/>
+        </w:rPr>
         <w:t>Look for: Explain why overall accuracy can hide failure on a less common class</w:t>
       </w:r>
     </w:p>
     <w:p>
-      <w:r>
-        <w:t>Reference example, not the only acceptable wording: The training-majority rule always predicts clear. Matrix [[16,0],[4,0]] gives 16/20=80 percent, FP=0,FN=4. It misses all four blocked cases, so the overall score hides complete failure on that evaluated class.</w:t>
-      </w:r>
-    </w:p>
-    <w:p>
-      <w:r>
+      <w:pPr>
+        <w:spacing w:line="336" w:lineRule="auto" w:after="180"/>
+      </w:pPr>
+      <w:r>
+        <w:rPr>
+          <w:b w:val="0"/>
+        </w:rPr>
+        <w:t xml:space="preserve">Reference example, not the only acceptable wording: The </w:t>
+      </w:r>
+      <w:r>
+        <w:rPr>
+          <w:b/>
+        </w:rPr>
+        <w:t>training</w:t>
+      </w:r>
+      <w:r>
+        <w:rPr>
+          <w:b w:val="0"/>
+        </w:rPr>
+        <w:t>-majority rule always predicts clear. Matrix [[16,0],[4,0]] gives 16/20=80 percent, FP=0,FN=4.</w:t>
+      </w:r>
+    </w:p>
+    <w:p>
+      <w:pPr>
+        <w:spacing w:line="336" w:lineRule="auto" w:after="180"/>
+      </w:pPr>
+      <w:r>
+        <w:rPr>
+          <w:b w:val="0"/>
+        </w:rPr>
+        <w:t>It misses all four blocked cases, so the overall score hides complete failure on that evaluated class.</w:t>
+      </w:r>
+    </w:p>
+    <w:p>
+      <w:pPr>
+        <w:spacing w:line="336" w:lineRule="auto" w:after="180"/>
+      </w:pPr>
+      <w:r>
+        <w:rPr>
+          <w:b w:val="0"/>
+        </w:rPr>
         <w:t>Use the student module and workbook section with this exact week title. The worked case, independent question and answers below form one aligned lesson sequence.</w:t>
       </w:r>
     </w:p>
@@ -280,7 +444,13 @@
       </w:r>
     </w:p>
     <w:p>
-      <w:r>
+      <w:pPr>
+        <w:spacing w:line="336" w:lineRule="auto" w:after="180"/>
+      </w:pPr>
+      <w:r>
+        <w:rPr>
+          <w:b w:val="0"/>
+        </w:rPr>
         <w:t>Scores award 2 for preferred genre and 1 for short length. A book matches genre but page count is missing. Compare rejecting it, assigning zero length points and asking for pages.</w:t>
       </w:r>
     </w:p>
@@ -293,7 +463,13 @@
       </w:r>
     </w:p>
     <w:p>
-      <w:r>
+      <w:pPr>
+        <w:spacing w:line="336" w:lineRule="auto" w:after="180"/>
+      </w:pPr>
+      <w:r>
+        <w:rPr>
+          <w:b w:val="0"/>
+        </w:rPr>
         <w:t>A system needs an explicit policy for unknown fields.</w:t>
       </w:r>
     </w:p>
@@ -430,12 +606,38 @@
       </w:r>
     </w:p>
     <w:p>
-      <w:r>
+      <w:pPr>
+        <w:spacing w:line="336" w:lineRule="auto" w:after="180"/>
+      </w:pPr>
+      <w:r>
+        <w:rPr>
+          <w:b w:val="0"/>
+        </w:rPr>
         <w:t>Use the supplied scenario, student illustrations and blank paper. For numeric work, offer counters or a calculator after learners show the setup. Fictional records are supplied; personal data and paid accounts are unnecessary.</w:t>
       </w:r>
     </w:p>
     <w:p>
-      <w:r>
+      <w:pPr>
+        <w:pStyle w:val="Heading3"/>
+      </w:pPr>
+      <w:r>
+        <w:t>Alternative compact allocation</w:t>
+      </w:r>
+    </w:p>
+    <w:p>
+      <w:r>
+        <w:t>This compact option is not the full-week schedule. Use the main teaching cycle and allow extra sessions for the investigation, independent work and project.</w:t>
+      </w:r>
+    </w:p>
+    <w:p>
+      <w:pPr>
+        <w:spacing w:line="336" w:lineRule="auto" w:after="180"/>
+        <w:shd w:fill="F1F6F8"/>
+      </w:pPr>
+      <w:r>
+        <w:rPr>
+          <w:b w:val="0"/>
+        </w:rPr>
         <w:t>Allow 80 minutes: recall 8; explanation 12; worked demonstration 15; guided practice 20; independent assessment 15; project and reflection 10. Extend the lab into a second session when needed.</w:t>
       </w:r>
     </w:p>
@@ -448,8 +650,25 @@
       </w:r>
     </w:p>
     <w:p>
-      <w:r>
-        <w:t>Teach Week 14 as a two-session investigation using fictional data. A fictional activity log contains an absent duration, a recorded zero and an out-of-range value. Our schema accepts exact integer minutes from 0 through 60. Keep rejected records visible for review instead of replacing their values with guesses. Assess the three stated outcomes through the independent task, not by copying the worked result.</w:t>
+      <w:pPr>
+        <w:spacing w:line="336" w:lineRule="auto" w:after="180"/>
+      </w:pPr>
+      <w:r>
+        <w:rPr>
+          <w:b w:val="0"/>
+        </w:rPr>
+        <w:t>Teach Week 14 as a two-session investigation using fictional data. A fictional activity log contains an absent duration, a recorded zero and an out-of-range value. Our schema accepts exact integer minutes from 0 through 60.</w:t>
+      </w:r>
+    </w:p>
+    <w:p>
+      <w:pPr>
+        <w:spacing w:line="336" w:lineRule="auto" w:after="180"/>
+      </w:pPr>
+      <w:r>
+        <w:rPr>
+          <w:b w:val="0"/>
+        </w:rPr>
+        <w:t>Keep rejected records visible for review instead of replacing their values with guesses. Assess the three stated outcomes through the independent task, not by copying the worked result.</w:t>
       </w:r>
     </w:p>
     <w:p>
@@ -461,23 +680,59 @@
       </w:r>
     </w:p>
     <w:p>
-      <w:r>
+      <w:pPr>
+        <w:spacing w:line="336" w:lineRule="auto" w:after="180"/>
+      </w:pPr>
+      <w:r>
+        <w:rPr>
+          <w:b w:val="0"/>
+        </w:rPr>
         <w:t>No. The first is text and the second is an integer.</w:t>
       </w:r>
     </w:p>
     <w:p>
-      <w:r>
+      <w:pPr>
+        <w:spacing w:line="336" w:lineRule="auto" w:after="180"/>
+      </w:pPr>
+      <w:r>
+        <w:rPr>
+          <w:b w:val="0"/>
+        </w:rPr>
         <w:t>Python 3 editor with a fresh local practice file</w:t>
       </w:r>
     </w:p>
     <w:p>
-      <w:r>
+      <w:pPr>
+        <w:spacing w:line="336" w:lineRule="auto" w:after="180"/>
+      </w:pPr>
+      <w:r>
+        <w:rPr>
+          <w:b w:val="0"/>
+        </w:rPr>
         <w:t>Paper trace table and the student workbook</w:t>
       </w:r>
     </w:p>
     <w:p>
-      <w:r>
-        <w:t>Fictional input records from this lesson; no real student identifiers</w:t>
+      <w:pPr>
+        <w:spacing w:line="336" w:lineRule="auto" w:after="180"/>
+      </w:pPr>
+      <w:r>
+        <w:rPr>
+          <w:b w:val="0"/>
+        </w:rPr>
+        <w:t xml:space="preserve">Fictional </w:t>
+      </w:r>
+      <w:r>
+        <w:rPr>
+          <w:b/>
+        </w:rPr>
+        <w:t>input</w:t>
+      </w:r>
+      <w:r>
+        <w:rPr>
+          <w:b w:val="0"/>
+        </w:rPr>
+        <w:t xml:space="preserve"> records from this lesson; no real student identifiers</w:t>
       </w:r>
     </w:p>
     <w:p>
@@ -489,12 +744,36 @@
       </w:r>
     </w:p>
     <w:p>
-      <w:r>
-        <w:t>By the end, I can validate missing values without confusing zero with absent data.</w:t>
-      </w:r>
-    </w:p>
-    <w:p>
-      <w:r>
+      <w:pPr>
+        <w:spacing w:line="336" w:lineRule="auto" w:after="180"/>
+      </w:pPr>
+      <w:r>
+        <w:rPr>
+          <w:b w:val="0"/>
+        </w:rPr>
+        <w:t xml:space="preserve">By the end, I can validate </w:t>
+      </w:r>
+      <w:r>
+        <w:rPr>
+          <w:b/>
+        </w:rPr>
+        <w:t>missing value</w:t>
+      </w:r>
+      <w:r>
+        <w:rPr>
+          <w:b w:val="0"/>
+        </w:rPr>
+        <w:t>s without confusing zero with absent data.</w:t>
+      </w:r>
+    </w:p>
+    <w:p>
+      <w:pPr>
+        <w:spacing w:line="336" w:lineRule="auto" w:after="180"/>
+      </w:pPr>
+      <w:r>
+        <w:rPr>
+          <w:b w:val="0"/>
+        </w:rPr>
         <w:t>This added worked case illustrates the week’s main idea. Retain all original and connected topics; schedule its practice within the teaching cycle.</w:t>
       </w:r>
     </w:p>
@@ -507,61 +786,203 @@
       </w:r>
     </w:p>
     <w:p>
+      <w:r>
+        <w:t>Model Missing Data using the supplied case, labelled mechanism and reasoning. Make the scope of each conclusion explicit.</w:t>
+      </w:r>
+    </w:p>
+    <w:p>
+      <w:pPr>
+        <w:spacing w:line="336" w:lineRule="auto" w:after="180"/>
+      </w:pPr>
+      <w:r>
+        <w:rPr>
+          <w:b/>
+        </w:rPr>
+        <w:t>Input</w:t>
+      </w:r>
+      <w:r>
+        <w:rPr>
+          <w:b w:val="0"/>
+        </w:rPr>
+        <w:t xml:space="preserve"> → </w:t>
+      </w:r>
+      <w:r>
+        <w:rPr>
+          <w:b/>
+        </w:rPr>
+        <w:t>Process</w:t>
+      </w:r>
+      <w:r>
+        <w:rPr>
+          <w:b w:val="0"/>
+        </w:rPr>
+        <w:t xml:space="preserve"> → </w:t>
+      </w:r>
+      <w:r>
+        <w:rPr>
+          <w:b/>
+        </w:rPr>
+        <w:t>Output</w:t>
+      </w:r>
+    </w:p>
+    <w:p>
+      <w:pPr>
+        <w:spacing w:line="336" w:lineRule="auto" w:after="180"/>
+      </w:pPr>
+      <w:r>
+        <w:rPr>
+          <w:b w:val="0"/>
+        </w:rPr>
+        <w:t>Trace the information. At each stage, ask what changed and how you could test it.</w:t>
+      </w:r>
+    </w:p>
+    <w:p>
+      <w:pPr>
+        <w:spacing w:line="336" w:lineRule="auto" w:after="180"/>
+      </w:pPr>
+      <w:r>
+        <w:rPr>
+          <w:b w:val="0"/>
+        </w:rPr>
+        <w:t>Which stage could fail even when the other two are correct? Explain:</w:t>
+      </w:r>
+    </w:p>
+    <w:p>
+      <w:pPr>
+        <w:spacing w:line="336" w:lineRule="auto" w:after="180"/>
+      </w:pPr>
+      <w:r>
+        <w:rPr>
+          <w:b w:val="0"/>
+        </w:rPr>
+        <w:t xml:space="preserve">Predict first. Then check each step. A correct answer without visible reasoning is incomplete </w:t>
+      </w:r>
+      <w:r>
+        <w:rPr>
+          <w:b/>
+        </w:rPr>
+        <w:t>evidence</w:t>
+      </w:r>
+      <w:r>
+        <w:rPr>
+          <w:b w:val="0"/>
+        </w:rPr>
+        <w:t>.</w:t>
+      </w:r>
+    </w:p>
+    <w:p>
+      <w:pPr>
+        <w:spacing w:line="336" w:lineRule="auto" w:after="180"/>
+        <w:shd w:fill="F4F9FC"/>
+      </w:pPr>
+      <w:r>
+        <w:rPr>
+          <w:b w:val="0"/>
+        </w:rPr>
+        <w:t>1. Reader’s length preference is missing.</w:t>
+      </w:r>
+    </w:p>
+    <w:p>
+      <w:pPr>
+        <w:spacing w:line="336" w:lineRule="auto" w:after="180"/>
+        <w:shd w:fill="F4F9FC"/>
+      </w:pPr>
+      <w:r>
+        <w:rPr>
+          <w:b w:val="0"/>
+        </w:rPr>
+        <w:t>2. Ask: best when the user can answer.</w:t>
+      </w:r>
+    </w:p>
+    <w:p>
+      <w:pPr>
+        <w:spacing w:line="336" w:lineRule="auto" w:after="180"/>
+        <w:shd w:fill="F4F9FC"/>
+      </w:pPr>
+      <w:r>
+        <w:rPr>
+          <w:b w:val="0"/>
+        </w:rPr>
+        <w:t xml:space="preserve">3. </w:t>
+      </w:r>
+      <w:r>
+        <w:rPr>
+          <w:b/>
+        </w:rPr>
+        <w:t>Abstain</w:t>
+      </w:r>
+      <w:r>
+        <w:rPr>
+          <w:b w:val="0"/>
+        </w:rPr>
+        <w:t xml:space="preserve">: safest if the field is essential; </w:t>
+      </w:r>
+      <w:r>
+        <w:rPr>
+          <w:b/>
+        </w:rPr>
+        <w:t>default</w:t>
+      </w:r>
+      <w:r>
+        <w:rPr>
+          <w:b w:val="0"/>
+        </w:rPr>
+        <w:t>: convenient but may misrepresent.</w:t>
+      </w:r>
+    </w:p>
+    <w:p>
+      <w:pPr>
+        <w:spacing w:line="336" w:lineRule="auto" w:after="180"/>
+        <w:shd w:fill="F4F9FC"/>
+      </w:pPr>
+      <w:r>
+        <w:rPr>
+          <w:b w:val="0"/>
+        </w:rPr>
+        <w:t>4. Record which policy was used so the explanation stays truthful.</w:t>
+      </w:r>
+    </w:p>
+    <w:p>
+      <w:pPr>
+        <w:spacing w:line="336" w:lineRule="auto" w:after="180"/>
+      </w:pPr>
+      <w:r>
+        <w:rPr>
+          <w:b w:val="0"/>
+        </w:rPr>
+        <w:t>Recalculate, retrace, or restate the reasoning in your own representation:</w:t>
+      </w:r>
+    </w:p>
+    <w:p>
+      <w:pPr>
+        <w:spacing w:line="336" w:lineRule="auto" w:after="180"/>
+        <w:shd w:fill="F5F1FB"/>
+      </w:pPr>
+      <w:r>
+        <w:rPr>
+          <w:b w:val="0"/>
+        </w:rPr>
+        <w:t xml:space="preserve">CHECK Did the </w:t>
+      </w:r>
+      <w:r>
+        <w:rPr>
+          <w:b/>
+        </w:rPr>
+        <w:t>evidence</w:t>
+      </w:r>
+      <w:r>
+        <w:rPr>
+          <w:b w:val="0"/>
+        </w:rPr>
+        <w:t xml:space="preserve"> answer the exact question? Did the total, path, or source record stay consistent?</w:t>
+      </w:r>
+    </w:p>
+    <w:p>
       <w:pPr>
         <w:pStyle w:val="Heading3"/>
       </w:pPr>
       <w:r>
-        <w:t>Explain the mechanism</w:t>
-      </w:r>
-    </w:p>
-    <w:p>
-      <w:r>
-        <w:t>Input → Process → Output</w:t>
-      </w:r>
-    </w:p>
-    <w:p>
-      <w:r>
-        <w:t>Trace the information. At each stage, ask what changed and how you could test it.</w:t>
-      </w:r>
-    </w:p>
-    <w:p>
-      <w:r>
-        <w:t>Which stage could fail even when the other two are correct? Explain:</w:t>
-      </w:r>
-    </w:p>
-    <w:p>
-      <w:r>
-        <w:t>Predict first. Then check each step. A correct answer without visible reasoning is incomplete evidence.</w:t>
-      </w:r>
-    </w:p>
-    <w:p>
-      <w:r>
-        <w:t>1. Reader’s length preference is missing.</w:t>
-      </w:r>
-    </w:p>
-    <w:p>
-      <w:r>
-        <w:t>2. Ask: best when the user can answer.</w:t>
-      </w:r>
-    </w:p>
-    <w:p>
-      <w:r>
-        <w:t>3. Abstain: safest if the field is essential; default: convenient but may misrepresent.</w:t>
-      </w:r>
-    </w:p>
-    <w:p>
-      <w:r>
-        <w:t>4. Record which policy was used so the explanation stays truthful.</w:t>
-      </w:r>
-    </w:p>
-    <w:p>
-      <w:r>
-        <w:t>Recalculate, retrace, or restate the reasoning in your own representation:</w:t>
-      </w:r>
-    </w:p>
-    <w:p>
-      <w:r>
-        <w:t>CHECK Did the evidence answer the exact question? Did the total, path, or source record stay consistent?</w:t>
+        <w:t>Concrete teaching case</w:t>
       </w:r>
     </w:p>
     <w:p>
@@ -569,16 +990,38 @@
         <w:pStyle w:val="Heading3"/>
       </w:pPr>
       <w:r>
-        <w:t>Concrete teaching case</w:t>
-      </w:r>
-    </w:p>
-    <w:p>
-      <w:r>
+        <w:t>The teaching case</w:t>
+      </w:r>
+    </w:p>
+    <w:p>
+      <w:pPr>
+        <w:spacing w:line="336" w:lineRule="auto" w:after="180"/>
+        <w:shd w:fill="F1F6FC"/>
+      </w:pPr>
+      <w:r>
+        <w:rPr>
+          <w:b w:val="0"/>
+        </w:rPr>
         <w:t>Genre is known, but page count is missing and length affects recommendation score.</w:t>
       </w:r>
     </w:p>
     <w:p>
-      <w:r>
+      <w:pPr>
+        <w:pStyle w:val="Heading3"/>
+      </w:pPr>
+      <w:r>
+        <w:t>The teaching case</w:t>
+      </w:r>
+    </w:p>
+    <w:p>
+      <w:pPr>
+        <w:spacing w:line="336" w:lineRule="auto" w:after="180"/>
+        <w:shd w:fill="F1F6FC"/>
+      </w:pPr>
+      <w:r>
+        <w:rPr>
+          <w:b w:val="0"/>
+        </w:rPr>
         <w:t>Choose transparent handling.</w:t>
       </w:r>
     </w:p>
@@ -591,7 +1034,22 @@
       </w:r>
     </w:p>
     <w:p>
-      <w:r>
+      <w:pPr>
+        <w:pStyle w:val="Heading3"/>
+      </w:pPr>
+      <w:r>
+        <w:t>Why the result follows</w:t>
+      </w:r>
+    </w:p>
+    <w:p>
+      <w:pPr>
+        <w:spacing w:line="336" w:lineRule="auto" w:after="180"/>
+        <w:shd w:fill="F1F6FC"/>
+      </w:pPr>
+      <w:r>
+        <w:rPr>
+          <w:b w:val="0"/>
+        </w:rPr>
         <w:t>Retrieve or ask for the count, or use a documented partial-score policy with uncertainty. Do not silently insert zero.</w:t>
       </w:r>
     </w:p>
@@ -604,13 +1062,47 @@
       </w:r>
     </w:p>
     <w:p>
-      <w:r>
-        <w:t>A fictional activity log contains an absent duration, a recorded zero and an out-of-range value. Our schema accepts exact integer minutes from 0 through 60. Keep rejected records visible for review instead of replacing their values with guesses.</w:t>
-      </w:r>
-    </w:p>
-    <w:p>
-      <w:r>
-        <w:t>dict.get returns None when this key is absent. An explicit None also represents unknown in this dataset. append adds an item to the end of a list. The script prints [0, 12] and then 3. The exact type check prevents comparing None or text with the numeric range.</w:t>
+      <w:pPr>
+        <w:spacing w:line="336" w:lineRule="auto" w:after="180"/>
+      </w:pPr>
+      <w:r>
+        <w:rPr>
+          <w:b w:val="0"/>
+        </w:rPr>
+        <w:t>A fictional activity log contains an absent duration, a recorded zero and an out-of-range value. Our schema accepts exact integer minutes from 0 through 60.</w:t>
+      </w:r>
+    </w:p>
+    <w:p>
+      <w:pPr>
+        <w:spacing w:line="336" w:lineRule="auto" w:after="180"/>
+      </w:pPr>
+      <w:r>
+        <w:rPr>
+          <w:b w:val="0"/>
+        </w:rPr>
+        <w:t>Keep rejected records visible for review instead of replacing their values with guesses.</w:t>
+      </w:r>
+    </w:p>
+    <w:p>
+      <w:pPr>
+        <w:spacing w:line="336" w:lineRule="auto" w:after="180"/>
+      </w:pPr>
+      <w:r>
+        <w:rPr>
+          <w:b w:val="0"/>
+        </w:rPr>
+        <w:t>dict.get returns None when this key is absent. An explicit None also represents unknown in this dataset. append adds an item to the end of a list. The script prints [0, 12] and then 3.</w:t>
+      </w:r>
+    </w:p>
+    <w:p>
+      <w:pPr>
+        <w:spacing w:line="336" w:lineRule="auto" w:after="180"/>
+      </w:pPr>
+      <w:r>
+        <w:rPr>
+          <w:b w:val="0"/>
+        </w:rPr>
+        <w:t>The exact type check prevents comparing None or text with the numeric range.</w:t>
       </w:r>
     </w:p>
     <w:p>
@@ -754,8 +1246,37 @@
       </w:r>
     </w:p>
     <w:p>
-      <w:r>
-        <w:t>Use the complete worked example below before asking learners to complete W2. Reveal a small part, invite a prediction, then explain the deciding step. These teacher notes contain solutions; do not reveal the independent case answer during modelling.</w:t>
+      <w:pPr>
+        <w:spacing w:line="336" w:lineRule="auto" w:after="180"/>
+      </w:pPr>
+      <w:r>
+        <w:rPr>
+          <w:b w:val="0"/>
+        </w:rPr>
+        <w:t xml:space="preserve">Use the complete worked example below before asking learners to complete W2. Reveal a small part, invite a </w:t>
+      </w:r>
+      <w:r>
+        <w:rPr>
+          <w:b/>
+        </w:rPr>
+        <w:t>prediction</w:t>
+      </w:r>
+      <w:r>
+        <w:rPr>
+          <w:b w:val="0"/>
+        </w:rPr>
+        <w:t>, then explain the deciding step.</w:t>
+      </w:r>
+    </w:p>
+    <w:p>
+      <w:pPr>
+        <w:spacing w:line="336" w:lineRule="auto" w:after="180"/>
+      </w:pPr>
+      <w:r>
+        <w:rPr>
+          <w:b w:val="0"/>
+        </w:rPr>
+        <w:t>These teacher notes contain solutions; do not reveal the independent case answer during modelling.</w:t>
       </w:r>
     </w:p>
     <w:p>
@@ -899,7 +1420,13 @@
       </w:tr>
     </w:tbl>
     <w:p>
-      <w:r>
+      <w:pPr>
+        <w:spacing w:line="336" w:lineRule="auto" w:after="180"/>
+      </w:pPr>
+      <w:r>
+        <w:rPr>
+          <w:b w:val="0"/>
+        </w:rPr>
         <w:t>Use the diagram and verbal explanation together. Ask learners to match a sentence to a specific visual step; do not assign learners fixed visual or auditory learning styles.</w:t>
       </w:r>
     </w:p>
@@ -912,8 +1439,26 @@
       </w:r>
     </w:p>
     <w:p>
-      <w:r>
-        <w:t>A fictional catalogue records counts of available copies under a strict input contract.</w:t>
+      <w:pPr>
+        <w:spacing w:line="336" w:lineRule="auto" w:after="180"/>
+      </w:pPr>
+      <w:r>
+        <w:rPr>
+          <w:b w:val="0"/>
+        </w:rPr>
+        <w:t xml:space="preserve">A fictional catalogue records counts of available copies under a strict </w:t>
+      </w:r>
+      <w:r>
+        <w:rPr>
+          <w:b/>
+        </w:rPr>
+        <w:t>input</w:t>
+      </w:r>
+      <w:r>
+        <w:rPr>
+          <w:b w:val="0"/>
+        </w:rPr>
+        <w:t xml:space="preserve"> contract.</w:t>
       </w:r>
     </w:p>
     <w:p>
@@ -925,12 +1470,42 @@
       </w:r>
     </w:p>
     <w:p>
-      <w:r>
+      <w:pPr>
+        <w:pStyle w:val="Heading3"/>
+      </w:pPr>
+      <w:r>
+        <w:t>Supplied facts</w:t>
+      </w:r>
+    </w:p>
+    <w:p>
+      <w:pPr>
+        <w:spacing w:line="336" w:lineRule="auto" w:after="180"/>
+        <w:shd w:fill="F1F6FC"/>
+      </w:pPr>
+      <w:r>
+        <w:rPr>
+          <w:b w:val="0"/>
+        </w:rPr>
         <w:t>Accept count only if type(value) is int and 0&lt;=value&lt;=8. Missing fields are invalid, and Booleans are not counts.</w:t>
       </w:r>
     </w:p>
     <w:p>
-      <w:r>
+      <w:pPr>
+        <w:pStyle w:val="Heading3"/>
+      </w:pPr>
+      <w:r>
+        <w:t>Supplied facts</w:t>
+      </w:r>
+    </w:p>
+    <w:p>
+      <w:pPr>
+        <w:spacing w:line="336" w:lineRule="auto" w:after="180"/>
+        <w:shd w:fill="F1F6FC"/>
+      </w:pPr>
+      <w:r>
+        <w:rPr>
+          <w:b w:val="0"/>
+        </w:rPr>
         <w:t>Rows have count 0, count 4, absent count, count "4", count True and count 9.</w:t>
       </w:r>
     </w:p>
@@ -1116,20 +1691,74 @@
       </w:r>
     </w:p>
     <w:p>
-      <w:r>
-        <w:t>Testing if value would wrongly discard zero, which is a real valid count. Python’s isinstance(True,int) is true, so the stated exact-integer contract uses type(value) is int to reject Boolean input. Keep missing, type-invalid and range-invalid reasons separate rather than turning every rejected value into zero.</w:t>
-      </w:r>
-    </w:p>
-    <w:p>
       <w:pPr>
         <w:pStyle w:val="Heading3"/>
       </w:pPr>
       <w:r>
+        <w:t>Why the result follows</w:t>
+      </w:r>
+    </w:p>
+    <w:p>
+      <w:pPr>
+        <w:spacing w:line="336" w:lineRule="auto" w:after="180"/>
+        <w:shd w:fill="F1F6FC"/>
+      </w:pPr>
+      <w:r>
+        <w:rPr>
+          <w:b w:val="0"/>
+        </w:rPr>
+        <w:t xml:space="preserve">Testing if value would wrongly discard zero, which is a real valid count. Python’s isinstance(True,int) is true, so the stated exact-integer contract uses type(value) is int to reject Boolean </w:t>
+      </w:r>
+      <w:r>
+        <w:rPr>
+          <w:b/>
+        </w:rPr>
+        <w:t>input</w:t>
+      </w:r>
+      <w:r>
+        <w:rPr>
+          <w:b w:val="0"/>
+        </w:rPr>
+        <w:t>.</w:t>
+      </w:r>
+    </w:p>
+    <w:p>
+      <w:pPr>
+        <w:spacing w:line="336" w:lineRule="auto" w:after="180"/>
+        <w:shd w:fill="F1F6FC"/>
+      </w:pPr>
+      <w:r>
+        <w:rPr>
+          <w:b w:val="0"/>
+        </w:rPr>
+        <w:t>Keep missing, type-invalid and range-invalid reasons separate rather than turning every rejected value into zero.</w:t>
+      </w:r>
+    </w:p>
+    <w:p>
+      <w:pPr>
+        <w:pStyle w:val="Heading3"/>
+      </w:pPr>
+      <w:r>
         <w:t>What this example does not establish</w:t>
       </w:r>
     </w:p>
     <w:p>
-      <w:r>
+      <w:pPr>
+        <w:pStyle w:val="Heading3"/>
+      </w:pPr>
+      <w:r>
+        <w:t>Keep the stated limit</w:t>
+      </w:r>
+    </w:p>
+    <w:p>
+      <w:pPr>
+        <w:spacing w:line="336" w:lineRule="auto" w:after="180"/>
+        <w:shd w:fill="FFF5E6"/>
+      </w:pPr>
+      <w:r>
+        <w:rPr>
+          <w:b w:val="0"/>
+        </w:rPr>
         <w:t>Type and range checks cannot confirm whether the real shelf count was measured accurately.</w:t>
       </w:r>
     </w:p>
@@ -1142,17 +1771,68 @@
       </w:r>
     </w:p>
     <w:p>
-      <w:r>
+      <w:pPr>
+        <w:pStyle w:val="Heading3"/>
+      </w:pPr>
+      <w:r>
+        <w:t>Change one thing</w:t>
+      </w:r>
+    </w:p>
+    <w:p>
+      <w:pPr>
+        <w:spacing w:line="336" w:lineRule="auto" w:after="180"/>
+        <w:shd w:fill="F5F1FB"/>
+      </w:pPr>
+      <w:r>
+        <w:rPr>
+          <w:b w:val="0"/>
+        </w:rPr>
         <w:t>Change: Replace text "4" with integer 4 through an authorised conversion.</w:t>
       </w:r>
     </w:p>
     <w:p>
-      <w:r>
-        <w:t>Prediction: Accepted values become [0,4,4]; three rows remain rejected.</w:t>
-      </w:r>
-    </w:p>
-    <w:p>
-      <w:r>
+      <w:pPr>
+        <w:pStyle w:val="Heading3"/>
+      </w:pPr>
+      <w:r>
+        <w:t>Predicted result</w:t>
+      </w:r>
+    </w:p>
+    <w:p>
+      <w:pPr>
+        <w:spacing w:line="336" w:lineRule="auto" w:after="180"/>
+        <w:shd w:fill="F1F6FC"/>
+      </w:pPr>
+      <w:r>
+        <w:rPr>
+          <w:b/>
+        </w:rPr>
+        <w:t>Prediction</w:t>
+      </w:r>
+      <w:r>
+        <w:rPr>
+          <w:b w:val="0"/>
+        </w:rPr>
+        <w:t>: Accepted values become [0,4,4]; three rows remain rejected.</w:t>
+      </w:r>
+    </w:p>
+    <w:p>
+      <w:pPr>
+        <w:pStyle w:val="Heading3"/>
+      </w:pPr>
+      <w:r>
+        <w:t>Why the result follows</w:t>
+      </w:r>
+    </w:p>
+    <w:p>
+      <w:pPr>
+        <w:spacing w:line="336" w:lineRule="auto" w:after="180"/>
+        <w:shd w:fill="F1F6FC"/>
+      </w:pPr>
+      <w:r>
+        <w:rPr>
+          <w:b w:val="0"/>
+        </w:rPr>
         <w:t>Reason: The converted value now satisfies both type and range checks.</w:t>
       </w:r>
     </w:p>
@@ -1165,8 +1845,57 @@
       </w:r>
     </w:p>
     <w:p>
-      <w:r>
-        <w:t>Cover the result. Ask learners to name the inputs and predict the next step. Uncover one step, connect the icon to the actual procedure, and explain its evidence. Then change the supplied condition and compare. The picture is a representation; it does not document execution of a real AI model.</w:t>
+      <w:pPr>
+        <w:pStyle w:val="Heading3"/>
+      </w:pPr>
+      <w:r>
+        <w:t>Ask while showing the picture · 1</w:t>
+      </w:r>
+    </w:p>
+    <w:p>
+      <w:pPr>
+        <w:spacing w:line="336" w:lineRule="auto" w:after="180"/>
+      </w:pPr>
+      <w:r>
+        <w:rPr>
+          <w:b w:val="0"/>
+        </w:rPr>
+        <w:t xml:space="preserve">Cover the result. Ask learners to name the </w:t>
+      </w:r>
+      <w:r>
+        <w:rPr>
+          <w:b/>
+        </w:rPr>
+        <w:t>input</w:t>
+      </w:r>
+      <w:r>
+        <w:rPr>
+          <w:b w:val="0"/>
+        </w:rPr>
+        <w:t xml:space="preserve">s and predict the next step. Uncover one step, connect the icon to the actual procedure, and explain its </w:t>
+      </w:r>
+      <w:r>
+        <w:rPr>
+          <w:b/>
+        </w:rPr>
+        <w:t>evidence</w:t>
+      </w:r>
+      <w:r>
+        <w:rPr>
+          <w:b w:val="0"/>
+        </w:rPr>
+        <w:t>. Then change the supplied condition and compare.</w:t>
+      </w:r>
+    </w:p>
+    <w:p>
+      <w:pPr>
+        <w:spacing w:line="336" w:lineRule="auto" w:after="180"/>
+      </w:pPr>
+      <w:r>
+        <w:rPr>
+          <w:b w:val="0"/>
+        </w:rPr>
+        <w:t>The picture is a representation; it does not document execution of a real AI model.</w:t>
       </w:r>
     </w:p>
     <w:p>
@@ -1178,11 +1907,16 @@
       </w:r>
     </w:p>
     <w:p>
+      <w:r>
+        <w:t>Demonstrate Missing Data, reduce support deliberately and check individual reasoning before discussing answers.</w:t>
+      </w:r>
+    </w:p>
+    <w:p>
       <w:pPr>
         <w:pStyle w:val="Heading3"/>
       </w:pPr>
       <w:r>
-        <w:t>Demonstrate and guide practice</w:t>
+        <w:t>Board sequence</w:t>
       </w:r>
     </w:p>
     <w:p>
@@ -1190,26 +1924,90 @@
         <w:pStyle w:val="Heading3"/>
       </w:pPr>
       <w:r>
-        <w:t>Board sequence</w:t>
-      </w:r>
-    </w:p>
-    <w:p>
-      <w:r>
+        <w:t>1. Put the facts on the board</w:t>
+      </w:r>
+    </w:p>
+    <w:p>
+      <w:pPr>
+        <w:spacing w:line="336" w:lineRule="auto" w:after="180"/>
+        <w:shd w:fill="F4F9FC"/>
+      </w:pPr>
+      <w:r>
+        <w:rPr>
+          <w:b w:val="0"/>
+        </w:rPr>
         <w:t>Write the given facts: Genre is known, but page count is missing and length affects recommendation score.</w:t>
       </w:r>
     </w:p>
     <w:p>
-      <w:r>
+      <w:pPr>
+        <w:pStyle w:val="Heading3"/>
+      </w:pPr>
+      <w:r>
+        <w:t>2. State the decision to explain</w:t>
+      </w:r>
+    </w:p>
+    <w:p>
+      <w:pPr>
+        <w:spacing w:line="336" w:lineRule="auto" w:after="180"/>
+        <w:shd w:fill="F4F9FC"/>
+      </w:pPr>
+      <w:r>
+        <w:rPr>
+          <w:b w:val="0"/>
+        </w:rPr>
         <w:t>Write the question to explain: Choose transparent handling.</w:t>
       </w:r>
     </w:p>
     <w:p>
-      <w:r>
-        <w:t>Reveal after predictions: Retrieve or ask for the count, or use a documented partial-score policy with uncertainty. Do not silently insert zero.</w:t>
-      </w:r>
-    </w:p>
-    <w:p>
-      <w:r>
+      <w:pPr>
+        <w:pStyle w:val="Heading3"/>
+      </w:pPr>
+      <w:r>
+        <w:t>3. Reveal the worked reasoning</w:t>
+      </w:r>
+    </w:p>
+    <w:p>
+      <w:pPr>
+        <w:spacing w:line="336" w:lineRule="auto" w:after="180"/>
+        <w:shd w:fill="F1F6FC"/>
+      </w:pPr>
+      <w:r>
+        <w:rPr>
+          <w:b w:val="0"/>
+        </w:rPr>
+        <w:t xml:space="preserve">Reveal after </w:t>
+      </w:r>
+      <w:r>
+        <w:rPr>
+          <w:b/>
+        </w:rPr>
+        <w:t>prediction</w:t>
+      </w:r>
+      <w:r>
+        <w:rPr>
+          <w:b w:val="0"/>
+        </w:rPr>
+        <w:t>s: Retrieve or ask for the count, or use a documented partial-score policy with uncertainty. Do not silently insert zero.</w:t>
+      </w:r>
+    </w:p>
+    <w:p>
+      <w:pPr>
+        <w:pStyle w:val="Heading3"/>
+      </w:pPr>
+      <w:r>
+        <w:t>Hold back the independent task</w:t>
+      </w:r>
+    </w:p>
+    <w:p>
+      <w:pPr>
+        <w:spacing w:line="336" w:lineRule="auto" w:after="180"/>
+        <w:shd w:fill="FFF5E6"/>
+      </w:pPr>
+      <w:r>
+        <w:rPr>
+          <w:b w:val="0"/>
+        </w:rPr>
         <w:t>Keep for an independent attempt: A book's page count is blank. Is blank the same as zero? Give an honest way for a short-book recommender to respond.</w:t>
       </w:r>
     </w:p>
@@ -1222,23 +2020,77 @@
       </w:r>
     </w:p>
     <w:p>
-      <w:r>
+      <w:pPr>
+        <w:pStyle w:val="Heading3"/>
+      </w:pPr>
+      <w:r>
+        <w:t>Ask the class</w:t>
+      </w:r>
+    </w:p>
+    <w:p>
+      <w:pPr>
+        <w:spacing w:line="336" w:lineRule="auto" w:after="180"/>
+        <w:shd w:fill="F5F1FB"/>
+      </w:pPr>
+      <w:r>
+        <w:rPr>
+          <w:b w:val="0"/>
+        </w:rPr>
         <w:t>Ask: Which facts are given, and which would we have to assume? Learners mark relevant details before discussing answers.</w:t>
       </w:r>
     </w:p>
     <w:p>
-      <w:r>
+      <w:pPr>
+        <w:pStyle w:val="Heading3"/>
+      </w:pPr>
+      <w:r>
+        <w:t>Language to model</w:t>
+      </w:r>
+    </w:p>
+    <w:p>
+      <w:pPr>
+        <w:spacing w:line="336" w:lineRule="auto" w:after="180"/>
+        <w:shd w:fill="F1F6F8"/>
+      </w:pPr>
+      <w:r>
+        <w:rPr>
+          <w:b w:val="0"/>
+        </w:rPr>
         <w:t>Say: Predict first. Show the rule, information path or calculation that would produce the result. A correct guess is not yet an explanation.</w:t>
       </w:r>
     </w:p>
     <w:p>
-      <w:r>
+      <w:pPr>
+        <w:spacing w:line="336" w:lineRule="auto" w:after="180"/>
+      </w:pPr>
+      <w:r>
+        <w:rPr>
+          <w:b w:val="0"/>
+        </w:rPr>
         <w:t>Reveal reasoning one step at a time. Explain why a tempting alternative fails. Write units and denominators for arithmetic, trace conditions for decisions, and identify supporting sources for claims.</w:t>
       </w:r>
     </w:p>
     <w:p>
-      <w:r>
-        <w:t>In pairs, one learner solves while the other checks evidence; exchange roles. Remove the worked answer before independent assessment.</w:t>
+      <w:pPr>
+        <w:spacing w:line="336" w:lineRule="auto" w:after="180"/>
+      </w:pPr>
+      <w:r>
+        <w:rPr>
+          <w:b w:val="0"/>
+        </w:rPr>
+        <w:t xml:space="preserve">In pairs, one learner solves while the other checks </w:t>
+      </w:r>
+      <w:r>
+        <w:rPr>
+          <w:b/>
+        </w:rPr>
+        <w:t>evidence</w:t>
+      </w:r>
+      <w:r>
+        <w:rPr>
+          <w:b w:val="0"/>
+        </w:rPr>
+        <w:t>; exchange roles. Remove the worked answer before independent assessment.</w:t>
       </w:r>
     </w:p>
     <w:p>
@@ -1250,8 +2102,26 @@
       </w:r>
     </w:p>
     <w:p>
-      <w:r>
-        <w:t>Accepted [0, 12, 60]; 4 rejected. Text "5" fails our rule. Exit: The summary excludes three sessions, which may differ from accepted ones. Report the exclusion and reasons rather than implying full coverage.</w:t>
+      <w:pPr>
+        <w:spacing w:line="336" w:lineRule="auto" w:after="180"/>
+      </w:pPr>
+      <w:r>
+        <w:rPr>
+          <w:b w:val="0"/>
+        </w:rPr>
+        <w:t xml:space="preserve">Accepted [0, 12, 60]; 4 rejected. Text "5" fails our rule. Exit: The summary excludes three sessions, which may differ from accepted ones. Report the exclusion and reasons rather than implying full </w:t>
+      </w:r>
+      <w:r>
+        <w:rPr>
+          <w:b/>
+        </w:rPr>
+        <w:t>coverage</w:t>
+      </w:r>
+      <w:r>
+        <w:rPr>
+          <w:b w:val="0"/>
+        </w:rPr>
+        <w:t>.</w:t>
       </w:r>
     </w:p>
     <w:p>
@@ -1483,18 +2353,89 @@
       </w:r>
     </w:p>
     <w:p>
-      <w:r>
-        <w:t>Completion task: Predict accepted values and rejections for minutes 4, 0, 61 and "4".</w:t>
-      </w:r>
-    </w:p>
-    <w:p>
-      <w:r>
+      <w:pPr>
+        <w:pStyle w:val="Heading3"/>
+      </w:pPr>
+      <w:r>
+        <w:t>Completion practice</w:t>
+      </w:r>
+    </w:p>
+    <w:p>
+      <w:pPr>
+        <w:spacing w:line="336" w:lineRule="auto" w:after="180"/>
+        <w:shd w:fill="F5F1FB"/>
+      </w:pPr>
+      <w:r>
+        <w:rPr>
+          <w:b w:val="0"/>
+        </w:rPr>
+        <w:t xml:space="preserve">Completion task: Predict accepted values and </w:t>
+      </w:r>
+      <w:r>
+        <w:rPr>
+          <w:b/>
+        </w:rPr>
+        <w:t>rejection</w:t>
+      </w:r>
+      <w:r>
+        <w:rPr>
+          <w:b w:val="0"/>
+        </w:rPr>
+        <w:t>s for minutes 4, 0, 61 and "4".</w:t>
+      </w:r>
+    </w:p>
+    <w:p>
+      <w:pPr>
+        <w:pStyle w:val="Heading3"/>
+      </w:pPr>
+      <w:r>
+        <w:t>Reasoning to listen for</w:t>
+      </w:r>
+    </w:p>
+    <w:p>
+      <w:pPr>
+        <w:spacing w:line="336" w:lineRule="auto" w:after="180"/>
+        <w:shd w:fill="F1F6FC"/>
+      </w:pPr>
+      <w:r>
+        <w:rPr>
+          <w:b w:val="0"/>
+        </w:rPr>
         <w:t>Teacher check: Accepted [4, 0]; 2 rejected.</w:t>
       </w:r>
     </w:p>
     <w:p>
-      <w:r>
-        <w:t>Start by identifying the given inputs together. Leave the intermediate steps blank. If needed, model one step, then withdraw that help on the next step. Move to a full trace only when the partial trace is understood. For partners, alternate explainer and checker; collect a response from every learner before discussion.</w:t>
+      <w:pPr>
+        <w:spacing w:line="336" w:lineRule="auto" w:after="180"/>
+      </w:pPr>
+      <w:r>
+        <w:rPr>
+          <w:b w:val="0"/>
+        </w:rPr>
+        <w:t xml:space="preserve">Start by identifying the given </w:t>
+      </w:r>
+      <w:r>
+        <w:rPr>
+          <w:b/>
+        </w:rPr>
+        <w:t>input</w:t>
+      </w:r>
+      <w:r>
+        <w:rPr>
+          <w:b w:val="0"/>
+        </w:rPr>
+        <w:t>s together. Leave the intermediate steps blank. If needed, model one step, then withdraw that help on the next step. Move to a full trace only when the partial trace is understood.</w:t>
+      </w:r>
+    </w:p>
+    <w:p>
+      <w:pPr>
+        <w:spacing w:line="336" w:lineRule="auto" w:after="180"/>
+      </w:pPr>
+      <w:r>
+        <w:rPr>
+          <w:b w:val="0"/>
+        </w:rPr>
+        <w:t>For partners, alternate explainer and checker; collect a response from every learner before discussion.</w:t>
       </w:r>
     </w:p>
     <w:p>
@@ -1506,18 +2447,49 @@
       </w:r>
     </w:p>
     <w:p>
-      <w:r>
-        <w:t>Use the worked case for Missing values and validation. Proposed explanation: “A successful run proves the conclusion”. Decide whether this explanation is supported. Point to the step or supplied fact that decides; explain your repair if needed.</w:t>
-      </w:r>
-    </w:p>
-    <w:p>
-      <w:r>
-        <w:t>Expected correction: Rejection can change which sessions remain represented. Report 2 accepted of 5 supplied here. A summary of accepted rows does not automatically describe the missing or rejected sessions.</w:t>
-      </w:r>
-    </w:p>
-    <w:p>
-      <w:r>
-        <w:t>Collect explanations, not only yes/no votes. If a misunderstanding is common, re-model the relevant step for the class. If it affects a few learners, give a short targeted group explanation while others solve a more demanding variation.</w:t>
+      <w:pPr>
+        <w:spacing w:line="336" w:lineRule="auto" w:after="180"/>
+      </w:pPr>
+      <w:r>
+        <w:rPr>
+          <w:b w:val="0"/>
+        </w:rPr>
+        <w:t xml:space="preserve">Use the worked case for </w:t>
+      </w:r>
+      <w:r>
+        <w:rPr>
+          <w:b/>
+        </w:rPr>
+        <w:t>Missing value</w:t>
+      </w:r>
+      <w:r>
+        <w:rPr>
+          <w:b w:val="0"/>
+        </w:rPr>
+        <w:t xml:space="preserve">s and </w:t>
+      </w:r>
+      <w:r>
+        <w:rPr>
+          <w:b/>
+        </w:rPr>
+        <w:t>validation</w:t>
+      </w:r>
+      <w:r>
+        <w:rPr>
+          <w:b w:val="0"/>
+        </w:rPr>
+        <w:t>. Proposed explanation: “A successful run proves the conclusion”. Decide whether this explanation is supported.</w:t>
+      </w:r>
+    </w:p>
+    <w:p>
+      <w:pPr>
+        <w:spacing w:line="336" w:lineRule="auto" w:after="180"/>
+      </w:pPr>
+      <w:r>
+        <w:rPr>
+          <w:b w:val="0"/>
+        </w:rPr>
+        <w:t>Point to the step or supplied fact that decides; explain your repair if needed.</w:t>
       </w:r>
     </w:p>
     <w:p>
@@ -1525,11 +2497,72 @@
         <w:pStyle w:val="Heading3"/>
       </w:pPr>
       <w:r>
+        <w:t>Expected repair</w:t>
+      </w:r>
+    </w:p>
+    <w:p>
+      <w:pPr>
+        <w:spacing w:line="336" w:lineRule="auto" w:after="180"/>
+        <w:shd w:fill="F1F6FC"/>
+      </w:pPr>
+      <w:r>
+        <w:rPr>
+          <w:b w:val="0"/>
+        </w:rPr>
+        <w:t xml:space="preserve">Expected correction: </w:t>
+      </w:r>
+      <w:r>
+        <w:rPr>
+          <w:b/>
+        </w:rPr>
+        <w:t>Rejection</w:t>
+      </w:r>
+      <w:r>
+        <w:rPr>
+          <w:b w:val="0"/>
+        </w:rPr>
+        <w:t xml:space="preserve"> can change which sessions remain represented. Report 2 accepted of 5 supplied here. A summary of accepted rows does not automatically describe the missing or rejected sessions.</w:t>
+      </w:r>
+    </w:p>
+    <w:p>
+      <w:pPr>
+        <w:spacing w:line="336" w:lineRule="auto" w:after="180"/>
+      </w:pPr>
+      <w:r>
+        <w:rPr>
+          <w:b w:val="0"/>
+        </w:rPr>
+        <w:t>Collect explanations, not only yes/no votes. If a misunderstanding is common, re-model the relevant step for the class.</w:t>
+      </w:r>
+    </w:p>
+    <w:p>
+      <w:pPr>
+        <w:spacing w:line="336" w:lineRule="auto" w:after="180"/>
+      </w:pPr>
+      <w:r>
+        <w:rPr>
+          <w:b w:val="0"/>
+        </w:rPr>
+        <w:t>If it affects a few learners, give a short targeted group explanation while others solve a more demanding variation.</w:t>
+      </w:r>
+    </w:p>
+    <w:p>
+      <w:pPr>
+        <w:pStyle w:val="Heading3"/>
+      </w:pPr>
+      <w:r>
         <w:t>Pictorial practice question</w:t>
       </w:r>
     </w:p>
     <w:p>
-      <w:r>
+      <w:pPr>
+        <w:spacing w:line="336" w:lineRule="auto" w:after="180"/>
+        <w:shd w:fill="F5F1FB"/>
+      </w:pPr>
+      <w:r>
+        <w:rPr>
+          <w:b w:val="0"/>
+        </w:rPr>
         <w:t>Why is the Boolean True rejected even though arithmetic can treat it like 1 in Python?</w:t>
       </w:r>
     </w:p>
@@ -1542,18 +2575,60 @@
       </w:r>
     </w:p>
     <w:p>
-      <w:r>
+      <w:pPr>
+        <w:spacing w:line="336" w:lineRule="auto" w:after="180"/>
+      </w:pPr>
+      <w:r>
+        <w:rPr>
+          <w:b w:val="0"/>
+        </w:rPr>
         <w:t>The contract requires actual integer counts, not Boolean flags; type(True) is bool.</w:t>
       </w:r>
     </w:p>
     <w:p>
-      <w:r>
+      <w:pPr>
+        <w:spacing w:line="336" w:lineRule="auto" w:after="180"/>
+      </w:pPr>
+      <w:r>
+        <w:rPr>
+          <w:b w:val="0"/>
+        </w:rPr>
         <w:t>Changed-case reasoning: Accepted values become [0,4,4]; three rows remain rejected. The converted value now satisfies both type and range checks.</w:t>
       </w:r>
     </w:p>
     <w:p>
-      <w:r>
-        <w:t>Collect each learner’s explanation before discussion. Use the first missing connection between input, deciding step and result to choose support. This question is worked-case practice, not fresh mastery evidence.</w:t>
+      <w:pPr>
+        <w:spacing w:line="336" w:lineRule="auto" w:after="180"/>
+      </w:pPr>
+      <w:r>
+        <w:rPr>
+          <w:b w:val="0"/>
+        </w:rPr>
+        <w:t xml:space="preserve">Collect each learner’s explanation before discussion. Use the first missing connection between </w:t>
+      </w:r>
+      <w:r>
+        <w:rPr>
+          <w:b/>
+        </w:rPr>
+        <w:t>input</w:t>
+      </w:r>
+      <w:r>
+        <w:rPr>
+          <w:b w:val="0"/>
+        </w:rPr>
+        <w:t xml:space="preserve">, deciding step and result to choose support. This question is worked-case practice, not fresh mastery </w:t>
+      </w:r>
+      <w:r>
+        <w:rPr>
+          <w:b/>
+        </w:rPr>
+        <w:t>evidence</w:t>
+      </w:r>
+      <w:r>
+        <w:rPr>
+          <w:b w:val="0"/>
+        </w:rPr>
+        <w:t>.</w:t>
       </w:r>
     </w:p>
     <w:p>
@@ -1565,54 +2640,129 @@
       </w:r>
     </w:p>
     <w:p>
+      <w:r>
+        <w:t>Run the Missing Data investigation and use the first unsupported step to choose a teaching response.</w:t>
+      </w:r>
+    </w:p>
+    <w:p>
+      <w:pPr>
+        <w:spacing w:line="336" w:lineRule="auto" w:after="180"/>
+      </w:pPr>
+      <w:r>
+        <w:rPr>
+          <w:b w:val="0"/>
+        </w:rPr>
+        <w:t>Words You Can Use to Reason</w:t>
+      </w:r>
+    </w:p>
+    <w:p>
+      <w:pPr>
+        <w:spacing w:line="336" w:lineRule="auto" w:after="180"/>
+      </w:pPr>
+      <w:r>
+        <w:rPr>
+          <w:b w:val="0"/>
+        </w:rPr>
+        <w:t>A definition matters when you can recognize the idea, use it, and contrast it with a near-miss.</w:t>
+      </w:r>
+    </w:p>
+    <w:p>
+      <w:pPr>
+        <w:spacing w:line="336" w:lineRule="auto" w:after="180"/>
+      </w:pPr>
+      <w:r>
+        <w:rPr>
+          <w:b w:val="0"/>
+        </w:rPr>
+        <w:t>Predict → Test → Record → Explain</w:t>
+      </w:r>
+    </w:p>
+    <w:p>
+      <w:pPr>
+        <w:spacing w:line="336" w:lineRule="auto" w:after="180"/>
+      </w:pPr>
+      <w:r>
+        <w:rPr>
+          <w:b w:val="0"/>
+        </w:rPr>
+        <w:t>Keep expected and actual results separate. Surprises are useful data when recorded honestly.</w:t>
+      </w:r>
+    </w:p>
+    <w:p>
+      <w:pPr>
+        <w:spacing w:line="336" w:lineRule="auto" w:after="180"/>
+      </w:pPr>
+      <w:r>
+        <w:rPr>
+          <w:b w:val="0"/>
+        </w:rPr>
+        <w:t xml:space="preserve">Run the same four incomplete profiles through ask, </w:t>
+      </w:r>
+      <w:r>
+        <w:rPr>
+          <w:b/>
+        </w:rPr>
+        <w:t>abstain</w:t>
+      </w:r>
+      <w:r>
+        <w:rPr>
+          <w:b w:val="0"/>
+        </w:rPr>
+        <w:t xml:space="preserve">, and </w:t>
+      </w:r>
+      <w:r>
+        <w:rPr>
+          <w:b/>
+        </w:rPr>
+        <w:t>default</w:t>
+      </w:r>
+      <w:r>
+        <w:rPr>
+          <w:b w:val="0"/>
+        </w:rPr>
+        <w:t xml:space="preserve"> policies. Compare usefulness, risk, and user effort.</w:t>
+      </w:r>
+    </w:p>
+    <w:p>
+      <w:pPr>
+        <w:spacing w:line="336" w:lineRule="auto" w:after="180"/>
+        <w:shd w:fill="F5F1FB"/>
+      </w:pPr>
+      <w:r>
+        <w:rPr>
+          <w:b w:val="0"/>
+        </w:rPr>
+        <w:t>What did the hardest test teach you that the normal test did not?</w:t>
+      </w:r>
+    </w:p>
+    <w:p>
       <w:pPr>
         <w:pStyle w:val="Heading3"/>
       </w:pPr>
       <w:r>
-        <w:t>Run the weekly evidence lab</w:t>
-      </w:r>
-    </w:p>
-    <w:p>
-      <w:r>
-        <w:t>Words You Can Use to Reason</w:t>
-      </w:r>
-    </w:p>
-    <w:p>
-      <w:r>
-        <w:t>A definition matters when you can recognize the idea, use it, and contrast it with a near-miss.</w:t>
-      </w:r>
-    </w:p>
-    <w:p>
-      <w:r>
-        <w:t>Predict → Test → Record → Explain</w:t>
-      </w:r>
-    </w:p>
-    <w:p>
-      <w:r>
-        <w:t>Keep expected and actual results separate. Surprises are useful data when recorded honestly.</w:t>
-      </w:r>
-    </w:p>
-    <w:p>
-      <w:r>
-        <w:t>Run the same four incomplete profiles through ask, abstain, and default policies. Compare usefulness, risk, and user effort.</w:t>
-      </w:r>
-    </w:p>
-    <w:p>
-      <w:r>
-        <w:t>What did the hardest test teach you that the normal test did not?</w:t>
-      </w:r>
-    </w:p>
-    <w:p>
-      <w:pPr>
-        <w:pStyle w:val="Heading3"/>
-      </w:pPr>
-      <w:r>
         <w:t>Make the lab runnable</w:t>
       </w:r>
     </w:p>
     <w:p>
-      <w:r>
-        <w:t>Use the concrete case as the shared normal case and the independent question as a second case. Each pair creates a boundary or missing-information case and predicts its result before testing. Keep the expected result separate from an observed mistake.</w:t>
+      <w:pPr>
+        <w:spacing w:line="336" w:lineRule="auto" w:after="180"/>
+      </w:pPr>
+      <w:r>
+        <w:rPr>
+          <w:b w:val="0"/>
+        </w:rPr>
+        <w:t>Use the concrete case as the shared normal case and the independent question as a second case. Each pair creates a boundary or missing-information case and predicts its result before testing.</w:t>
+      </w:r>
+    </w:p>
+    <w:p>
+      <w:pPr>
+        <w:spacing w:line="336" w:lineRule="auto" w:after="180"/>
+      </w:pPr>
+      <w:r>
+        <w:rPr>
+          <w:b w:val="0"/>
+        </w:rPr>
+        <w:t>Keep the expected result separate from an observed mistake.</w:t>
       </w:r>
     </w:p>
     <w:tbl>
@@ -1770,8 +2920,25 @@
       </w:r>
     </w:p>
     <w:p>
-      <w:r>
-        <w:t>For guessing, return to given facts and request a trace. For vocabulary without application, use one example and one non-example. For arithmetic errors, check the setup before the calculation. Finish with a different uncoached case before recording mastery.</w:t>
+      <w:pPr>
+        <w:spacing w:line="336" w:lineRule="auto" w:after="180"/>
+      </w:pPr>
+      <w:r>
+        <w:rPr>
+          <w:b w:val="0"/>
+        </w:rPr>
+        <w:t>For guessing, return to given facts and request a trace. For vocabulary without application, use one example and one non-example. For arithmetic errors, check the setup before the calculation.</w:t>
+      </w:r>
+    </w:p>
+    <w:p>
+      <w:pPr>
+        <w:spacing w:line="336" w:lineRule="auto" w:after="180"/>
+      </w:pPr>
+      <w:r>
+        <w:rPr>
+          <w:b w:val="0"/>
+        </w:rPr>
+        <w:t>Finish with a different uncoached case before recording mastery.</w:t>
       </w:r>
     </w:p>
     <w:p>
@@ -1783,18 +2950,71 @@
       </w:r>
     </w:p>
     <w:p>
-      <w:r>
-        <w:t>A successful run proves the conclusion: Rejection can change which sessions remain represented. Report 2 accepted of 5 supplied here. A summary of accepted rows does not automatically describe the missing or rejected sessions.</w:t>
-      </w:r>
-    </w:p>
-    <w:p>
-      <w:r>
-        <w:t>Matching the example is enough: Require the new W4 case, explicit predictions and an explanation. Fresh retry: integer score 0 through 5 for 5, None, 0, 6 and True. Accept [5, 0]; reject 3. Exact type rejects Boolean True.</w:t>
-      </w:r>
-    </w:p>
-    <w:p>
-      <w:r>
-        <w:t>A convenient shortcut preserves meaning: Using if value would discard the legitimate zero and accept some invalid nonempty text. Test the written type and range rules explicitly. Filling an absent duration with 0 falsely claims an observed zero.</w:t>
+      <w:pPr>
+        <w:spacing w:line="336" w:lineRule="auto" w:after="180"/>
+      </w:pPr>
+      <w:r>
+        <w:rPr>
+          <w:b w:val="0"/>
+        </w:rPr>
+        <w:t xml:space="preserve">A successful run proves the conclusion: </w:t>
+      </w:r>
+      <w:r>
+        <w:rPr>
+          <w:b/>
+        </w:rPr>
+        <w:t>Rejection</w:t>
+      </w:r>
+      <w:r>
+        <w:rPr>
+          <w:b w:val="0"/>
+        </w:rPr>
+        <w:t xml:space="preserve"> can change which sessions remain represented. Report 2 accepted of 5 supplied here. A summary of accepted rows does not automatically describe the missing or rejected sessions.</w:t>
+      </w:r>
+    </w:p>
+    <w:p>
+      <w:pPr>
+        <w:spacing w:line="336" w:lineRule="auto" w:after="180"/>
+      </w:pPr>
+      <w:r>
+        <w:rPr>
+          <w:b w:val="0"/>
+        </w:rPr>
+        <w:t xml:space="preserve">Matching the example is enough: Require the new W4 case, explicit </w:t>
+      </w:r>
+      <w:r>
+        <w:rPr>
+          <w:b/>
+        </w:rPr>
+        <w:t>prediction</w:t>
+      </w:r>
+      <w:r>
+        <w:rPr>
+          <w:b w:val="0"/>
+        </w:rPr>
+        <w:t>s and an explanation. Fresh retry: integer score 0 through 5 for 5, None, 0, 6 and True. Accept [5, 0]; reject 3. Exact type rejects Boolean True.</w:t>
+      </w:r>
+    </w:p>
+    <w:p>
+      <w:pPr>
+        <w:spacing w:line="336" w:lineRule="auto" w:after="180"/>
+      </w:pPr>
+      <w:r>
+        <w:rPr>
+          <w:b w:val="0"/>
+        </w:rPr>
+        <w:t>A convenient shortcut preserves meaning: Using if value would discard the legitimate zero and accept some invalid nonempty text. Test the written type and range rules explicitly.</w:t>
+      </w:r>
+    </w:p>
+    <w:p>
+      <w:pPr>
+        <w:spacing w:line="336" w:lineRule="auto" w:after="180"/>
+      </w:pPr>
+      <w:r>
+        <w:rPr>
+          <w:b w:val="0"/>
+        </w:rPr>
+        <w:t>Filling an absent duration with 0 falsely claims an observed zero.</w:t>
       </w:r>
     </w:p>
     <w:p>
@@ -1952,8 +3172,25 @@
       </w:tr>
     </w:tbl>
     <w:p>
-      <w:r>
-        <w:t>Offer an oral explanation, drawing, enlarged visual or fewer examples when that removes a reading/writing barrier. Keep the same reasoning goal. Stretch secure learners by changing a boundary or assumption and asking them to defend the effect, not simply by assigning more of the same questions.</w:t>
+      <w:pPr>
+        <w:spacing w:line="336" w:lineRule="auto" w:after="180"/>
+      </w:pPr>
+      <w:r>
+        <w:rPr>
+          <w:b w:val="0"/>
+        </w:rPr>
+        <w:t>Offer an oral explanation, drawing, enlarged visual or fewer examples when that removes a reading/writing barrier. Keep the same reasoning goal.</w:t>
+      </w:r>
+    </w:p>
+    <w:p>
+      <w:pPr>
+        <w:spacing w:line="336" w:lineRule="auto" w:after="180"/>
+      </w:pPr>
+      <w:r>
+        <w:rPr>
+          <w:b w:val="0"/>
+        </w:rPr>
+        <w:t>Stretch secure learners by changing a boundary or assumption and asking them to defend the effect, not simply by assigning more of the same questions.</w:t>
       </w:r>
     </w:p>
     <w:p>
@@ -1965,11 +3202,16 @@
       </w:r>
     </w:p>
     <w:p>
+      <w:r>
+        <w:t>Use the Missing Data questions, teacher keys and criteria after the relevant attempts. Previously discussed cases are practice; protect the separately selected independent task.</w:t>
+      </w:r>
+    </w:p>
+    <w:p>
       <w:pPr>
         <w:pStyle w:val="Heading3"/>
       </w:pPr>
       <w:r>
-        <w:t>Assess and explain the answers</w:t>
+        <w:t>Worked case answer</w:t>
       </w:r>
     </w:p>
     <w:p>
@@ -1977,11 +3219,18 @@
         <w:pStyle w:val="Heading3"/>
       </w:pPr>
       <w:r>
-        <w:t>Worked case answer</w:t>
-      </w:r>
-    </w:p>
-    <w:p>
-      <w:r>
+        <w:t>Teacher key · Worked case answer</w:t>
+      </w:r>
+    </w:p>
+    <w:p>
+      <w:pPr>
+        <w:spacing w:line="336" w:lineRule="auto" w:after="180"/>
+        <w:shd w:fill="F1F6FC"/>
+      </w:pPr>
+      <w:r>
+        <w:rPr>
+          <w:b w:val="0"/>
+        </w:rPr>
         <w:t>Retrieve or ask for the count, or use a documented partial-score policy with uncertainty. Do not silently insert zero.</w:t>
       </w:r>
     </w:p>
@@ -1994,7 +3243,22 @@
       </w:r>
     </w:p>
     <w:p>
-      <w:r>
+      <w:pPr>
+        <w:pStyle w:val="Heading3"/>
+      </w:pPr>
+      <w:r>
+        <w:t>Independent question · withhold the key</w:t>
+      </w:r>
+    </w:p>
+    <w:p>
+      <w:pPr>
+        <w:spacing w:line="336" w:lineRule="auto" w:after="180"/>
+        <w:shd w:fill="F5F1FB"/>
+      </w:pPr>
+      <w:r>
+        <w:rPr>
+          <w:b w:val="0"/>
+        </w:rPr>
         <w:t>A book's page count is blank. Is blank the same as zero? Give an honest way for a short-book recommender to respond.</w:t>
       </w:r>
     </w:p>
@@ -2007,7 +3271,22 @@
       </w:r>
     </w:p>
     <w:p>
-      <w:r>
+      <w:pPr>
+        <w:pStyle w:val="Heading3"/>
+      </w:pPr>
+      <w:r>
+        <w:t>Teacher key · Expected independent answer</w:t>
+      </w:r>
+    </w:p>
+    <w:p>
+      <w:pPr>
+        <w:spacing w:line="336" w:lineRule="auto" w:after="180"/>
+        <w:shd w:fill="F1F6FC"/>
+      </w:pPr>
+      <w:r>
+        <w:rPr>
+          <w:b w:val="0"/>
+        </w:rPr>
         <w:t>Blank means unknown, not zero. Ask for the page count or mark length unknown and avoid claiming it meets the short-book rule.</w:t>
       </w:r>
     </w:p>
@@ -2246,8 +3525,25 @@
       </w:tr>
     </w:tbl>
     <w:p>
-      <w:r>
-        <w:t>Use 6/8 as a classroom checkpoint, with 2 required for both Result and Reasoning. This is a proposed teaching rule, not a validated certification threshold. Do not count a coached answer as independent mastery; correct unsafe or unsupported claims regardless of total.</w:t>
+      <w:pPr>
+        <w:spacing w:line="336" w:lineRule="auto" w:after="180"/>
+      </w:pPr>
+      <w:r>
+        <w:rPr>
+          <w:b w:val="0"/>
+        </w:rPr>
+        <w:t>Use 6/8 as a classroom checkpoint, with 2 required for both Result and Reasoning. This is a proposed teaching rule, not a validated certification threshold.</w:t>
+      </w:r>
+    </w:p>
+    <w:p>
+      <w:pPr>
+        <w:spacing w:line="336" w:lineRule="auto" w:after="180"/>
+      </w:pPr>
+      <w:r>
+        <w:rPr>
+          <w:b w:val="0"/>
+        </w:rPr>
+        <w:t>Do not count a coached answer as independent mastery; correct unsafe or unsupported claims regardless of total.</w:t>
       </w:r>
     </w:p>
     <w:p>
@@ -2259,8 +3555,38 @@
       </w:r>
     </w:p>
     <w:p>
-      <w:r>
-        <w:t>Ask the learner to find the evidence that challenges this claim: “Missing data means the numerical value is zero.” Keep the first attempt and an uncoached retry separate.</w:t>
+      <w:pPr>
+        <w:spacing w:line="336" w:lineRule="auto" w:after="180"/>
+      </w:pPr>
+      <w:r>
+        <w:rPr>
+          <w:b w:val="0"/>
+        </w:rPr>
+        <w:t xml:space="preserve">Ask the learner to find the </w:t>
+      </w:r>
+      <w:r>
+        <w:rPr>
+          <w:b/>
+        </w:rPr>
+        <w:t>evidence</w:t>
+      </w:r>
+      <w:r>
+        <w:rPr>
+          <w:b w:val="0"/>
+        </w:rPr>
+        <w:t xml:space="preserve"> that challenges this claim: “</w:t>
+      </w:r>
+      <w:r>
+        <w:rPr>
+          <w:b/>
+        </w:rPr>
+        <w:t>Missing data</w:t>
+      </w:r>
+      <w:r>
+        <w:rPr>
+          <w:b w:val="0"/>
+        </w:rPr>
+        <w:t xml:space="preserve"> means the numerical value is zero.” Keep the first attempt and an uncoached retry separate.</w:t>
       </w:r>
     </w:p>
     <w:p>
@@ -2272,15 +3598,42 @@
       </w:r>
     </w:p>
     <w:p>
-      <w:r>
-        <w:t>Rejecting may lose a good candidate; zero points treats unknown as no match and must be disclosed; asking can resolve uncertainty. A partial score is 2 with length unknown, not a confirmed complete score of 2. Choose a policy before evaluation.</w:t>
-      </w:r>
-    </w:p>
-    <w:p>
       <w:pPr>
         <w:pStyle w:val="Heading3"/>
       </w:pPr>
       <w:r>
+        <w:t>Teacher key · Original transfer answer</w:t>
+      </w:r>
+    </w:p>
+    <w:p>
+      <w:pPr>
+        <w:spacing w:line="336" w:lineRule="auto" w:after="180"/>
+        <w:shd w:fill="F1F6FC"/>
+      </w:pPr>
+      <w:r>
+        <w:rPr>
+          <w:b w:val="0"/>
+        </w:rPr>
+        <w:t>Rejecting may lose a good candidate; zero points treats unknown as no match and must be disclosed; asking can resolve uncertainty. A partial score is 2 with length unknown, not a confirmed complete score of 2.</w:t>
+      </w:r>
+    </w:p>
+    <w:p>
+      <w:pPr>
+        <w:spacing w:line="336" w:lineRule="auto" w:after="180"/>
+        <w:shd w:fill="F1F6FC"/>
+      </w:pPr>
+      <w:r>
+        <w:rPr>
+          <w:b w:val="0"/>
+        </w:rPr>
+        <w:t>Choose a policy before evaluation.</w:t>
+      </w:r>
+    </w:p>
+    <w:p>
+      <w:pPr>
+        <w:pStyle w:val="Heading3"/>
+      </w:pPr>
+      <w:r>
         <w:t>Explanations for the additional workbook examples</w:t>
       </w:r>
     </w:p>
@@ -2293,12 +3646,42 @@
       </w:r>
     </w:p>
     <w:p>
-      <w:r>
+      <w:pPr>
+        <w:pStyle w:val="Heading3"/>
+      </w:pPr>
+      <w:r>
+        <w:t>Workbook question · W1</w:t>
+      </w:r>
+    </w:p>
+    <w:p>
+      <w:pPr>
+        <w:spacing w:line="336" w:lineRule="auto" w:after="180"/>
+        <w:shd w:fill="F5F1FB"/>
+      </w:pPr>
+      <w:r>
+        <w:rPr>
+          <w:b w:val="0"/>
+        </w:rPr>
         <w:t>Explain the difference between {"minutes": 0}, {} and {"minutes": None}.</w:t>
       </w:r>
     </w:p>
     <w:p>
-      <w:r>
+      <w:pPr>
+        <w:pStyle w:val="Heading3"/>
+      </w:pPr>
+      <w:r>
+        <w:t>Teacher reasoning · W1</w:t>
+      </w:r>
+    </w:p>
+    <w:p>
+      <w:pPr>
+        <w:spacing w:line="336" w:lineRule="auto" w:after="180"/>
+        <w:shd w:fill="F1F6FC"/>
+      </w:pPr>
+      <w:r>
+        <w:rPr>
+          <w:b w:val="0"/>
+        </w:rPr>
         <w:t>0 is a recorded allowed duration. The other two are unknown under this schema.</w:t>
       </w:r>
     </w:p>
@@ -2311,35 +3694,140 @@
       </w:r>
     </w:p>
     <w:p>
-      <w:r>
-        <w:t>Predict accepted values and rejections for minutes 4, 0, 61 and "4".</w:t>
-      </w:r>
-    </w:p>
-    <w:p>
-      <w:r>
+      <w:pPr>
+        <w:pStyle w:val="Heading3"/>
+      </w:pPr>
+      <w:r>
+        <w:t>Workbook question · W2</w:t>
+      </w:r>
+    </w:p>
+    <w:p>
+      <w:pPr>
+        <w:spacing w:line="336" w:lineRule="auto" w:after="180"/>
+        <w:shd w:fill="F5F1FB"/>
+      </w:pPr>
+      <w:r>
+        <w:rPr>
+          <w:b w:val="0"/>
+        </w:rPr>
+        <w:t xml:space="preserve">Predict accepted values and </w:t>
+      </w:r>
+      <w:r>
+        <w:rPr>
+          <w:b/>
+        </w:rPr>
+        <w:t>rejection</w:t>
+      </w:r>
+      <w:r>
+        <w:rPr>
+          <w:b w:val="0"/>
+        </w:rPr>
+        <w:t>s for minutes 4, 0, 61 and "4".</w:t>
+      </w:r>
+    </w:p>
+    <w:p>
+      <w:pPr>
+        <w:pStyle w:val="Heading3"/>
+      </w:pPr>
+      <w:r>
+        <w:t>Teacher reasoning · W2</w:t>
+      </w:r>
+    </w:p>
+    <w:p>
+      <w:pPr>
+        <w:spacing w:line="336" w:lineRule="auto" w:after="180"/>
+        <w:shd w:fill="F1F6FC"/>
+      </w:pPr>
+      <w:r>
+        <w:rPr>
+          <w:b w:val="0"/>
+        </w:rPr>
         <w:t>Accepted [4, 0]; 2 rejected.</w:t>
       </w:r>
     </w:p>
     <w:p>
-      <w:r>
-        <w:t>Process the four entries in order. The integers 4 and 0 have the required type and lie within 0 through 60, so keep [4, 0]. The integer 61 fails the upper boundary. The text "4" fails the exact integer type, even though its characters look numeric. That makes two rejected entries.</w:t>
-      </w:r>
-    </w:p>
-    <w:p>
       <w:pPr>
         <w:pStyle w:val="Heading3"/>
       </w:pPr>
       <w:r>
+        <w:t>Teacher reasoning · W2</w:t>
+      </w:r>
+    </w:p>
+    <w:p>
+      <w:pPr>
+        <w:spacing w:line="336" w:lineRule="auto" w:after="180"/>
+        <w:shd w:fill="F1F6FC"/>
+      </w:pPr>
+      <w:r>
+        <w:rPr>
+          <w:b/>
+        </w:rPr>
+        <w:t>Process</w:t>
+      </w:r>
+      <w:r>
+        <w:rPr>
+          <w:b w:val="0"/>
+        </w:rPr>
+        <w:t xml:space="preserve"> the four entries in order. The integers 4 and 0 have the required type and lie within 0 through 60, so keep [4, 0]. The integer 61 fails the upper boundary.</w:t>
+      </w:r>
+    </w:p>
+    <w:p>
+      <w:pPr>
+        <w:spacing w:line="336" w:lineRule="auto" w:after="180"/>
+        <w:shd w:fill="F1F6FC"/>
+      </w:pPr>
+      <w:r>
+        <w:rPr>
+          <w:b w:val="0"/>
+        </w:rPr>
+        <w:t>The text "4" fails the exact integer type, even though its characters look numeric. That makes two rejected entries.</w:t>
+      </w:r>
+    </w:p>
+    <w:p>
+      <w:pPr>
+        <w:pStyle w:val="Heading3"/>
+      </w:pPr>
+      <w:r>
         <w:t>W3 Repair a condition</w:t>
       </w:r>
     </w:p>
     <w:p>
-      <w:r>
+      <w:pPr>
+        <w:pStyle w:val="Heading3"/>
+      </w:pPr>
+      <w:r>
+        <w:t>Workbook question · W3</w:t>
+      </w:r>
+    </w:p>
+    <w:p>
+      <w:pPr>
+        <w:spacing w:line="336" w:lineRule="auto" w:after="180"/>
+        <w:shd w:fill="F5F1FB"/>
+      </w:pPr>
+      <w:r>
+        <w:rPr>
+          <w:b w:val="0"/>
+        </w:rPr>
         <w:t>A program uses if value to accept durations. Give a counterexample and the correct rule.</w:t>
       </w:r>
     </w:p>
     <w:p>
-      <w:r>
+      <w:pPr>
+        <w:pStyle w:val="Heading3"/>
+      </w:pPr>
+      <w:r>
+        <w:t>Teacher reasoning · W3</w:t>
+      </w:r>
+    </w:p>
+    <w:p>
+      <w:pPr>
+        <w:spacing w:line="336" w:lineRule="auto" w:after="180"/>
+        <w:shd w:fill="F1F6FC"/>
+      </w:pPr>
+      <w:r>
+        <w:rPr>
+          <w:b w:val="0"/>
+        </w:rPr>
         <w:t>0 is wrongly rejected; nonempty text can be accepted. Require exact integer type and 0 &lt;= value &lt;= 60.</w:t>
       </w:r>
     </w:p>
@@ -2352,12 +3840,54 @@
       </w:r>
     </w:p>
     <w:p>
-      <w:r>
-        <w:t>Write a filter for count values that must be integers from 0 to 10. Process {count: 3}, {}, {count: 0}, {count: 11}, {count: "3"}, using quoted keys in Python. Report accepted values and rejected count.</w:t>
-      </w:r>
-    </w:p>
-    <w:p>
-      <w:r>
+      <w:pPr>
+        <w:pStyle w:val="Heading3"/>
+      </w:pPr>
+      <w:r>
+        <w:t>Workbook question · W4</w:t>
+      </w:r>
+    </w:p>
+    <w:p>
+      <w:pPr>
+        <w:spacing w:line="336" w:lineRule="auto" w:after="180"/>
+        <w:shd w:fill="F5F1FB"/>
+      </w:pPr>
+      <w:r>
+        <w:rPr>
+          <w:b w:val="0"/>
+        </w:rPr>
+        <w:t xml:space="preserve">Write a filter for count values that must be integers from 0 to 10. </w:t>
+      </w:r>
+      <w:r>
+        <w:rPr>
+          <w:b/>
+        </w:rPr>
+        <w:t>Process</w:t>
+      </w:r>
+      <w:r>
+        <w:rPr>
+          <w:b w:val="0"/>
+        </w:rPr>
+        <w:t xml:space="preserve"> {count: 3}, {}, {count: 0}, {count: 11}, {count: "3"}, using quoted keys in Python. Report accepted values and rejected count.</w:t>
+      </w:r>
+    </w:p>
+    <w:p>
+      <w:pPr>
+        <w:pStyle w:val="Heading3"/>
+      </w:pPr>
+      <w:r>
+        <w:t>Teacher reasoning · W4</w:t>
+      </w:r>
+    </w:p>
+    <w:p>
+      <w:pPr>
+        <w:spacing w:line="336" w:lineRule="auto" w:after="180"/>
+        <w:shd w:fill="F1F6FC"/>
+      </w:pPr>
+      <w:r>
+        <w:rPr>
+          <w:b w:val="0"/>
+        </w:rPr>
         <w:t>Use get, exact int check and inclusive bounds. Accept [3, 0]; reject 3 records. Do not invent values for missing entries.</w:t>
       </w:r>
     </w:p>
@@ -2370,38 +3900,122 @@
       </w:r>
     </w:p>
     <w:p>
-      <w:r>
+      <w:pPr>
+        <w:pStyle w:val="Heading3"/>
+      </w:pPr>
+      <w:r>
+        <w:t>Workbook question · W5</w:t>
+      </w:r>
+    </w:p>
+    <w:p>
+      <w:pPr>
+        <w:spacing w:line="336" w:lineRule="auto" w:after="180"/>
+        <w:shd w:fill="F5F1FB"/>
+      </w:pPr>
+      <w:r>
+        <w:rPr>
+          <w:b w:val="0"/>
+        </w:rPr>
         <w:t>Only 2 of 5 supplied durations were accepted. Why should the report include this?</w:t>
       </w:r>
     </w:p>
     <w:p>
-      <w:r>
-        <w:t>The summary excludes three sessions, which may differ from accepted ones. Report the exclusion and reasons rather than implying full coverage.</w:t>
-      </w:r>
-    </w:p>
-    <w:p>
       <w:pPr>
         <w:pStyle w:val="Heading3"/>
       </w:pPr>
       <w:r>
+        <w:t>Teacher reasoning · W5</w:t>
+      </w:r>
+    </w:p>
+    <w:p>
+      <w:pPr>
+        <w:spacing w:line="336" w:lineRule="auto" w:after="180"/>
+        <w:shd w:fill="F1F6FC"/>
+      </w:pPr>
+      <w:r>
+        <w:rPr>
+          <w:b w:val="0"/>
+        </w:rPr>
+        <w:t xml:space="preserve">The summary excludes three sessions, which may differ from accepted ones. Report the exclusion and reasons rather than implying full </w:t>
+      </w:r>
+      <w:r>
+        <w:rPr>
+          <w:b/>
+        </w:rPr>
+        <w:t>coverage</w:t>
+      </w:r>
+      <w:r>
+        <w:rPr>
+          <w:b w:val="0"/>
+        </w:rPr>
+        <w:t>.</w:t>
+      </w:r>
+    </w:p>
+    <w:p>
+      <w:pPr>
+        <w:pStyle w:val="Heading3"/>
+      </w:pPr>
+      <w:r>
         <w:t>Assess independent transfer</w:t>
       </w:r>
     </w:p>
     <w:p>
-      <w:r>
-        <w:t>Selected case: Write a filter for count values that must be integers from 0 to 10. Process {count: 3}, {}, {count: 0}, {count: 11}, {count: "3"}, using quoted keys in Python. Report accepted values and rejected count.</w:t>
-      </w:r>
-    </w:p>
-    <w:p>
       <w:pPr>
         <w:pStyle w:val="Heading3"/>
       </w:pPr>
       <w:r>
+        <w:t>Independent question · withhold the key</w:t>
+      </w:r>
+    </w:p>
+    <w:p>
+      <w:pPr>
+        <w:spacing w:line="336" w:lineRule="auto" w:after="180"/>
+        <w:shd w:fill="F5F1FB"/>
+      </w:pPr>
+      <w:r>
+        <w:rPr>
+          <w:b w:val="0"/>
+        </w:rPr>
+        <w:t xml:space="preserve">Selected case: Write a filter for count values that must be integers from 0 to 10. </w:t>
+      </w:r>
+      <w:r>
+        <w:rPr>
+          <w:b/>
+        </w:rPr>
+        <w:t>Process</w:t>
+      </w:r>
+      <w:r>
+        <w:rPr>
+          <w:b w:val="0"/>
+        </w:rPr>
+        <w:t xml:space="preserve"> {count: 3}, {}, {count: 0}, {count: 11}, {count: "3"}, using quoted keys in Python. Report accepted values and rejected count.</w:t>
+      </w:r>
+    </w:p>
+    <w:p>
+      <w:pPr>
+        <w:pStyle w:val="Heading3"/>
+      </w:pPr>
+      <w:r>
         <w:t>Selected case answer</w:t>
       </w:r>
     </w:p>
     <w:p>
-      <w:r>
+      <w:pPr>
+        <w:pStyle w:val="Heading3"/>
+      </w:pPr>
+      <w:r>
+        <w:t>Teacher key · Selected case answer</w:t>
+      </w:r>
+    </w:p>
+    <w:p>
+      <w:pPr>
+        <w:spacing w:line="336" w:lineRule="auto" w:after="180"/>
+        <w:shd w:fill="F1F6FC"/>
+      </w:pPr>
+      <w:r>
+        <w:rPr>
+          <w:b w:val="0"/>
+        </w:rPr>
         <w:t>Use get, exact int check and inclusive bounds. Accept [3, 0]; reject 3 records. Do not invent values for missing entries.</w:t>
       </w:r>
     </w:p>
@@ -2508,21 +4122,77 @@
       </w:tr>
     </w:tbl>
     <w:p>
-      <w:r>
-        <w:t>Record each dimension as not yet, with support, or independent. Accept a valid alternative procedure with a defensible trace. Do not penalise an honestly recorded model failure if the learner correctly explains its evidence and limits.</w:t>
-      </w:r>
-    </w:p>
-    <w:p>
       <w:pPr>
         <w:pStyle w:val="Heading3"/>
       </w:pPr>
       <w:r>
+        <w:t>Teacher key · Selected case answer</w:t>
+      </w:r>
+    </w:p>
+    <w:p>
+      <w:pPr>
+        <w:spacing w:line="336" w:lineRule="auto" w:after="180"/>
+        <w:shd w:fill="F1F6FC"/>
+      </w:pPr>
+      <w:r>
+        <w:rPr>
+          <w:b w:val="0"/>
+        </w:rPr>
+        <w:t>Record each dimension as not yet, with support, or independent. Accept a valid alternative procedure with a defensible trace.</w:t>
+      </w:r>
+    </w:p>
+    <w:p>
+      <w:pPr>
+        <w:spacing w:line="336" w:lineRule="auto" w:after="180"/>
+        <w:shd w:fill="F1F6FC"/>
+      </w:pPr>
+      <w:r>
+        <w:rPr>
+          <w:b w:val="0"/>
+        </w:rPr>
+        <w:t xml:space="preserve">Do not penalise an honestly recorded model failure if the learner correctly explains its </w:t>
+      </w:r>
+      <w:r>
+        <w:rPr>
+          <w:b/>
+        </w:rPr>
+        <w:t>evidence</w:t>
+      </w:r>
+      <w:r>
+        <w:rPr>
+          <w:b w:val="0"/>
+        </w:rPr>
+        <w:t xml:space="preserve"> and limits.</w:t>
+      </w:r>
+    </w:p>
+    <w:p>
+      <w:pPr>
+        <w:pStyle w:val="Heading3"/>
+      </w:pPr>
+      <w:r>
         <w:t>Feedback that the learner uses</w:t>
       </w:r>
     </w:p>
     <w:p>
-      <w:r>
-        <w:t>Name the earliest unsupported step and give one action to repair it. Have the learner make that repair now and explain why. Then assess the relevant skill on a fresh, fully specified case. Confirm it was not previously practised with feedback; solve and check the new case before assigning it. A follow-up design prompt is a starting brief, not automatically an equivalent test.</w:t>
+      <w:pPr>
+        <w:spacing w:line="336" w:lineRule="auto" w:after="180"/>
+      </w:pPr>
+      <w:r>
+        <w:rPr>
+          <w:b w:val="0"/>
+        </w:rPr>
+        <w:t>Name the earliest unsupported step and give one action to repair it. Have the learner make that repair now and explain why. Then assess the relevant skill on a fresh, fully specified case.</w:t>
+      </w:r>
+    </w:p>
+    <w:p>
+      <w:pPr>
+        <w:spacing w:line="336" w:lineRule="auto" w:after="180"/>
+      </w:pPr>
+      <w:r>
+        <w:rPr>
+          <w:b w:val="0"/>
+        </w:rPr>
+        <w:t>Confirm it was not previously practised with feedback; solve and check the new case before assigning it. A follow-up design prompt is a starting brief, not automatically an equivalent test.</w:t>
       </w:r>
     </w:p>
     <w:p>
@@ -2534,11 +4204,62 @@
       </w:r>
     </w:p>
     <w:p>
+      <w:r>
+        <w:t>Connect Missing Data to Transparent Book Recommender, adapt support and plan a later changed-case check.</w:t>
+      </w:r>
+    </w:p>
+    <w:p>
       <w:pPr>
         <w:pStyle w:val="Heading3"/>
       </w:pPr>
       <w:r>
-        <w:t>Connect and extend learning</w:t>
+        <w:t>Transparent Book Recommender</w:t>
+      </w:r>
+    </w:p>
+    <w:p>
+      <w:pPr>
+        <w:spacing w:line="336" w:lineRule="auto" w:after="180"/>
+      </w:pPr>
+      <w:r>
+        <w:rPr>
+          <w:b w:val="0"/>
+        </w:rPr>
+        <w:t>Use ‘no preference’ only when the reader confirms it; otherwise ask or explain uncertainty.</w:t>
+      </w:r>
+    </w:p>
+    <w:p>
+      <w:pPr>
+        <w:spacing w:line="336" w:lineRule="auto" w:after="180"/>
+      </w:pPr>
+      <w:r>
+        <w:rPr>
+          <w:b w:val="0"/>
+        </w:rPr>
+        <w:t xml:space="preserve">Keep the decision, </w:t>
+      </w:r>
+      <w:r>
+        <w:rPr>
+          <w:b/>
+        </w:rPr>
+        <w:t>input</w:t>
+      </w:r>
+      <w:r>
+        <w:rPr>
+          <w:b w:val="0"/>
+        </w:rPr>
+        <w:t xml:space="preserve">, result, explanation and remaining limitation in the project </w:t>
+      </w:r>
+      <w:r>
+        <w:rPr>
+          <w:b/>
+        </w:rPr>
+        <w:t>evidence</w:t>
+      </w:r>
+      <w:r>
+        <w:rPr>
+          <w:b w:val="0"/>
+        </w:rPr>
+        <w:t xml:space="preserve"> record. Retrieve this record next week rather than restarting the project.</w:t>
       </w:r>
     </w:p>
     <w:p>
@@ -2546,17 +4267,18 @@
         <w:pStyle w:val="Heading3"/>
       </w:pPr>
       <w:r>
-        <w:t>Transparent Book Recommender</w:t>
-      </w:r>
-    </w:p>
-    <w:p>
-      <w:r>
-        <w:t>Use ‘no preference’ only when the reader confirms it; otherwise ask or explain uncertainty.</w:t>
-      </w:r>
-    </w:p>
-    <w:p>
-      <w:r>
-        <w:t>Keep the decision, input, result, explanation and remaining limitation in the project evidence record. Retrieve this record next week rather than restarting the project.</w:t>
+        <w:t>Support and stretch</w:t>
+      </w:r>
+    </w:p>
+    <w:p>
+      <w:pPr>
+        <w:spacing w:line="336" w:lineRule="auto" w:after="180"/>
+      </w:pPr>
+      <w:r>
+        <w:rPr>
+          <w:b w:val="0"/>
+        </w:rPr>
+        <w:t>Trace one record or condition at a time with counters and labelled columns. Stretch: introduce a tie, boundary or missing field and declare its handling policy before rerunning.</w:t>
       </w:r>
     </w:p>
     <w:p>
@@ -2564,12 +4286,30 @@
         <w:pStyle w:val="Heading3"/>
       </w:pPr>
       <w:r>
-        <w:t>Support and stretch</w:t>
-      </w:r>
-    </w:p>
-    <w:p>
-      <w:r>
-        <w:t>Trace one record or condition at a time with counters and labelled columns. Stretch: introduce a tie, boundary or missing field and declare its handling policy before rerunning.</w:t>
+        <w:t>Exit reflection</w:t>
+      </w:r>
+    </w:p>
+    <w:p>
+      <w:pPr>
+        <w:spacing w:line="336" w:lineRule="auto" w:after="180"/>
+      </w:pPr>
+      <w:r>
+        <w:rPr>
+          <w:b w:val="0"/>
+        </w:rPr>
+        <w:t xml:space="preserve">Ask for one decision the learner can now justify and one situation requiring more </w:t>
+      </w:r>
+      <w:r>
+        <w:rPr>
+          <w:b/>
+        </w:rPr>
+        <w:t>evidence</w:t>
+      </w:r>
+      <w:r>
+        <w:rPr>
+          <w:b w:val="0"/>
+        </w:rPr>
+        <w:t xml:space="preserve"> or human review. Confidence ratings are separate from correct independent performance.</w:t>
       </w:r>
     </w:p>
     <w:p>
@@ -2577,12 +4317,30 @@
         <w:pStyle w:val="Heading3"/>
       </w:pPr>
       <w:r>
-        <w:t>Exit reflection</w:t>
-      </w:r>
-    </w:p>
-    <w:p>
-      <w:r>
-        <w:t>Ask for one decision the learner can now justify and one situation requiring more evidence or human review. Confidence ratings are separate from correct independent performance.</w:t>
+        <w:t>Bridge to the next week</w:t>
+      </w:r>
+    </w:p>
+    <w:p>
+      <w:pPr>
+        <w:spacing w:line="336" w:lineRule="auto" w:after="180"/>
+      </w:pPr>
+      <w:r>
+        <w:rPr>
+          <w:b w:val="0"/>
+        </w:rPr>
+        <w:t xml:space="preserve">Next: Week 19: Sampling and Representation. Retrieve today’s </w:t>
+      </w:r>
+      <w:r>
+        <w:rPr>
+          <w:b/>
+        </w:rPr>
+        <w:t>evidence</w:t>
+      </w:r>
+      <w:r>
+        <w:rPr>
+          <w:b w:val="0"/>
+        </w:rPr>
+        <w:t xml:space="preserve"> and identify what carries forward and what is new.</w:t>
       </w:r>
     </w:p>
     <w:p>
@@ -2590,12 +4348,75 @@
         <w:pStyle w:val="Heading3"/>
       </w:pPr>
       <w:r>
-        <w:t>Bridge to the next week</w:t>
-      </w:r>
-    </w:p>
-    <w:p>
-      <w:r>
-        <w:t>Next: Week 19: Sampling and Representation. Retrieve today’s evidence and identify what carries forward and what is new.</w:t>
+        <w:t>Support and fresh reassessment</w:t>
+      </w:r>
+    </w:p>
+    <w:p>
+      <w:pPr>
+        <w:spacing w:line="336" w:lineRule="auto" w:after="180"/>
+      </w:pPr>
+      <w:r>
+        <w:rPr>
+          <w:b w:val="0"/>
+        </w:rPr>
+        <w:t>Use three piles: accepted zero, accepted other and review. Extension: retain each rejected row with a reason instead of just counting it.</w:t>
+      </w:r>
+    </w:p>
+    <w:p>
+      <w:pPr>
+        <w:spacing w:line="336" w:lineRule="auto" w:after="180"/>
+      </w:pPr>
+      <w:r>
+        <w:rPr>
+          <w:b w:val="0"/>
+        </w:rPr>
+        <w:t xml:space="preserve">Independent W4 </w:t>
+      </w:r>
+      <w:r>
+        <w:rPr>
+          <w:b/>
+        </w:rPr>
+        <w:t>evidence</w:t>
+      </w:r>
+      <w:r>
+        <w:rPr>
+          <w:b w:val="0"/>
+        </w:rPr>
+        <w:t>: Use get, exact int check and inclusive bounds. Accept [3, 0]; reject 3 records. Do not invent values for missing entries. Record whether the learner needed no help, a hint or explanation.</w:t>
+      </w:r>
+    </w:p>
+    <w:p>
+      <w:pPr>
+        <w:spacing w:line="336" w:lineRule="auto" w:after="180"/>
+      </w:pPr>
+      <w:r>
+        <w:rPr>
+          <w:b w:val="0"/>
+        </w:rPr>
+        <w:t>Fresh retry: integer score 0 through 5 for 5, None, 0, 6 and True. Accept [5, 0]; reject 3. Exact type rejects Boolean True.</w:t>
+      </w:r>
+    </w:p>
+    <w:p>
+      <w:pPr>
+        <w:spacing w:line="336" w:lineRule="auto" w:after="180"/>
+      </w:pPr>
+      <w:r>
+        <w:rPr>
+          <w:b w:val="0"/>
+        </w:rPr>
+        <w:t xml:space="preserve">Next week: Units conversions and data provenance. Reuse this week's explicit contracts and </w:t>
+      </w:r>
+      <w:r>
+        <w:rPr>
+          <w:b/>
+        </w:rPr>
+        <w:t>evidence</w:t>
+      </w:r>
+      <w:r>
+        <w:rPr>
+          <w:b w:val="0"/>
+        </w:rPr>
+        <w:t>.</w:t>
       </w:r>
     </w:p>
     <w:p>
@@ -2603,40 +4424,40 @@
         <w:pStyle w:val="Heading3"/>
       </w:pPr>
       <w:r>
-        <w:t>Support and fresh reassessment</w:t>
-      </w:r>
-    </w:p>
-    <w:p>
-      <w:r>
-        <w:t>Use three piles: accepted zero, accepted other and review. Extension: retain each rejected row with a reason instead of just counting it.</w:t>
-      </w:r>
-    </w:p>
-    <w:p>
-      <w:r>
-        <w:t>Independent W4 evidence: Use get, exact int check and inclusive bounds. Accept [3, 0]; reject 3 records. Do not invent values for missing entries. Record whether the learner needed no help, a hint or explanation. Fresh retry: integer score 0 through 5 for 5, None, 0, 6 and True. Accept [5, 0]; reject 3. Exact type rejects Boolean True.</w:t>
-      </w:r>
-    </w:p>
-    <w:p>
-      <w:r>
-        <w:t>Next week: Units conversions and data provenance. Reuse this week's explicit contracts and evidence.</w:t>
-      </w:r>
-    </w:p>
-    <w:p>
-      <w:pPr>
-        <w:pStyle w:val="Heading3"/>
-      </w:pPr>
-      <w:r>
         <w:t>Plan the delayed return</w:t>
       </w:r>
     </w:p>
     <w:p>
-      <w:r>
+      <w:pPr>
+        <w:spacing w:line="336" w:lineRule="auto" w:after="180"/>
+      </w:pPr>
+      <w:r>
+        <w:rPr>
+          <w:b w:val="0"/>
+        </w:rPr>
         <w:t>Suggested return points in this level: ai-2/19, ai-2/21, ai-2/24. Use actual classroom dates, adjusting for holidays and gaps. One, three and six teaching weeks are scheduling choices, not a claimed optimal spacing.</w:t>
       </w:r>
     </w:p>
     <w:p>
-      <w:r>
-        <w:t>At a delayed check, ask for the idea from memory and a changed application. Compare with the earlier independent response and record support used. For a new level, revisit the previous capstone before checking the new prerequisites.</w:t>
+      <w:pPr>
+        <w:spacing w:line="336" w:lineRule="auto" w:after="180"/>
+      </w:pPr>
+      <w:r>
+        <w:rPr>
+          <w:b w:val="0"/>
+        </w:rPr>
+        <w:t>At a delayed check, ask for the idea from memory and a changed application. Compare with the earlier independent response and record support used.</w:t>
+      </w:r>
+    </w:p>
+    <w:p>
+      <w:pPr>
+        <w:spacing w:line="336" w:lineRule="auto" w:after="180"/>
+      </w:pPr>
+      <w:r>
+        <w:rPr>
+          <w:b w:val="0"/>
+        </w:rPr>
+        <w:t>For a new level, revisit the previous capstone before checking the new prerequisites.</w:t>
       </w:r>
     </w:p>
     <w:tbl>
@@ -2796,8 +4617,26 @@
       </w:tr>
     </w:tbl>
     <w:p>
-      <w:r>
-        <w:t>Use the evidence to choose reteaching or the next step. A completed page, confidence rating or attractive project does not by itself demonstrate understanding.</w:t>
+      <w:pPr>
+        <w:spacing w:line="336" w:lineRule="auto" w:after="180"/>
+      </w:pPr>
+      <w:r>
+        <w:rPr>
+          <w:b w:val="0"/>
+        </w:rPr>
+        <w:t xml:space="preserve">Use the </w:t>
+      </w:r>
+      <w:r>
+        <w:rPr>
+          <w:b/>
+        </w:rPr>
+        <w:t>evidence</w:t>
+      </w:r>
+      <w:r>
+        <w:rPr>
+          <w:b w:val="0"/>
+        </w:rPr>
+        <w:t xml:space="preserve"> to choose reteaching or the next step. A completed page, confidence rating or attractive project does not by itself demonstrate understanding.</w:t>
       </w:r>
     </w:p>
     <w:p>
@@ -2809,7 +4648,13 @@
       </w:r>
     </w:p>
     <w:p>
-      <w:r>
+      <w:pPr>
+        <w:spacing w:line="336" w:lineRule="auto" w:after="180"/>
+      </w:pPr>
+      <w:r>
+        <w:rPr>
+          <w:b w:val="0"/>
+        </w:rPr>
         <w:t>Validate recommender stock and numeric features explicitly, recording zero stock as measured zero rather than missing.</w:t>
       </w:r>
     </w:p>
@@ -2823,12 +4668,50 @@
     </w:p>
     <w:p>
       <w:r>
+        <w:t>Use this preparation summary alongside the detailed Missing Data lesson; it is a checklist rather than a replacement for the full sequence.</w:t>
+      </w:r>
+    </w:p>
+    <w:p>
+      <w:pPr>
+        <w:pStyle w:val="Heading3"/>
+      </w:pPr>
+      <w:r>
+        <w:t>Teaching target</w:t>
+      </w:r>
+    </w:p>
+    <w:p>
+      <w:pPr>
+        <w:spacing w:line="336" w:lineRule="auto" w:after="180"/>
+        <w:shd w:fill="EDF7F3"/>
+      </w:pPr>
+      <w:r>
+        <w:rPr>
+          <w:b w:val="0"/>
+        </w:rPr>
         <w:t>Teaching target: Detect absent and unusable values</w:t>
       </w:r>
     </w:p>
     <w:p>
-      <w:r>
-        <w:t>Prepare the labelled worked-case picture, the matching workbook, fictional input cards and a place for individual responses. No paid AI account is required for the paper reasoning activities.</w:t>
+      <w:pPr>
+        <w:spacing w:line="336" w:lineRule="auto" w:after="180"/>
+      </w:pPr>
+      <w:r>
+        <w:rPr>
+          <w:b w:val="0"/>
+        </w:rPr>
+        <w:t xml:space="preserve">Prepare the labelled worked-case picture, the matching workbook, fictional </w:t>
+      </w:r>
+      <w:r>
+        <w:rPr>
+          <w:b/>
+        </w:rPr>
+        <w:t>input</w:t>
+      </w:r>
+      <w:r>
+        <w:rPr>
+          <w:b w:val="0"/>
+        </w:rPr>
+        <w:t xml:space="preserve"> cards and a place for individual responses. No paid AI account is required for the paper reasoning activities.</w:t>
       </w:r>
     </w:p>
     <w:tbl>
@@ -2975,37 +4858,219 @@
       </w:tr>
     </w:tbl>
     <w:p>
-      <w:r>
-        <w:t>Before class, solve the supported practice: Predict accepted values and rejections for minutes 4, 0, 61 and "4".</w:t>
-      </w:r>
-    </w:p>
-    <w:p>
-      <w:r>
+      <w:pPr>
+        <w:spacing w:line="336" w:lineRule="auto" w:after="180"/>
+      </w:pPr>
+      <w:r>
+        <w:rPr>
+          <w:b w:val="0"/>
+        </w:rPr>
+        <w:t xml:space="preserve">Before class, solve the supported practice: Predict accepted values and </w:t>
+      </w:r>
+      <w:r>
+        <w:rPr>
+          <w:b/>
+        </w:rPr>
+        <w:t>rejection</w:t>
+      </w:r>
+      <w:r>
+        <w:rPr>
+          <w:b w:val="0"/>
+        </w:rPr>
+        <w:t>s for minutes 4, 0, 61 and "4".</w:t>
+      </w:r>
+    </w:p>
+    <w:p>
+      <w:pPr>
+        <w:pStyle w:val="Heading3"/>
+      </w:pPr>
+      <w:r>
+        <w:t>Supported practice answer</w:t>
+      </w:r>
+    </w:p>
+    <w:p>
+      <w:pPr>
+        <w:spacing w:line="336" w:lineRule="auto" w:after="180"/>
+        <w:shd w:fill="F1F6FC"/>
+      </w:pPr>
+      <w:r>
+        <w:rPr>
+          <w:b w:val="0"/>
+        </w:rPr>
         <w:t>Reasoned practice answer: Accepted [4, 0]; 2 rejected.</w:t>
       </w:r>
     </w:p>
     <w:p>
-      <w:r>
-        <w:t>Check every learner before discussion: Use the worked case for Missing values and validation. Proposed explanation: “A successful run proves the conclusion”. Decide whether this explanation is supported. Point to the step or supplied fact that decides; explain your repair if needed.</w:t>
-      </w:r>
-    </w:p>
-    <w:p>
-      <w:r>
-        <w:t>Misconception repair: Rejection can change which sessions remain represented. Report 2 accepted of 5 supplied here. A summary of accepted rows does not automatically describe the missing or rejected sessions.</w:t>
-      </w:r>
-    </w:p>
-    <w:p>
-      <w:r>
-        <w:t>Support: read the exact case aloud, enlarge the labelled picture, supply input cards and model only the first deciding step. Accept a spoken explanation or drawing; retain the reasoning goal.</w:t>
-      </w:r>
-    </w:p>
-    <w:p>
-      <w:r>
-        <w:t>Extension: Replace text "4" with integer 4 through an authorised conversion. Require a prediction and a reason before comparing. Expected result: Accepted values become [0,4,4]; three rows remain rejected. Reason: The converted value now satisfies both type and range checks.</w:t>
-      </w:r>
-    </w:p>
-    <w:p>
-      <w:r>
+      <w:pPr>
+        <w:spacing w:line="336" w:lineRule="auto" w:after="180"/>
+      </w:pPr>
+      <w:r>
+        <w:rPr>
+          <w:b w:val="0"/>
+        </w:rPr>
+        <w:t xml:space="preserve">Check every learner before discussion: Use the worked case for </w:t>
+      </w:r>
+      <w:r>
+        <w:rPr>
+          <w:b/>
+        </w:rPr>
+        <w:t>Missing value</w:t>
+      </w:r>
+      <w:r>
+        <w:rPr>
+          <w:b w:val="0"/>
+        </w:rPr>
+        <w:t xml:space="preserve">s and </w:t>
+      </w:r>
+      <w:r>
+        <w:rPr>
+          <w:b/>
+        </w:rPr>
+        <w:t>validation</w:t>
+      </w:r>
+      <w:r>
+        <w:rPr>
+          <w:b w:val="0"/>
+        </w:rPr>
+        <w:t>. Proposed explanation: “A successful run proves the conclusion”. Decide whether this explanation is supported.</w:t>
+      </w:r>
+    </w:p>
+    <w:p>
+      <w:pPr>
+        <w:spacing w:line="336" w:lineRule="auto" w:after="180"/>
+      </w:pPr>
+      <w:r>
+        <w:rPr>
+          <w:b w:val="0"/>
+        </w:rPr>
+        <w:t>Point to the step or supplied fact that decides; explain your repair if needed.</w:t>
+      </w:r>
+    </w:p>
+    <w:p>
+      <w:pPr>
+        <w:pStyle w:val="Heading3"/>
+      </w:pPr>
+      <w:r>
+        <w:t>Repair the misconception</w:t>
+      </w:r>
+    </w:p>
+    <w:p>
+      <w:pPr>
+        <w:spacing w:line="336" w:lineRule="auto" w:after="180"/>
+        <w:shd w:fill="FFF5E6"/>
+      </w:pPr>
+      <w:r>
+        <w:rPr>
+          <w:b w:val="0"/>
+        </w:rPr>
+        <w:t xml:space="preserve">Misconception repair: </w:t>
+      </w:r>
+      <w:r>
+        <w:rPr>
+          <w:b/>
+        </w:rPr>
+        <w:t>Rejection</w:t>
+      </w:r>
+      <w:r>
+        <w:rPr>
+          <w:b w:val="0"/>
+        </w:rPr>
+        <w:t xml:space="preserve"> can change which sessions remain represented. Report 2 accepted of 5 supplied here. A summary of accepted rows does not automatically describe the missing or rejected sessions.</w:t>
+      </w:r>
+    </w:p>
+    <w:p>
+      <w:pPr>
+        <w:pStyle w:val="Heading3"/>
+      </w:pPr>
+      <w:r>
+        <w:t>Support without giving away the answer</w:t>
+      </w:r>
+    </w:p>
+    <w:p>
+      <w:pPr>
+        <w:spacing w:line="336" w:lineRule="auto" w:after="180"/>
+        <w:shd w:fill="F1F6F8"/>
+      </w:pPr>
+      <w:r>
+        <w:rPr>
+          <w:b w:val="0"/>
+        </w:rPr>
+        <w:t xml:space="preserve">Support: read the exact case aloud, enlarge the labelled picture, supply </w:t>
+      </w:r>
+      <w:r>
+        <w:rPr>
+          <w:b/>
+        </w:rPr>
+        <w:t>input</w:t>
+      </w:r>
+      <w:r>
+        <w:rPr>
+          <w:b w:val="0"/>
+        </w:rPr>
+        <w:t xml:space="preserve"> cards and model only the first deciding step. Accept a spoken explanation or drawing; retain the reasoning goal.</w:t>
+      </w:r>
+    </w:p>
+    <w:p>
+      <w:pPr>
+        <w:pStyle w:val="Heading3"/>
+      </w:pPr>
+      <w:r>
+        <w:t>Extend the reasoning</w:t>
+      </w:r>
+    </w:p>
+    <w:p>
+      <w:pPr>
+        <w:spacing w:line="336" w:lineRule="auto" w:after="180"/>
+        <w:shd w:fill="F5F1FB"/>
+      </w:pPr>
+      <w:r>
+        <w:rPr>
+          <w:b w:val="0"/>
+        </w:rPr>
+        <w:t xml:space="preserve">Extension: Replace text "4" with integer 4 through an authorised conversion. Require a </w:t>
+      </w:r>
+      <w:r>
+        <w:rPr>
+          <w:b/>
+        </w:rPr>
+        <w:t>prediction</w:t>
+      </w:r>
+      <w:r>
+        <w:rPr>
+          <w:b w:val="0"/>
+        </w:rPr>
+        <w:t xml:space="preserve"> and a reason before comparing. Expected result: Accepted values become [0,4,4]; three rows remain rejected.</w:t>
+      </w:r>
+    </w:p>
+    <w:p>
+      <w:pPr>
+        <w:spacing w:line="336" w:lineRule="auto" w:after="180"/>
+        <w:shd w:fill="F5F1FB"/>
+      </w:pPr>
+      <w:r>
+        <w:rPr>
+          <w:b w:val="0"/>
+        </w:rPr>
+        <w:t>Reason: The converted value now satisfies both type and range checks.</w:t>
+      </w:r>
+    </w:p>
+    <w:p>
+      <w:pPr>
+        <w:pStyle w:val="Heading3"/>
+      </w:pPr>
+      <w:r>
+        <w:t>Protect the independent attempt</w:t>
+      </w:r>
+    </w:p>
+    <w:p>
+      <w:pPr>
+        <w:spacing w:line="336" w:lineRule="auto" w:after="180"/>
+        <w:shd w:fill="FFF5E6"/>
+      </w:pPr>
+      <w:r>
+        <w:rPr>
+          <w:b w:val="0"/>
+        </w:rPr>
         <w:t>Independent assessment: withhold the reserved answer until the learner has attempted the new case. Record support separately from correctness.</w:t>
       </w:r>
     </w:p>
@@ -3194,13 +5259,46 @@
       </w:tr>
     </w:tbl>
     <w:p>
-      <w:r>
+      <w:pPr>
+        <w:pStyle w:val="Heading3"/>
+      </w:pPr>
+      <w:r>
+        <w:t>Project checkpoint</w:t>
+      </w:r>
+    </w:p>
+    <w:p>
+      <w:pPr>
+        <w:spacing w:line="336" w:lineRule="auto" w:after="180"/>
+        <w:shd w:fill="EDF7F3"/>
+      </w:pPr>
+      <w:r>
+        <w:rPr>
+          <w:b w:val="0"/>
+        </w:rPr>
         <w:t>Project checkpoint: Test changed cases. Keep normal, boundary and failure cases; compare expected and observed results.</w:t>
       </w:r>
     </w:p>
     <w:p>
-      <w:r>
-        <w:t>Use the weekly teacher answer for topic-specific reasoning. A saved progress tick is an activity record; judge mastery from the learner’s explanation and evidence.</w:t>
+      <w:pPr>
+        <w:spacing w:line="336" w:lineRule="auto" w:after="180"/>
+      </w:pPr>
+      <w:r>
+        <w:rPr>
+          <w:b w:val="0"/>
+        </w:rPr>
+        <w:t xml:space="preserve">Use the weekly teacher answer for topic-specific reasoning. A saved progress tick is an activity record; judge mastery from the learner’s explanation and </w:t>
+      </w:r>
+      <w:r>
+        <w:rPr>
+          <w:b/>
+        </w:rPr>
+        <w:t>evidence</w:t>
+      </w:r>
+      <w:r>
+        <w:rPr>
+          <w:b w:val="0"/>
+        </w:rPr>
+        <w:t>.</w:t>
       </w:r>
     </w:p>
     <w:p>
@@ -3213,27 +5311,844 @@
     </w:p>
     <w:p>
       <w:r>
-        <w:t>Use the two formative questions as supported practice, not as independent mastery scores. Discuss the deciding evidence rather than accepting a guessed selection.</w:t>
-      </w:r>
-    </w:p>
-    <w:p>
-      <w:r>
+        <w:t>Use feedback, earlier review and portfolios purposefully. Apply the coding routine only when this lesson has an executable lab.</w:t>
+      </w:r>
+    </w:p>
+    <w:p>
+      <w:pPr>
+        <w:spacing w:line="336" w:lineRule="auto" w:after="180"/>
+      </w:pPr>
+      <w:r>
+        <w:rPr>
+          <w:b w:val="0"/>
+        </w:rPr>
+        <w:t xml:space="preserve">Use the two formative questions as supported practice, not as independent mastery scores. Discuss the deciding </w:t>
+      </w:r>
+      <w:r>
+        <w:rPr>
+          <w:b/>
+        </w:rPr>
+        <w:t>evidence</w:t>
+      </w:r>
+      <w:r>
+        <w:rPr>
+          <w:b w:val="0"/>
+        </w:rPr>
+        <w:t xml:space="preserve"> rather than accepting a guessed selection.</w:t>
+      </w:r>
+    </w:p>
+    <w:p>
+      <w:pPr>
+        <w:spacing w:line="336" w:lineRule="auto" w:after="180"/>
+      </w:pPr>
+      <w:r>
+        <w:rPr>
+          <w:b w:val="0"/>
+        </w:rPr>
         <w:t>The feedback comes from the reviewed public worked case. Do not reveal the separately reserved independent teacher answer until the learner has attempted that case.</w:t>
       </w:r>
     </w:p>
     <w:p>
-      <w:r>
-        <w:t>Ask students to predict before running code. Preserve errors and actual outputs; collect a changed test and an explanation. The branch-boundary and indexing lessons deliberately include failure cases.</w:t>
-      </w:r>
-    </w:p>
-    <w:p>
-      <w:r>
+      <w:pPr>
+        <w:spacing w:line="336" w:lineRule="auto" w:after="180"/>
+      </w:pPr>
+      <w:r>
+        <w:rPr>
+          <w:b w:val="0"/>
+        </w:rPr>
+        <w:t xml:space="preserve">Ask students to predict before running code. Preserve errors and actual </w:t>
+      </w:r>
+      <w:r>
+        <w:rPr>
+          <w:b/>
+        </w:rPr>
+        <w:t>output</w:t>
+      </w:r>
+      <w:r>
+        <w:rPr>
+          <w:b w:val="0"/>
+        </w:rPr>
+        <w:t>s; collect a changed test and an explanation. The branch-boundary and indexing lessons deliberately include failure cases.</w:t>
+      </w:r>
+    </w:p>
+    <w:p>
+      <w:pPr>
+        <w:spacing w:line="336" w:lineRule="auto" w:after="180"/>
+      </w:pPr>
+      <w:r>
+        <w:rPr>
+          <w:b w:val="0"/>
+        </w:rPr>
         <w:t>Use the earlier worked-explanation links to address a specific missing building block, then return to the current question. Adapt this suggestion after observing the learner; it is not an automatic diagnosis.</w:t>
       </w:r>
     </w:p>
     <w:p>
-      <w:r>
-        <w:t>Collect the completed-work portfolio as evidence. Record support separately from correctness, and assess explanation, trace/test and limitations. Progress ticks and quiz selections alone do not establish mastery.</w:t>
+      <w:pPr>
+        <w:spacing w:line="336" w:lineRule="auto" w:after="180"/>
+      </w:pPr>
+      <w:r>
+        <w:rPr>
+          <w:b w:val="0"/>
+        </w:rPr>
+        <w:t xml:space="preserve">Collect the completed-work portfolio as </w:t>
+      </w:r>
+      <w:r>
+        <w:rPr>
+          <w:b/>
+        </w:rPr>
+        <w:t>evidence</w:t>
+      </w:r>
+      <w:r>
+        <w:rPr>
+          <w:b w:val="0"/>
+        </w:rPr>
+        <w:t>. Record support separately from correctness, and assess explanation, trace/test and limitations. Progress ticks and quiz selections alone do not establish mastery.</w:t>
+      </w:r>
+    </w:p>
+    <w:p>
+      <w:pPr>
+        <w:pStyle w:val="Heading1"/>
+      </w:pPr>
+      <w:r>
+        <w:t>09. Visual concept journey</w:t>
+      </w:r>
+    </w:p>
+    <w:p>
+      <w:r>
+        <w:t>Show one Missing Data graphic at a time, request a prediction and discuss its trace before the independent assessment.</w:t>
+      </w:r>
+    </w:p>
+    <w:p>
+      <w:pPr>
+        <w:spacing w:line="336" w:lineRule="auto" w:after="180"/>
+      </w:pPr>
+      <w:r>
+        <w:rPr>
+          <w:b w:val="0"/>
+        </w:rPr>
+        <w:t xml:space="preserve">Use one picture at a time. Hide a worked result before asking for a </w:t>
+      </w:r>
+      <w:r>
+        <w:rPr>
+          <w:b/>
+        </w:rPr>
+        <w:t>prediction</w:t>
+      </w:r>
+      <w:r>
+        <w:rPr>
+          <w:b w:val="0"/>
+        </w:rPr>
+        <w:t>, then reveal it for feedback. These are supported teaching cases; retain the separate independent assessment for a fresh first attempt.</w:t>
+      </w:r>
+    </w:p>
+    <w:p>
+      <w:pPr>
+        <w:pStyle w:val="Heading3"/>
+      </w:pPr>
+      <w:r>
+        <w:t>01. Missing Data: the case</w:t>
+      </w:r>
+    </w:p>
+    <w:p>
+      <w:r>
+        <w:drawing>
+          <wp:inline xmlns:a="http://schemas.openxmlformats.org/drawingml/2006/main" xmlns:pic="http://schemas.openxmlformats.org/drawingml/2006/picture">
+            <wp:extent cx="5486400" cy="2840736"/>
+            <wp:docPr id="2" name="Picture 2" descr="A fictional catalogue records counts of available copies under a strict input contract. Supplied facts: Accept count only if type(value) is int and 0&lt;=value&lt;=8. Missing fields are invalid, and Booleans are not counts. Rows have count 0, count 4, absent count, count &quot;4&quot;, count True and count 9."/>
+            <wp:cNvGraphicFramePr>
+              <a:graphicFrameLocks noChangeAspect="1"/>
+            </wp:cNvGraphicFramePr>
+            <a:graphic>
+              <a:graphicData uri="http://schemas.openxmlformats.org/drawingml/2006/picture">
+                <pic:pic>
+                  <pic:nvPicPr>
+                    <pic:cNvPr id="0" name="academy-story-ai-2-18-01.png"/>
+                    <pic:cNvPicPr/>
+                  </pic:nvPicPr>
+                  <pic:blipFill>
+                    <a:blip r:embed="rId10"/>
+                    <a:stretch>
+                      <a:fillRect/>
+                    </a:stretch>
+                  </pic:blipFill>
+                  <pic:spPr>
+                    <a:xfrm>
+                      <a:off x="0" y="0"/>
+                      <a:ext cx="5486400" cy="2840736"/>
+                    </a:xfrm>
+                    <a:prstGeom prst="rect"/>
+                  </pic:spPr>
+                </pic:pic>
+              </a:graphicData>
+            </a:graphic>
+          </wp:inline>
+        </w:drawing>
+      </w:r>
+    </w:p>
+    <w:p>
+      <w:pPr>
+        <w:spacing w:line="336" w:lineRule="auto" w:after="180"/>
+      </w:pPr>
+      <w:r>
+        <w:rPr>
+          <w:b w:val="0"/>
+        </w:rPr>
+        <w:t xml:space="preserve">A fictional catalogue records counts of available copies under a strict </w:t>
+      </w:r>
+      <w:r>
+        <w:rPr>
+          <w:b/>
+        </w:rPr>
+        <w:t>input</w:t>
+      </w:r>
+      <w:r>
+        <w:rPr>
+          <w:b w:val="0"/>
+        </w:rPr>
+        <w:t xml:space="preserve"> contract. Supplied facts: Accept count only if type(value) is int and 0&lt;=value&lt;=8. Missing fields are invalid, and Booleans are not counts.</w:t>
+      </w:r>
+    </w:p>
+    <w:p>
+      <w:pPr>
+        <w:spacing w:line="336" w:lineRule="auto" w:after="180"/>
+      </w:pPr>
+      <w:r>
+        <w:rPr>
+          <w:b w:val="0"/>
+        </w:rPr>
+        <w:t>Rows have count 0, count 4, absent count, count "4", count True and count 9.</w:t>
+      </w:r>
+    </w:p>
+    <w:p>
+      <w:pPr>
+        <w:spacing w:line="336" w:lineRule="auto" w:after="180"/>
+        <w:shd w:fill="F5F1FB"/>
+      </w:pPr>
+      <w:r>
+        <w:rPr>
+          <w:b w:val="0"/>
+        </w:rPr>
+        <w:t>Point to the given fact that matters most. Explain why it matters.</w:t>
+      </w:r>
+    </w:p>
+    <w:p>
+      <w:pPr>
+        <w:pStyle w:val="Heading3"/>
+      </w:pPr>
+      <w:r>
+        <w:t>Discuss while showing the picture</w:t>
+      </w:r>
+    </w:p>
+    <w:p>
+      <w:pPr>
+        <w:spacing w:line="336" w:lineRule="auto" w:after="180"/>
+        <w:shd w:fill="F1F6F8"/>
+      </w:pPr>
+      <w:r>
+        <w:rPr>
+          <w:b w:val="0"/>
+        </w:rPr>
+        <w:t>Teacher prompt: Point to the given fact that matters most. Explain why it matters. Ask learners to describe one label or arrow in ordinary words. Use the adjacent transcript if the image is difficult to see.</w:t>
+      </w:r>
+    </w:p>
+    <w:p>
+      <w:pPr>
+        <w:pStyle w:val="Heading3"/>
+      </w:pPr>
+      <w:r>
+        <w:t>02. Follow the deciding steps</w:t>
+      </w:r>
+    </w:p>
+    <w:p>
+      <w:r>
+        <w:drawing>
+          <wp:inline xmlns:a="http://schemas.openxmlformats.org/drawingml/2006/main" xmlns:pic="http://schemas.openxmlformats.org/drawingml/2006/picture">
+            <wp:extent cx="5486400" cy="4005072"/>
+            <wp:docPr id="3" name="Picture 3" descr="Retrieve carefully: Use row.get(&quot;count&quot;); absent field gives None, distinct from 0. → Check exact type: Integers 0,4 pass; text &quot;4&quot;, Boolean True and None fail. → Check range: Integer 9 fails maximum 8. → Report validation: Accepted counts [0,4]; four rows rejected with recorded reasons."/>
+            <wp:cNvGraphicFramePr>
+              <a:graphicFrameLocks noChangeAspect="1"/>
+            </wp:cNvGraphicFramePr>
+            <a:graphic>
+              <a:graphicData uri="http://schemas.openxmlformats.org/drawingml/2006/picture">
+                <pic:pic>
+                  <pic:nvPicPr>
+                    <pic:cNvPr id="0" name="academy-story-ai-2-18-02.png"/>
+                    <pic:cNvPicPr/>
+                  </pic:nvPicPr>
+                  <pic:blipFill>
+                    <a:blip r:embed="rId11"/>
+                    <a:stretch>
+                      <a:fillRect/>
+                    </a:stretch>
+                  </pic:blipFill>
+                  <pic:spPr>
+                    <a:xfrm>
+                      <a:off x="0" y="0"/>
+                      <a:ext cx="5486400" cy="4005072"/>
+                    </a:xfrm>
+                    <a:prstGeom prst="rect"/>
+                  </pic:spPr>
+                </pic:pic>
+              </a:graphicData>
+            </a:graphic>
+          </wp:inline>
+        </w:drawing>
+      </w:r>
+    </w:p>
+    <w:p>
+      <w:pPr>
+        <w:spacing w:line="336" w:lineRule="auto" w:after="180"/>
+      </w:pPr>
+      <w:r>
+        <w:rPr>
+          <w:b w:val="0"/>
+        </w:rPr>
+        <w:t xml:space="preserve">Retrieve carefully: Use row.get("count"); absent field gives None, distinct from 0. → Check exact type: Integers 0,4 pass; text "4", Boolean True and None fail. → Check range: Integer 9 fails maximum 8. → Report </w:t>
+      </w:r>
+      <w:r>
+        <w:rPr>
+          <w:b/>
+        </w:rPr>
+        <w:t>validation</w:t>
+      </w:r>
+      <w:r>
+        <w:rPr>
+          <w:b w:val="0"/>
+        </w:rPr>
+        <w:t>: Accepted counts [0,4]; four rows rejected with recorded reasons.</w:t>
+      </w:r>
+    </w:p>
+    <w:p>
+      <w:pPr>
+        <w:spacing w:line="336" w:lineRule="auto" w:after="180"/>
+        <w:shd w:fill="F5F1FB"/>
+      </w:pPr>
+      <w:r>
+        <w:rPr>
+          <w:b w:val="0"/>
+        </w:rPr>
+        <w:t xml:space="preserve">Point to each numbered stage and explain which recorded </w:t>
+      </w:r>
+      <w:r>
+        <w:rPr>
+          <w:b/>
+        </w:rPr>
+        <w:t>input</w:t>
+      </w:r>
+      <w:r>
+        <w:rPr>
+          <w:b w:val="0"/>
+        </w:rPr>
+        <w:t xml:space="preserve"> it uses.</w:t>
+      </w:r>
+    </w:p>
+    <w:p>
+      <w:pPr>
+        <w:pStyle w:val="Heading3"/>
+      </w:pPr>
+      <w:r>
+        <w:t>Discuss while showing the picture</w:t>
+      </w:r>
+    </w:p>
+    <w:p>
+      <w:pPr>
+        <w:spacing w:line="336" w:lineRule="auto" w:after="180"/>
+        <w:shd w:fill="F1F6F8"/>
+      </w:pPr>
+      <w:r>
+        <w:rPr>
+          <w:b w:val="0"/>
+        </w:rPr>
+        <w:t xml:space="preserve">Teacher prompt: Point to each numbered stage and explain which recorded </w:t>
+      </w:r>
+      <w:r>
+        <w:rPr>
+          <w:b/>
+        </w:rPr>
+        <w:t>input</w:t>
+      </w:r>
+      <w:r>
+        <w:rPr>
+          <w:b w:val="0"/>
+        </w:rPr>
+        <w:t xml:space="preserve"> it uses. Ask learners to describe one label or arrow in ordinary words. Use the adjacent transcript if the image is difficult to see.</w:t>
+      </w:r>
+    </w:p>
+    <w:p>
+      <w:pPr>
+        <w:pStyle w:val="Heading3"/>
+      </w:pPr>
+      <w:r>
+        <w:t>03. Follow the evidence</w:t>
+      </w:r>
+    </w:p>
+    <w:p>
+      <w:r>
+        <w:drawing>
+          <wp:inline xmlns:a="http://schemas.openxmlformats.org/drawingml/2006/main" xmlns:pic="http://schemas.openxmlformats.org/drawingml/2006/picture">
+            <wp:extent cx="5486400" cy="2834640"/>
+            <wp:docPr id="4" name="Picture 4" descr="Follow the evidence. Recorded zero | 0 | Accept as a measurement. Absent or None | Unknown | Hold for review. Negative integer | Outside range | Reject under this schema"/>
+            <wp:cNvGraphicFramePr>
+              <a:graphicFrameLocks noChangeAspect="1"/>
+            </wp:cNvGraphicFramePr>
+            <a:graphic>
+              <a:graphicData uri="http://schemas.openxmlformats.org/drawingml/2006/picture">
+                <pic:pic>
+                  <pic:nvPicPr>
+                    <pic:cNvPr id="0" name="academy-story-ai-2-18-03.png"/>
+                    <pic:cNvPicPr/>
+                  </pic:nvPicPr>
+                  <pic:blipFill>
+                    <a:blip r:embed="rId12"/>
+                    <a:stretch>
+                      <a:fillRect/>
+                    </a:stretch>
+                  </pic:blipFill>
+                  <pic:spPr>
+                    <a:xfrm>
+                      <a:off x="0" y="0"/>
+                      <a:ext cx="5486400" cy="2834640"/>
+                    </a:xfrm>
+                    <a:prstGeom prst="rect"/>
+                  </pic:spPr>
+                </pic:pic>
+              </a:graphicData>
+            </a:graphic>
+          </wp:inline>
+        </w:drawing>
+      </w:r>
+    </w:p>
+    <w:p>
+      <w:pPr>
+        <w:spacing w:line="336" w:lineRule="auto" w:after="180"/>
+      </w:pPr>
+      <w:r>
+        <w:rPr>
+          <w:b w:val="0"/>
+        </w:rPr>
+        <w:t xml:space="preserve">Follow the </w:t>
+      </w:r>
+      <w:r>
+        <w:rPr>
+          <w:b/>
+        </w:rPr>
+        <w:t>evidence</w:t>
+      </w:r>
+      <w:r>
+        <w:rPr>
+          <w:b w:val="0"/>
+        </w:rPr>
+        <w:t>. Recorded zero | 0 | Accept as a measurement. Absent or None | Unknown | Hold for review. Negative integer | Outside range | Reject under this schema</w:t>
+      </w:r>
+    </w:p>
+    <w:p>
+      <w:pPr>
+        <w:spacing w:line="336" w:lineRule="auto" w:after="180"/>
+        <w:shd w:fill="F5F1FB"/>
+      </w:pPr>
+      <w:r>
+        <w:rPr>
+          <w:b w:val="0"/>
+        </w:rPr>
+        <w:t>Read the labels and values. Explain the relationship the model shows.</w:t>
+      </w:r>
+    </w:p>
+    <w:p>
+      <w:pPr>
+        <w:pStyle w:val="Heading3"/>
+      </w:pPr>
+      <w:r>
+        <w:t>Discuss while showing the picture</w:t>
+      </w:r>
+    </w:p>
+    <w:p>
+      <w:pPr>
+        <w:spacing w:line="336" w:lineRule="auto" w:after="180"/>
+        <w:shd w:fill="F1F6F8"/>
+      </w:pPr>
+      <w:r>
+        <w:rPr>
+          <w:b w:val="0"/>
+        </w:rPr>
+        <w:t>Teacher prompt: Read the labels and values. Explain the relationship the model shows. Ask learners to describe one label or arrow in ordinary words. Use the adjacent transcript if the image is difficult to see.</w:t>
+      </w:r>
+    </w:p>
+    <w:p>
+      <w:pPr>
+        <w:pStyle w:val="Heading3"/>
+      </w:pPr>
+      <w:r>
+        <w:t>04. Change one thing. Trace what follows.</w:t>
+      </w:r>
+    </w:p>
+    <w:p>
+      <w:r>
+        <w:drawing>
+          <wp:inline xmlns:a="http://schemas.openxmlformats.org/drawingml/2006/main" xmlns:pic="http://schemas.openxmlformats.org/drawingml/2006/picture">
+            <wp:extent cx="5486400" cy="3026664"/>
+            <wp:docPr id="5" name="Picture 5" descr="Original case: Accepted counts [0,4]; four rows rejected with recorded reasons. Changed condition: Replace text &quot;4&quot; with integer 4 through an authorised conversion. Expected result: Accepted values become [0,4,4]; three rows remain rejected. Reason: The converted value now satisfies both type and range checks."/>
+            <wp:cNvGraphicFramePr>
+              <a:graphicFrameLocks noChangeAspect="1"/>
+            </wp:cNvGraphicFramePr>
+            <a:graphic>
+              <a:graphicData uri="http://schemas.openxmlformats.org/drawingml/2006/picture">
+                <pic:pic>
+                  <pic:nvPicPr>
+                    <pic:cNvPr id="0" name="academy-story-ai-2-18-04.png"/>
+                    <pic:cNvPicPr/>
+                  </pic:nvPicPr>
+                  <pic:blipFill>
+                    <a:blip r:embed="rId13"/>
+                    <a:stretch>
+                      <a:fillRect/>
+                    </a:stretch>
+                  </pic:blipFill>
+                  <pic:spPr>
+                    <a:xfrm>
+                      <a:off x="0" y="0"/>
+                      <a:ext cx="5486400" cy="3026664"/>
+                    </a:xfrm>
+                    <a:prstGeom prst="rect"/>
+                  </pic:spPr>
+                </pic:pic>
+              </a:graphicData>
+            </a:graphic>
+          </wp:inline>
+        </w:drawing>
+      </w:r>
+    </w:p>
+    <w:p>
+      <w:pPr>
+        <w:spacing w:line="336" w:lineRule="auto" w:after="180"/>
+      </w:pPr>
+      <w:r>
+        <w:rPr>
+          <w:b w:val="0"/>
+        </w:rPr>
+        <w:t>Original case: Accepted counts [0,4]; four rows rejected with recorded reasons. Changed condition: Replace text "4" with integer 4 through an authorised conversion.</w:t>
+      </w:r>
+    </w:p>
+    <w:p>
+      <w:pPr>
+        <w:spacing w:line="336" w:lineRule="auto" w:after="180"/>
+      </w:pPr>
+      <w:r>
+        <w:rPr>
+          <w:b w:val="0"/>
+        </w:rPr>
+        <w:t>Expected result: Accepted values become [0,4,4]; three rows remain rejected. Reason: The converted value now satisfies both type and range checks.</w:t>
+      </w:r>
+    </w:p>
+    <w:p>
+      <w:pPr>
+        <w:spacing w:line="336" w:lineRule="auto" w:after="180"/>
+        <w:shd w:fill="F5F1FB"/>
+      </w:pPr>
+      <w:r>
+        <w:rPr>
+          <w:b w:val="0"/>
+        </w:rPr>
+        <w:t>Predict before checking the worked changed-case result. Name what changed and what the supplied facts allow you to conclude.</w:t>
+      </w:r>
+    </w:p>
+    <w:p>
+      <w:pPr>
+        <w:pStyle w:val="Heading3"/>
+      </w:pPr>
+      <w:r>
+        <w:t>Discuss while showing the picture</w:t>
+      </w:r>
+    </w:p>
+    <w:p>
+      <w:pPr>
+        <w:spacing w:line="336" w:lineRule="auto" w:after="180"/>
+        <w:shd w:fill="F1F6F8"/>
+      </w:pPr>
+      <w:r>
+        <w:rPr>
+          <w:b w:val="0"/>
+        </w:rPr>
+        <w:t>Teacher prompt: Predict before checking the worked changed-case result. Name what changed and what the supplied facts allow you to conclude. Ask learners to describe one label or arrow in ordinary words.</w:t>
+      </w:r>
+    </w:p>
+    <w:p>
+      <w:pPr>
+        <w:spacing w:line="336" w:lineRule="auto" w:after="180"/>
+        <w:shd w:fill="F1F6F8"/>
+      </w:pPr>
+      <w:r>
+        <w:rPr>
+          <w:b w:val="0"/>
+        </w:rPr>
+        <w:t>Use the adjacent transcript if the image is difficult to see. Changed-case reasoning: The converted value now satisfies both type and range checks.</w:t>
+      </w:r>
+    </w:p>
+    <w:p>
+      <w:pPr>
+        <w:pStyle w:val="Heading3"/>
+      </w:pPr>
+      <w:r>
+        <w:t>05. Connect the explanation to its limit</w:t>
+      </w:r>
+    </w:p>
+    <w:p>
+      <w:r>
+        <w:drawing>
+          <wp:inline xmlns:a="http://schemas.openxmlformats.org/drawingml/2006/main" xmlns:pic="http://schemas.openxmlformats.org/drawingml/2006/picture">
+            <wp:extent cx="5486400" cy="2834640"/>
+            <wp:docPr id="6" name="Picture 6" descr="Testing if value would wrongly discard zero, which is a real valid count. Python’s isinstance(True,int) is true, so the stated exact-integer contract uses type(value) is int to reject Boolean input. Keep missing, type-invalid and range-invalid reasons separate rather than turning every rejected value into zero. Limit: Type and range checks cannot confirm whether the real shelf count was measured accurately."/>
+            <wp:cNvGraphicFramePr>
+              <a:graphicFrameLocks noChangeAspect="1"/>
+            </wp:cNvGraphicFramePr>
+            <a:graphic>
+              <a:graphicData uri="http://schemas.openxmlformats.org/drawingml/2006/picture">
+                <pic:pic>
+                  <pic:nvPicPr>
+                    <pic:cNvPr id="0" name="academy-story-ai-2-18-05.png"/>
+                    <pic:cNvPicPr/>
+                  </pic:nvPicPr>
+                  <pic:blipFill>
+                    <a:blip r:embed="rId14"/>
+                    <a:stretch>
+                      <a:fillRect/>
+                    </a:stretch>
+                  </pic:blipFill>
+                  <pic:spPr>
+                    <a:xfrm>
+                      <a:off x="0" y="0"/>
+                      <a:ext cx="5486400" cy="2834640"/>
+                    </a:xfrm>
+                    <a:prstGeom prst="rect"/>
+                  </pic:spPr>
+                </pic:pic>
+              </a:graphicData>
+            </a:graphic>
+          </wp:inline>
+        </w:drawing>
+      </w:r>
+    </w:p>
+    <w:p>
+      <w:pPr>
+        <w:spacing w:line="336" w:lineRule="auto" w:after="180"/>
+      </w:pPr>
+      <w:r>
+        <w:rPr>
+          <w:b w:val="0"/>
+        </w:rPr>
+        <w:t xml:space="preserve">Testing if value would wrongly discard zero, which is a real valid count. Python’s isinstance(True,int) is true, so the stated exact-integer contract uses type(value) is int to reject Boolean </w:t>
+      </w:r>
+      <w:r>
+        <w:rPr>
+          <w:b/>
+        </w:rPr>
+        <w:t>input</w:t>
+      </w:r>
+      <w:r>
+        <w:rPr>
+          <w:b w:val="0"/>
+        </w:rPr>
+        <w:t>.</w:t>
+      </w:r>
+    </w:p>
+    <w:p>
+      <w:pPr>
+        <w:spacing w:line="336" w:lineRule="auto" w:after="180"/>
+      </w:pPr>
+      <w:r>
+        <w:rPr>
+          <w:b w:val="0"/>
+        </w:rPr>
+        <w:t>Keep missing, type-invalid and range-invalid reasons separate rather than turning every rejected value into zero. Limit: Type and range checks cannot confirm whether the real shelf count was measured accurately.</w:t>
+      </w:r>
+    </w:p>
+    <w:p>
+      <w:pPr>
+        <w:spacing w:line="336" w:lineRule="auto" w:after="180"/>
+        <w:shd w:fill="F5F1FB"/>
+      </w:pPr>
+      <w:r>
+        <w:rPr>
+          <w:b w:val="0"/>
+        </w:rPr>
+        <w:t>Explain the case, then point to a limit on the claim.</w:t>
+      </w:r>
+    </w:p>
+    <w:p>
+      <w:pPr>
+        <w:pStyle w:val="Heading3"/>
+      </w:pPr>
+      <w:r>
+        <w:t>Discuss while showing the picture</w:t>
+      </w:r>
+    </w:p>
+    <w:p>
+      <w:pPr>
+        <w:spacing w:line="336" w:lineRule="auto" w:after="180"/>
+        <w:shd w:fill="F1F6F8"/>
+      </w:pPr>
+      <w:r>
+        <w:rPr>
+          <w:b w:val="0"/>
+        </w:rPr>
+        <w:t>Teacher prompt: Explain the case, then point to a limit on the claim. Ask learners to describe one label or arrow in ordinary words. Use the adjacent transcript if the image is difficult to see.</w:t>
+      </w:r>
+    </w:p>
+    <w:p>
+      <w:pPr>
+        <w:spacing w:line="336" w:lineRule="auto" w:after="180"/>
+        <w:shd w:fill="F1F6F8"/>
+      </w:pPr>
+      <w:r>
+        <w:rPr>
+          <w:b w:val="0"/>
+        </w:rPr>
+        <w:t>Keep the stated scope: Type and range checks cannot confirm whether the real shelf count was measured accurately.</w:t>
+      </w:r>
+    </w:p>
+    <w:p>
+      <w:pPr>
+        <w:pStyle w:val="Heading3"/>
+      </w:pPr>
+      <w:r>
+        <w:t>06. Make the idea visible in your project</w:t>
+      </w:r>
+    </w:p>
+    <w:p>
+      <w:r>
+        <w:drawing>
+          <wp:inline xmlns:a="http://schemas.openxmlformats.org/drawingml/2006/main" xmlns:pic="http://schemas.openxmlformats.org/drawingml/2006/picture">
+            <wp:extent cx="5486400" cy="3380232"/>
+            <wp:docPr id="7" name="Picture 7" descr="Validate recommender stock and numeric features explicitly, recording zero stock as measured zero rather than missing. Draw your input, deciding step, result and limit. Supported question: Why is the Boolean True rejected even though arithmetic can treat it like 1 in Python?"/>
+            <wp:cNvGraphicFramePr>
+              <a:graphicFrameLocks noChangeAspect="1"/>
+            </wp:cNvGraphicFramePr>
+            <a:graphic>
+              <a:graphicData uri="http://schemas.openxmlformats.org/drawingml/2006/picture">
+                <pic:pic>
+                  <pic:nvPicPr>
+                    <pic:cNvPr id="0" name="academy-story-ai-2-18-06.png"/>
+                    <pic:cNvPicPr/>
+                  </pic:nvPicPr>
+                  <pic:blipFill>
+                    <a:blip r:embed="rId15"/>
+                    <a:stretch>
+                      <a:fillRect/>
+                    </a:stretch>
+                  </pic:blipFill>
+                  <pic:spPr>
+                    <a:xfrm>
+                      <a:off x="0" y="0"/>
+                      <a:ext cx="5486400" cy="3380232"/>
+                    </a:xfrm>
+                    <a:prstGeom prst="rect"/>
+                  </pic:spPr>
+                </pic:pic>
+              </a:graphicData>
+            </a:graphic>
+          </wp:inline>
+        </w:drawing>
+      </w:r>
+    </w:p>
+    <w:p>
+      <w:pPr>
+        <w:spacing w:line="336" w:lineRule="auto" w:after="180"/>
+      </w:pPr>
+      <w:r>
+        <w:rPr>
+          <w:b w:val="0"/>
+        </w:rPr>
+        <w:t xml:space="preserve">Validate recommender stock and numeric features explicitly, recording zero stock as measured zero rather than missing. Draw your </w:t>
+      </w:r>
+      <w:r>
+        <w:rPr>
+          <w:b/>
+        </w:rPr>
+        <w:t>input</w:t>
+      </w:r>
+      <w:r>
+        <w:rPr>
+          <w:b w:val="0"/>
+        </w:rPr>
+        <w:t>, deciding step, result and limit.</w:t>
+      </w:r>
+    </w:p>
+    <w:p>
+      <w:pPr>
+        <w:spacing w:line="336" w:lineRule="auto" w:after="180"/>
+      </w:pPr>
+      <w:r>
+        <w:rPr>
+          <w:b w:val="0"/>
+        </w:rPr>
+        <w:t>Supported question: Why is the Boolean True rejected even though arithmetic can treat it like 1 in Python?</w:t>
+      </w:r>
+    </w:p>
+    <w:p>
+      <w:pPr>
+        <w:spacing w:line="336" w:lineRule="auto" w:after="180"/>
+        <w:shd w:fill="F5F1FB"/>
+      </w:pPr>
+      <w:r>
+        <w:rPr>
+          <w:b w:val="0"/>
+        </w:rPr>
+        <w:t xml:space="preserve">Draw your project trace and justify the deciding step using </w:t>
+      </w:r>
+      <w:r>
+        <w:rPr>
+          <w:b/>
+        </w:rPr>
+        <w:t>evidence</w:t>
+      </w:r>
+      <w:r>
+        <w:rPr>
+          <w:b w:val="0"/>
+        </w:rPr>
+        <w:t>.</w:t>
+      </w:r>
+    </w:p>
+    <w:p>
+      <w:pPr>
+        <w:pStyle w:val="Heading3"/>
+      </w:pPr>
+      <w:r>
+        <w:t>Discuss while showing the picture</w:t>
+      </w:r>
+    </w:p>
+    <w:p>
+      <w:pPr>
+        <w:spacing w:line="336" w:lineRule="auto" w:after="180"/>
+        <w:shd w:fill="F1F6F8"/>
+      </w:pPr>
+      <w:r>
+        <w:rPr>
+          <w:b w:val="0"/>
+        </w:rPr>
+        <w:t xml:space="preserve">Teacher prompt: Draw your project trace and justify the deciding step using </w:t>
+      </w:r>
+      <w:r>
+        <w:rPr>
+          <w:b/>
+        </w:rPr>
+        <w:t>evidence</w:t>
+      </w:r>
+      <w:r>
+        <w:rPr>
+          <w:b w:val="0"/>
+        </w:rPr>
+        <w:t>. Ask learners to describe one label or arrow in ordinary words. Use the adjacent transcript if the image is difficult to see.</w:t>
+      </w:r>
+    </w:p>
+    <w:p>
+      <w:pPr>
+        <w:spacing w:line="336" w:lineRule="auto" w:after="180"/>
+        <w:shd w:fill="F1F6F8"/>
+      </w:pPr>
+      <w:r>
+        <w:rPr>
+          <w:b w:val="0"/>
+        </w:rPr>
+        <w:t>Supported practice key: The contract requires actual integer counts, not Boolean flags; type(True) is bool.</w:t>
       </w:r>
     </w:p>
     <w:sectPr>

--- a/downloads/teacher/ai-2-week-18.docx
+++ b/downloads/teacher/ai-2-week-18.docx
@@ -125,7 +125,7 @@
           </w:tcPr>
           <w:p>
             <w:r>
-              <w:t>Sections 1–6; record the brief recall in the workbook.</w:t>
+              <w:t>Use Your mission, Notice the evidence, See how it works, Compare the cases, Words that unlock the idea and Follow a worked example; record the brief recall in the workbook.</w:t>
             </w:r>
           </w:p>
         </w:tc>
@@ -157,7 +157,7 @@
           </w:tcPr>
           <w:p>
             <w:r>
-              <w:t>Sections 7–10; use the matching workbook W2 and misconception check.</w:t>
+              <w:t>Use Find and repair a mistake, Practise together, Run the investigation and Build your understanding; use the matching workbook W2 and misconception check.</w:t>
             </w:r>
           </w:p>
         </w:tc>
@@ -189,7 +189,7 @@
           </w:tcPr>
           <w:p>
             <w:r>
-              <w:t>Sections 9 and 11–14. Give extra time to finish the full task set; use Section 15 when the week includes a coding lab.</w:t>
+              <w:t>Use Run the investigation, Connect your project, Show what you know, Study a complete case and Try a new case independently. Allow extra time for the full task set. Use a coding lab only when this week actually provides one; Your lesson route is the planning section.</w:t>
             </w:r>
           </w:p>
         </w:tc>
@@ -4787,7 +4787,7 @@
           </w:tcPr>
           <w:p>
             <w:r>
-              <w:t>Sections 1–6; record the brief recall in the workbook.</w:t>
+              <w:t>Use Your mission, Notice the evidence, See how it works, Compare the cases, Words that unlock the idea and Follow a worked example; record the brief recall in the workbook.</w:t>
             </w:r>
           </w:p>
         </w:tc>
@@ -4819,7 +4819,7 @@
           </w:tcPr>
           <w:p>
             <w:r>
-              <w:t>Sections 7–10; use the matching workbook W2 and misconception check.</w:t>
+              <w:t>Use Find and repair a mistake, Practise together, Run the investigation and Build your understanding; use the matching workbook W2 and misconception check.</w:t>
             </w:r>
           </w:p>
         </w:tc>
@@ -4851,7 +4851,7 @@
           </w:tcPr>
           <w:p>
             <w:r>
-              <w:t>Sections 9 and 11–14. Give extra time to finish the full task set; use Section 15 when the week includes a coding lab.</w:t>
+              <w:t>Use Run the investigation, Connect your project, Show what you know, Study a complete case and Try a new case independently. Allow extra time for the full task set. Use a coding lab only when this week actually provides one; Your lesson route is the planning section.</w:t>
             </w:r>
           </w:p>
         </w:tc>

--- a/downloads/teacher/ai-2-week-18.docx
+++ b/downloads/teacher/ai-2-week-18.docx
@@ -25,20 +25,38 @@
         <w:pStyle w:val="Heading1"/>
       </w:pPr>
       <w:r>
-        <w:t>01. Missing Data</w:t>
-      </w:r>
-    </w:p>
-    <w:p>
-      <w:r>
-        <w:t>Prepare Missing Data: check the target, prerequisites, resources and adaptable teaching schedule.</w:t>
-      </w:r>
-    </w:p>
-    <w:p>
-      <w:pPr>
-        <w:pStyle w:val="Heading3"/>
-      </w:pPr>
-      <w:r>
-        <w:t>Teach the learning cycle</w:t>
+        <w:t>Teach validation as a declared decision with inspectable evidence.</w:t>
+      </w:r>
+    </w:p>
+    <w:p>
+      <w:r>
+        <w:t>Supply complete scripts and row populations, distinguish policy from measurement and reserve the new count filter for assessment.</w:t>
+      </w:r>
+    </w:p>
+    <w:p>
+      <w:r>
+        <w:t>Ask for raw value, exact type, bound, outcome, reason and coverage before accepting a report.</w:t>
+      </w:r>
+    </w:p>
+    <w:p>
+      <w:pPr>
+        <w:pStyle w:val="Heading1"/>
+      </w:pPr>
+      <w:r>
+        <w:t>01. Prepare this connected week</w:t>
+      </w:r>
+    </w:p>
+    <w:p>
+      <w:r>
+        <w:t>Use one main plan and keep practice separate from the independent first attempt.</w:t>
+      </w:r>
+    </w:p>
+    <w:p>
+      <w:pPr>
+        <w:pStyle w:val="Heading2"/>
+      </w:pPr>
+      <w:r>
+        <w:t>Learning goal and precision</w:t>
       </w:r>
     </w:p>
     <w:p>
@@ -50,6 +68,99 @@
           <w:b w:val="0"/>
         </w:rPr>
         <w:t>Primary target: Detect absent and unusable values</w:t>
+      </w:r>
+    </w:p>
+    <w:p>
+      <w:pPr>
+        <w:spacing w:line="336" w:lineRule="auto" w:after="180"/>
+      </w:pPr>
+      <w:r>
+        <w:rPr>
+          <w:b w:val="0"/>
+        </w:rPr>
+        <w:t>Teach Week 14 as a two-session investigation using fictional data. A fictional activity log contains an absent duration, a recorded zero and an out-of-range value. Our schema accepts exact integer minutes from 0 through 60.</w:t>
+      </w:r>
+    </w:p>
+    <w:p>
+      <w:pPr>
+        <w:spacing w:line="336" w:lineRule="auto" w:after="180"/>
+      </w:pPr>
+      <w:r>
+        <w:rPr>
+          <w:b w:val="0"/>
+        </w:rPr>
+        <w:t>Keep rejected records visible for review instead of replacing their values with guesses. Assess the three stated outcomes through the independent task, not by copying the worked result.</w:t>
+      </w:r>
+    </w:p>
+    <w:p>
+      <w:pPr>
+        <w:spacing w:line="336" w:lineRule="auto" w:after="180"/>
+      </w:pPr>
+      <w:r>
+        <w:rPr>
+          <w:b w:val="0"/>
+        </w:rPr>
+        <w:t xml:space="preserve">By the end, I can validate </w:t>
+      </w:r>
+      <w:r>
+        <w:rPr>
+          <w:b/>
+        </w:rPr>
+        <w:t>missing value</w:t>
+      </w:r>
+      <w:r>
+        <w:rPr>
+          <w:b w:val="0"/>
+        </w:rPr>
+        <w:t>s without confusing zero with absent data.</w:t>
+      </w:r>
+    </w:p>
+    <w:p>
+      <w:pPr>
+        <w:pStyle w:val="Heading2"/>
+      </w:pPr>
+      <w:r>
+        <w:t>What to prepare</w:t>
+      </w:r>
+    </w:p>
+    <w:p>
+      <w:pPr>
+        <w:pStyle w:val="ListBullet"/>
+      </w:pPr>
+      <w:r>
+        <w:t>Use the supplied scenario, student illustrations and blank paper. For numeric work, offer counters or a calculator after learners show the setup. Fictional records are supplied; personal data and paid accounts are unnecessary.</w:t>
+      </w:r>
+    </w:p>
+    <w:p>
+      <w:pPr>
+        <w:pStyle w:val="ListBullet"/>
+      </w:pPr>
+      <w:r>
+        <w:t>Python 3 editor with a fresh local practice file</w:t>
+      </w:r>
+    </w:p>
+    <w:p>
+      <w:pPr>
+        <w:pStyle w:val="ListBullet"/>
+      </w:pPr>
+      <w:r>
+        <w:t>Paper trace table and the student workbook</w:t>
+      </w:r>
+    </w:p>
+    <w:p>
+      <w:pPr>
+        <w:pStyle w:val="ListBullet"/>
+      </w:pPr>
+      <w:r>
+        <w:t>Fictional input records from this lesson; no real student identifiers</w:t>
+      </w:r>
+    </w:p>
+    <w:p>
+      <w:pPr>
+        <w:pStyle w:val="Heading2"/>
+      </w:pPr>
+      <w:r>
+        <w:t>Main teaching plan</w:t>
       </w:r>
     </w:p>
     <w:tbl>
@@ -231,18 +342,10 @@
     </w:p>
     <w:p>
       <w:pPr>
-        <w:pStyle w:val="Heading3"/>
-      </w:pPr>
-      <w:r>
-        <w:t>Retrieval answer guidance</w:t>
-      </w:r>
-    </w:p>
-    <w:p>
-      <w:pPr>
-        <w:pStyle w:val="Heading3"/>
-      </w:pPr>
-      <w:r>
-        <w:t>Noise and Outliers</w:t>
+        <w:pStyle w:val="Heading2"/>
+      </w:pPr>
+      <w:r>
+        <w:t>Opening retrieval and readiness</w:t>
       </w:r>
     </w:p>
     <w:p>
@@ -280,14 +383,6 @@
     </w:p>
     <w:p>
       <w:pPr>
-        <w:pStyle w:val="Heading3"/>
-      </w:pPr>
-      <w:r>
-        <w:t>Choose Informative Questions</w:t>
-      </w:r>
-    </w:p>
-    <w:p>
-      <w:pPr>
         <w:spacing w:line="336" w:lineRule="auto" w:after="180"/>
       </w:pPr>
       <w:r>
@@ -362,14 +457,6 @@
     </w:p>
     <w:p>
       <w:pPr>
-        <w:pStyle w:val="Heading3"/>
-      </w:pPr>
-      <w:r>
-        <w:t>Accuracy as a Fraction</w:t>
-      </w:r>
-    </w:p>
-    <w:p>
-      <w:pPr>
         <w:spacing w:line="336" w:lineRule="auto" w:after="180"/>
       </w:pPr>
       <w:r>
@@ -422,6 +509,65 @@
           <w:b w:val="0"/>
         </w:rPr>
         <w:t>It misses all four blocked cases, so the overall score hides complete failure on that evaluated class.</w:t>
+      </w:r>
+    </w:p>
+    <w:p>
+      <w:pPr>
+        <w:spacing w:line="336" w:lineRule="auto" w:after="180"/>
+      </w:pPr>
+      <w:r>
+        <w:rPr>
+          <w:b w:val="0"/>
+        </w:rPr>
+        <w:t>No. The first is text and the second is an integer.</w:t>
+      </w:r>
+    </w:p>
+    <w:p>
+      <w:pPr>
+        <w:pStyle w:val="Heading2"/>
+      </w:pPr>
+      <w:r>
+        <w:t>Earlier wording, alternatives and picture transcripts · reference / check after trying</w:t>
+      </w:r>
+    </w:p>
+    <w:p>
+      <w:pPr>
+        <w:pStyle w:val="Heading3"/>
+      </w:pPr>
+      <w:r>
+        <w:t>Teach the learning cycle</w:t>
+      </w:r>
+    </w:p>
+    <w:p>
+      <w:pPr>
+        <w:pStyle w:val="Heading3"/>
+      </w:pPr>
+      <w:r>
+        <w:t>Retrieval answer guidance</w:t>
+      </w:r>
+    </w:p>
+    <w:p>
+      <w:pPr>
+        <w:pStyle w:val="Heading3"/>
+      </w:pPr>
+      <w:r>
+        <w:t>Noise and Outliers</w:t>
+      </w:r>
+    </w:p>
+    <w:p>
+      <w:pPr>
+        <w:pStyle w:val="Heading3"/>
+      </w:pPr>
+      <w:r>
+        <w:t>Choose Informative Questions</w:t>
+      </w:r>
+    </w:p>
+    <w:p>
+      <w:pPr>
+        <w:pStyle w:val="Heading3"/>
+      </w:pPr>
+      <w:r>
+        <w:t>Accuracy as a Fraction</w:t>
       </w:r>
     </w:p>
     <w:p>
@@ -606,33 +752,13 @@
       </w:r>
     </w:p>
     <w:p>
+      <w:r>
+        <w:t>This compact option is not the full-week schedule. Use the main teaching cycle and allow extra sessions for the investigation, independent work and project.</w:t>
+      </w:r>
+    </w:p>
+    <w:p>
       <w:pPr>
         <w:spacing w:line="336" w:lineRule="auto" w:after="180"/>
-      </w:pPr>
-      <w:r>
-        <w:rPr>
-          <w:b w:val="0"/>
-        </w:rPr>
-        <w:t>Use the supplied scenario, student illustrations and blank paper. For numeric work, offer counters or a calculator after learners show the setup. Fictional records are supplied; personal data and paid accounts are unnecessary.</w:t>
-      </w:r>
-    </w:p>
-    <w:p>
-      <w:pPr>
-        <w:pStyle w:val="Heading3"/>
-      </w:pPr>
-      <w:r>
-        <w:t>Alternative compact allocation</w:t>
-      </w:r>
-    </w:p>
-    <w:p>
-      <w:r>
-        <w:t>This compact option is not the full-week schedule. Use the main teaching cycle and allow extra sessions for the investigation, independent work and project.</w:t>
-      </w:r>
-    </w:p>
-    <w:p>
-      <w:pPr>
-        <w:spacing w:line="336" w:lineRule="auto" w:after="180"/>
-        <w:shd w:fill="F1F6F8"/>
       </w:pPr>
       <w:r>
         <w:rPr>
@@ -651,13 +777,50 @@
     </w:p>
     <w:p>
       <w:pPr>
+        <w:pStyle w:val="Heading3"/>
+      </w:pPr>
+      <w:r>
+        <w:t>Readiness answer</w:t>
+      </w:r>
+    </w:p>
+    <w:p>
+      <w:pPr>
+        <w:pStyle w:val="Heading3"/>
+      </w:pPr>
+      <w:r>
+        <w:t>End goal for the pictorial case</w:t>
+      </w:r>
+    </w:p>
+    <w:p>
+      <w:pPr>
         <w:spacing w:line="336" w:lineRule="auto" w:after="180"/>
       </w:pPr>
       <w:r>
         <w:rPr>
           <w:b w:val="0"/>
         </w:rPr>
-        <w:t>Teach Week 14 as a two-session investigation using fictional data. A fictional activity log contains an absent duration, a recorded zero and an out-of-range value. Our schema accepts exact integer minutes from 0 through 60.</w:t>
+        <w:t>This added worked case illustrates the week’s main idea. Retain all original and connected topics; schedule its practice within the teaching cycle.</w:t>
+      </w:r>
+    </w:p>
+    <w:p>
+      <w:pPr>
+        <w:pStyle w:val="Heading1"/>
+      </w:pPr>
+      <w:r>
+        <w:t>02. Teach the type-first condition and preserved review records</w:t>
+      </w:r>
+    </w:p>
+    <w:p>
+      <w:r>
+        <w:t>Keep duration, stock and independent count contracts distinct.</w:t>
+      </w:r>
+    </w:p>
+    <w:p>
+      <w:pPr>
+        <w:pStyle w:val="Heading2"/>
+      </w:pPr>
+      <w:r>
+        <w:t>State the duration schema and supply its complete script</w:t>
       </w:r>
     </w:p>
     <w:p>
@@ -668,15 +831,7 @@
         <w:rPr>
           <w:b w:val="0"/>
         </w:rPr>
-        <w:t>Keep rejected records visible for review instead of replacing their values with guesses. Assess the three stated outcomes through the independent task, not by copying the worked result.</w:t>
-      </w:r>
-    </w:p>
-    <w:p>
-      <w:pPr>
-        <w:pStyle w:val="Heading3"/>
-      </w:pPr>
-      <w:r>
-        <w:t>Readiness answer</w:t>
+        <w:t>A fictional activity log contains an absent duration, a recorded zero and an out-of-range value. Our schema accepts exact integer minutes from 0 through 60.</w:t>
       </w:r>
     </w:p>
     <w:p>
@@ -687,7 +842,46 @@
         <w:rPr>
           <w:b w:val="0"/>
         </w:rPr>
-        <w:t>No. The first is text and the second is an integer.</w:t>
+        <w:t>Keep rejected records visible for review instead of replacing their values with guesses.</w:t>
+      </w:r>
+    </w:p>
+    <w:p>
+      <w:r>
+        <w:rPr>
+          <w:rFonts w:ascii="Courier New" w:hAnsi="Courier New"/>
+          <w:sz w:val="18"/>
+        </w:rPr>
+        <w:t>rows = [{"minutes": 0}, {}, {"minutes": 12},</w:t>
+        <w:br/>
+        <w:t xml:space="preserve">        {"minutes": -1}, {"minutes": None}]</w:t>
+        <w:br/>
+        <w:t>accepted = []</w:t>
+        <w:br/>
+        <w:t>rejected = 0</w:t>
+        <w:br/>
+        <w:t>for row in rows:</w:t>
+        <w:br/>
+        <w:t xml:space="preserve">    value = row.get("minutes")</w:t>
+        <w:br/>
+        <w:t xml:space="preserve">    if type(value) is int and 0 &lt;= value &lt;= 60:</w:t>
+        <w:br/>
+        <w:t xml:space="preserve">        accepted.append(value)</w:t>
+        <w:br/>
+        <w:t xml:space="preserve">    else:</w:t>
+        <w:br/>
+        <w:t xml:space="preserve">        rejected = rejected + 1</w:t>
+        <w:br/>
+        <w:t>print(accepted)</w:t>
+        <w:br/>
+        <w:t>print(rejected)</w:t>
+      </w:r>
+    </w:p>
+    <w:p>
+      <w:pPr>
+        <w:pStyle w:val="Heading2"/>
+      </w:pPr>
+      <w:r>
+        <w:t>Explain get, append and exact type</w:t>
       </w:r>
     </w:p>
     <w:p>
@@ -698,7 +892,7 @@
         <w:rPr>
           <w:b w:val="0"/>
         </w:rPr>
-        <w:t>Python 3 editor with a fresh local practice file</w:t>
+        <w:t>dict.get returns None when this key is absent. An explicit None also represents unknown in this dataset. append adds an item to the end of a list. The script prints [0, 12] and then 3.</w:t>
       </w:r>
     </w:p>
     <w:p>
@@ -709,7 +903,61 @@
         <w:rPr>
           <w:b w:val="0"/>
         </w:rPr>
-        <w:t>Paper trace table and the student workbook</w:t>
+        <w:t>The exact type check prevents comparing None or text with the numeric range.</w:t>
+      </w:r>
+    </w:p>
+    <w:p>
+      <w:pPr>
+        <w:pStyle w:val="Heading2"/>
+      </w:pPr>
+      <w:r>
+        <w:t>Collect the added 60/text 5 prediction</w:t>
+      </w:r>
+    </w:p>
+    <w:p>
+      <w:pPr>
+        <w:pStyle w:val="Heading3"/>
+      </w:pPr>
+      <w:r>
+        <w:t>Add {"minutes": 60} and {"minutes": "5"}. Predict the accepted list and rejection count.</w:t>
+      </w:r>
+    </w:p>
+    <w:p>
+      <w:r>
+        <w:t>________________________________________________________________</w:t>
+      </w:r>
+    </w:p>
+    <w:p>
+      <w:r>
+        <w:t>________________________________________________________________</w:t>
+      </w:r>
+    </w:p>
+    <w:p>
+      <w:r>
+        <w:t>________________________________________________________________</w:t>
+      </w:r>
+    </w:p>
+    <w:p>
+      <w:r>
+        <w:t>________________________________________________________________</w:t>
+      </w:r>
+    </w:p>
+    <w:p>
+      <w:r>
+        <w:t>________________________________________________________________</w:t>
+      </w:r>
+    </w:p>
+    <w:p>
+      <w:r>
+        <w:t>________________________________________________________________</w:t>
+      </w:r>
+    </w:p>
+    <w:p>
+      <w:pPr>
+        <w:pStyle w:val="Heading2"/>
+      </w:pPr>
+      <w:r>
+        <w:t>State the separate stock schema and all its rows</w:t>
       </w:r>
     </w:p>
     <w:p>
@@ -720,7 +968,7 @@
         <w:rPr>
           <w:b w:val="0"/>
         </w:rPr>
-        <w:t xml:space="preserve">Fictional </w:t>
+        <w:t xml:space="preserve">A fictional catalogue records counts of available copies under a strict </w:t>
       </w:r>
       <w:r>
         <w:rPr>
@@ -732,15 +980,7 @@
         <w:rPr>
           <w:b w:val="0"/>
         </w:rPr>
-        <w:t xml:space="preserve"> records from this lesson; no real student identifiers</w:t>
-      </w:r>
-    </w:p>
-    <w:p>
-      <w:pPr>
-        <w:pStyle w:val="Heading3"/>
-      </w:pPr>
-      <w:r>
-        <w:t>End goal for the pictorial case</w:t>
+        <w:t xml:space="preserve"> contract.</w:t>
       </w:r>
     </w:p>
     <w:p>
@@ -751,19 +991,85 @@
         <w:rPr>
           <w:b w:val="0"/>
         </w:rPr>
-        <w:t xml:space="preserve">By the end, I can validate </w:t>
+        <w:t>Accept count only if type(value) is int and 0&lt;=value&lt;=8. Missing fields are invalid, and Booleans are not counts.</w:t>
+      </w:r>
+    </w:p>
+    <w:p>
+      <w:pPr>
+        <w:spacing w:line="336" w:lineRule="auto" w:after="180"/>
+      </w:pPr>
+      <w:r>
+        <w:rPr>
+          <w:b w:val="0"/>
+        </w:rPr>
+        <w:t>Rows have count 0, count 4, absent count, count "4", count True and count 9.</w:t>
+      </w:r>
+    </w:p>
+    <w:p>
+      <w:pPr>
+        <w:pStyle w:val="Heading2"/>
+      </w:pPr>
+      <w:r>
+        <w:t>Trace the Boolean and range decisions</w:t>
+      </w:r>
+    </w:p>
+    <w:p>
+      <w:r>
+        <w:drawing>
+          <wp:inline xmlns:a="http://schemas.openxmlformats.org/drawingml/2006/main" xmlns:pic="http://schemas.openxmlformats.org/drawingml/2006/picture">
+            <wp:extent cx="5486400" cy="4005072"/>
+            <wp:docPr id="1" name="Picture 1" descr="Retrieve carefully: Use row.get(&quot;count&quot;); absent field gives None, distinct from 0. → Check exact type: Integers 0,4 pass; text &quot;4&quot;, Boolean True and None fail. → Check range: Integer 9 fails maximum 8. → Report validation: Accepted counts [0,4]; four rows rejected with recorded reasons."/>
+            <wp:cNvGraphicFramePr>
+              <a:graphicFrameLocks noChangeAspect="1"/>
+            </wp:cNvGraphicFramePr>
+            <a:graphic>
+              <a:graphicData uri="http://schemas.openxmlformats.org/drawingml/2006/picture">
+                <pic:pic>
+                  <pic:nvPicPr>
+                    <pic:cNvPr id="0" name="academy-story-ai-2-18-02.png"/>
+                    <pic:cNvPicPr/>
+                  </pic:nvPicPr>
+                  <pic:blipFill>
+                    <a:blip r:embed="rId9"/>
+                    <a:stretch>
+                      <a:fillRect/>
+                    </a:stretch>
+                  </pic:blipFill>
+                  <pic:spPr>
+                    <a:xfrm>
+                      <a:off x="0" y="0"/>
+                      <a:ext cx="5486400" cy="4005072"/>
+                    </a:xfrm>
+                    <a:prstGeom prst="rect"/>
+                  </pic:spPr>
+                </pic:pic>
+              </a:graphicData>
+            </a:graphic>
+          </wp:inline>
+        </w:drawing>
+      </w:r>
+    </w:p>
+    <w:p>
+      <w:pPr>
+        <w:spacing w:line="336" w:lineRule="auto" w:after="180"/>
+      </w:pPr>
+      <w:r>
+        <w:rPr>
+          <w:b w:val="0"/>
+        </w:rPr>
+        <w:t xml:space="preserve">Testing if value would wrongly discard zero, which is a real valid count. Python’s isinstance(True,int) is true, so the stated exact-integer contract uses type(value) is int to reject Boolean </w:t>
       </w:r>
       <w:r>
         <w:rPr>
           <w:b/>
         </w:rPr>
-        <w:t>missing value</w:t>
+        <w:t>input</w:t>
       </w:r>
       <w:r>
         <w:rPr>
           <w:b w:val="0"/>
         </w:rPr>
-        <w:t>s without confusing zero with absent data.</w:t>
+        <w:t>.</w:t>
       </w:r>
     </w:p>
     <w:p>
@@ -774,20 +1080,200 @@
         <w:rPr>
           <w:b w:val="0"/>
         </w:rPr>
-        <w:t>This added worked case illustrates the week’s main idea. Retain all original and connected topics; schedule its practice within the teaching cycle.</w:t>
-      </w:r>
-    </w:p>
-    <w:p>
-      <w:pPr>
-        <w:pStyle w:val="Heading1"/>
-      </w:pPr>
-      <w:r>
-        <w:t>02. Explain the mechanism</w:t>
-      </w:r>
-    </w:p>
-    <w:p>
-      <w:r>
-        <w:t>Model Missing Data using the supplied case, labelled mechanism and reasoning. Make the scope of each conclusion explicit.</w:t>
+        <w:t>Keep missing, type-invalid and range-invalid reasons separate rather than turning every rejected value into zero.</w:t>
+      </w:r>
+    </w:p>
+    <w:p>
+      <w:pPr>
+        <w:pStyle w:val="Heading2"/>
+      </w:pPr>
+      <w:r>
+        <w:t>Run the complete stock reason-recording script</w:t>
+      </w:r>
+    </w:p>
+    <w:p>
+      <w:r>
+        <w:rPr>
+          <w:rFonts w:ascii="Courier New" w:hAnsi="Courier New"/>
+          <w:sz w:val="18"/>
+        </w:rPr>
+        <w:t>rows = [{"count": 0}, {"count": 4}, {},</w:t>
+        <w:br/>
+        <w:t xml:space="preserve">        {"count": "4"}, {"count": True}, {"count": 9}]</w:t>
+        <w:br/>
+        <w:t>accepted = []</w:t>
+        <w:br/>
+        <w:t>review = []</w:t>
+        <w:br/>
+        <w:t>for number, row in enumerate(rows, 1):</w:t>
+        <w:br/>
+        <w:t xml:space="preserve">    value = row.get("count")</w:t>
+        <w:br/>
+        <w:t xml:space="preserve">    if value is None:</w:t>
+        <w:br/>
+        <w:t xml:space="preserve">        reason = "unknown count"</w:t>
+        <w:br/>
+        <w:t xml:space="preserve">    elif type(value) is not int:</w:t>
+        <w:br/>
+        <w:t xml:space="preserve">        reason = "count is not an exact integer"</w:t>
+        <w:br/>
+        <w:t xml:space="preserve">    elif not 0 &lt;= value &lt;= 8:</w:t>
+        <w:br/>
+        <w:t xml:space="preserve">        reason = "count outside 0 through 8"</w:t>
+        <w:br/>
+        <w:t xml:space="preserve">    else:</w:t>
+        <w:br/>
+        <w:t xml:space="preserve">        accepted.append(value)</w:t>
+        <w:br/>
+        <w:t xml:space="preserve">        continue</w:t>
+        <w:br/>
+        <w:t xml:space="preserve">    review.append((number, row.copy(), reason))</w:t>
+        <w:br/>
+        <w:t>print(accepted)</w:t>
+        <w:br/>
+        <w:t>print(len(review))</w:t>
+      </w:r>
+    </w:p>
+    <w:p>
+      <w:pPr>
+        <w:pStyle w:val="Heading2"/>
+      </w:pPr>
+      <w:r>
+        <w:t>Predict and check an authorised conversion</w:t>
+      </w:r>
+    </w:p>
+    <w:p>
+      <w:pPr>
+        <w:spacing w:line="336" w:lineRule="auto" w:after="180"/>
+      </w:pPr>
+      <w:r>
+        <w:rPr>
+          <w:b w:val="0"/>
+        </w:rPr>
+        <w:t>Change: Replace text "4" with integer 4 through an authorised conversion.</w:t>
+      </w:r>
+    </w:p>
+    <w:p>
+      <w:pPr>
+        <w:spacing w:line="336" w:lineRule="auto" w:after="180"/>
+      </w:pPr>
+      <w:r>
+        <w:rPr>
+          <w:b/>
+        </w:rPr>
+        <w:t>Prediction</w:t>
+      </w:r>
+      <w:r>
+        <w:rPr>
+          <w:b w:val="0"/>
+        </w:rPr>
+        <w:t>: Accepted values become [0,4,4]; three rows remain rejected.</w:t>
+      </w:r>
+    </w:p>
+    <w:p>
+      <w:pPr>
+        <w:spacing w:line="336" w:lineRule="auto" w:after="180"/>
+      </w:pPr>
+      <w:r>
+        <w:rPr>
+          <w:b w:val="0"/>
+        </w:rPr>
+        <w:t>Reason: The converted value now satisfies both type and range checks.</w:t>
+      </w:r>
+    </w:p>
+    <w:p>
+      <w:pPr>
+        <w:pStyle w:val="Heading2"/>
+      </w:pPr>
+      <w:r>
+        <w:t>Limit the inference and elicit picture reasoning</w:t>
+      </w:r>
+    </w:p>
+    <w:p>
+      <w:pPr>
+        <w:spacing w:line="336" w:lineRule="auto" w:after="180"/>
+      </w:pPr>
+      <w:r>
+        <w:rPr>
+          <w:b w:val="0"/>
+        </w:rPr>
+        <w:t>Type and range checks cannot confirm whether the real shelf count was measured accurately.</w:t>
+      </w:r>
+    </w:p>
+    <w:p>
+      <w:pPr>
+        <w:spacing w:line="336" w:lineRule="auto" w:after="180"/>
+      </w:pPr>
+      <w:r>
+        <w:rPr>
+          <w:b w:val="0"/>
+        </w:rPr>
+        <w:t>Use the diagram and verbal explanation together. Ask learners to match a sentence to a specific visual step; do not assign learners fixed visual or auditory learning styles.</w:t>
+      </w:r>
+    </w:p>
+    <w:p>
+      <w:pPr>
+        <w:spacing w:line="336" w:lineRule="auto" w:after="180"/>
+      </w:pPr>
+      <w:r>
+        <w:rPr>
+          <w:b w:val="0"/>
+        </w:rPr>
+        <w:t xml:space="preserve">Cover the result. Ask learners to name the </w:t>
+      </w:r>
+      <w:r>
+        <w:rPr>
+          <w:b/>
+        </w:rPr>
+        <w:t>input</w:t>
+      </w:r>
+      <w:r>
+        <w:rPr>
+          <w:b w:val="0"/>
+        </w:rPr>
+        <w:t xml:space="preserve">s and predict the next step. Uncover one step, connect the icon to the actual procedure, and explain its </w:t>
+      </w:r>
+      <w:r>
+        <w:rPr>
+          <w:b/>
+        </w:rPr>
+        <w:t>evidence</w:t>
+      </w:r>
+      <w:r>
+        <w:rPr>
+          <w:b w:val="0"/>
+        </w:rPr>
+        <w:t>. Then change the supplied condition and compare.</w:t>
+      </w:r>
+    </w:p>
+    <w:p>
+      <w:pPr>
+        <w:spacing w:line="336" w:lineRule="auto" w:after="180"/>
+      </w:pPr>
+      <w:r>
+        <w:rPr>
+          <w:b w:val="0"/>
+        </w:rPr>
+        <w:t>The picture is a representation; it does not document execution of a real AI model.</w:t>
+      </w:r>
+    </w:p>
+    <w:p>
+      <w:pPr>
+        <w:pStyle w:val="Heading2"/>
+      </w:pPr>
+      <w:r>
+        <w:t>Earlier wording, alternatives and picture transcripts · reference / check after trying</w:t>
+      </w:r>
+    </w:p>
+    <w:p>
+      <w:pPr>
+        <w:spacing w:line="336" w:lineRule="auto" w:after="180"/>
+      </w:pPr>
+      <w:r>
+        <w:rPr>
+          <w:b w:val="0"/>
+        </w:rPr>
+        <w:t>Explain the mechanism</w:t>
       </w:r>
     </w:p>
     <w:p>
@@ -873,7 +1359,6 @@
     <w:p>
       <w:pPr>
         <w:spacing w:line="336" w:lineRule="auto" w:after="180"/>
-        <w:shd w:fill="F4F9FC"/>
       </w:pPr>
       <w:r>
         <w:rPr>
@@ -885,7 +1370,6 @@
     <w:p>
       <w:pPr>
         <w:spacing w:line="336" w:lineRule="auto" w:after="180"/>
-        <w:shd w:fill="F4F9FC"/>
       </w:pPr>
       <w:r>
         <w:rPr>
@@ -897,7 +1381,6 @@
     <w:p>
       <w:pPr>
         <w:spacing w:line="336" w:lineRule="auto" w:after="180"/>
-        <w:shd w:fill="F4F9FC"/>
       </w:pPr>
       <w:r>
         <w:rPr>
@@ -933,7 +1416,6 @@
     <w:p>
       <w:pPr>
         <w:spacing w:line="336" w:lineRule="auto" w:after="180"/>
-        <w:shd w:fill="F4F9FC"/>
       </w:pPr>
       <w:r>
         <w:rPr>
@@ -956,7 +1438,6 @@
     <w:p>
       <w:pPr>
         <w:spacing w:line="336" w:lineRule="auto" w:after="180"/>
-        <w:shd w:fill="F5F1FB"/>
       </w:pPr>
       <w:r>
         <w:rPr>
@@ -987,16 +1468,7 @@
     </w:p>
     <w:p>
       <w:pPr>
-        <w:pStyle w:val="Heading3"/>
-      </w:pPr>
-      <w:r>
-        <w:t>The teaching case</w:t>
-      </w:r>
-    </w:p>
-    <w:p>
-      <w:pPr>
         <w:spacing w:line="336" w:lineRule="auto" w:after="180"/>
-        <w:shd w:fill="F1F6FC"/>
       </w:pPr>
       <w:r>
         <w:rPr>
@@ -1007,16 +1479,7 @@
     </w:p>
     <w:p>
       <w:pPr>
-        <w:pStyle w:val="Heading3"/>
-      </w:pPr>
-      <w:r>
-        <w:t>The teaching case</w:t>
-      </w:r>
-    </w:p>
-    <w:p>
-      <w:pPr>
         <w:spacing w:line="336" w:lineRule="auto" w:after="180"/>
-        <w:shd w:fill="F1F6FC"/>
       </w:pPr>
       <w:r>
         <w:rPr>
@@ -1035,16 +1498,7 @@
     </w:p>
     <w:p>
       <w:pPr>
-        <w:pStyle w:val="Heading3"/>
-      </w:pPr>
-      <w:r>
-        <w:t>Why the result follows</w:t>
-      </w:r>
-    </w:p>
-    <w:p>
-      <w:pPr>
         <w:spacing w:line="336" w:lineRule="auto" w:after="180"/>
-        <w:shd w:fill="F1F6FC"/>
       </w:pPr>
       <w:r>
         <w:rPr>
@@ -1059,50 +1513,6 @@
       </w:pPr>
       <w:r>
         <w:t>Explain the added worked example</w:t>
-      </w:r>
-    </w:p>
-    <w:p>
-      <w:pPr>
-        <w:spacing w:line="336" w:lineRule="auto" w:after="180"/>
-      </w:pPr>
-      <w:r>
-        <w:rPr>
-          <w:b w:val="0"/>
-        </w:rPr>
-        <w:t>A fictional activity log contains an absent duration, a recorded zero and an out-of-range value. Our schema accepts exact integer minutes from 0 through 60.</w:t>
-      </w:r>
-    </w:p>
-    <w:p>
-      <w:pPr>
-        <w:spacing w:line="336" w:lineRule="auto" w:after="180"/>
-      </w:pPr>
-      <w:r>
-        <w:rPr>
-          <w:b w:val="0"/>
-        </w:rPr>
-        <w:t>Keep rejected records visible for review instead of replacing their values with guesses.</w:t>
-      </w:r>
-    </w:p>
-    <w:p>
-      <w:pPr>
-        <w:spacing w:line="336" w:lineRule="auto" w:after="180"/>
-      </w:pPr>
-      <w:r>
-        <w:rPr>
-          <w:b w:val="0"/>
-        </w:rPr>
-        <w:t>dict.get returns None when this key is absent. An explicit None also represents unknown in this dataset. append adds an item to the end of a list. The script prints [0, 12] and then 3.</w:t>
-      </w:r>
-    </w:p>
-    <w:p>
-      <w:pPr>
-        <w:spacing w:line="336" w:lineRule="auto" w:after="180"/>
-      </w:pPr>
-      <w:r>
-        <w:rPr>
-          <w:b w:val="0"/>
-        </w:rPr>
-        <w:t>The exact type check prevents comparing None or text with the numeric range.</w:t>
       </w:r>
     </w:p>
     <w:p>
@@ -1279,44 +1689,6 @@
         <w:t>These teacher notes contain solutions; do not reveal the independent case answer during modelling.</w:t>
       </w:r>
     </w:p>
-    <w:p>
-      <w:pPr>
-        <w:pStyle w:val="Heading3"/>
-      </w:pPr>
-      <w:r>
-        <w:t>Add {"minutes": 60} and {"minutes": "5"}. Predict the accepted list and rejection count.</w:t>
-      </w:r>
-    </w:p>
-    <w:p>
-      <w:r>
-        <w:t>________________________________________________________________</w:t>
-      </w:r>
-    </w:p>
-    <w:p>
-      <w:r>
-        <w:t>________________________________________________________________</w:t>
-      </w:r>
-    </w:p>
-    <w:p>
-      <w:r>
-        <w:t>________________________________________________________________</w:t>
-      </w:r>
-    </w:p>
-    <w:p>
-      <w:r>
-        <w:t>________________________________________________________________</w:t>
-      </w:r>
-    </w:p>
-    <w:p>
-      <w:r>
-        <w:t>________________________________________________________________</w:t>
-      </w:r>
-    </w:p>
-    <w:p>
-      <w:r>
-        <w:t>________________________________________________________________</w:t>
-      </w:r>
-    </w:p>
     <w:tbl>
       <w:tblPr>
         <w:tblStyle w:val="LightShading-Accent1"/>
@@ -1421,17 +1793,6 @@
     </w:tbl>
     <w:p>
       <w:pPr>
-        <w:spacing w:line="336" w:lineRule="auto" w:after="180"/>
-      </w:pPr>
-      <w:r>
-        <w:rPr>
-          <w:b w:val="0"/>
-        </w:rPr>
-        <w:t>Use the diagram and verbal explanation together. Ask learners to match a sentence to a specific visual step; do not assign learners fixed visual or auditory learning styles.</w:t>
-      </w:r>
-    </w:p>
-    <w:p>
-      <w:pPr>
         <w:pStyle w:val="Heading3"/>
       </w:pPr>
       <w:r>
@@ -1440,73 +1801,10 @@
     </w:p>
     <w:p>
       <w:pPr>
-        <w:spacing w:line="336" w:lineRule="auto" w:after="180"/>
-      </w:pPr>
-      <w:r>
-        <w:rPr>
-          <w:b w:val="0"/>
-        </w:rPr>
-        <w:t xml:space="preserve">A fictional catalogue records counts of available copies under a strict </w:t>
-      </w:r>
-      <w:r>
-        <w:rPr>
-          <w:b/>
-        </w:rPr>
-        <w:t>input</w:t>
-      </w:r>
-      <w:r>
-        <w:rPr>
-          <w:b w:val="0"/>
-        </w:rPr>
-        <w:t xml:space="preserve"> contract.</w:t>
-      </w:r>
-    </w:p>
-    <w:p>
-      <w:pPr>
         <w:pStyle w:val="Heading3"/>
       </w:pPr>
       <w:r>
         <w:t>The facts we will use</w:t>
-      </w:r>
-    </w:p>
-    <w:p>
-      <w:pPr>
-        <w:pStyle w:val="Heading3"/>
-      </w:pPr>
-      <w:r>
-        <w:t>Supplied facts</w:t>
-      </w:r>
-    </w:p>
-    <w:p>
-      <w:pPr>
-        <w:spacing w:line="336" w:lineRule="auto" w:after="180"/>
-        <w:shd w:fill="F1F6FC"/>
-      </w:pPr>
-      <w:r>
-        <w:rPr>
-          <w:b w:val="0"/>
-        </w:rPr>
-        <w:t>Accept count only if type(value) is int and 0&lt;=value&lt;=8. Missing fields are invalid, and Booleans are not counts.</w:t>
-      </w:r>
-    </w:p>
-    <w:p>
-      <w:pPr>
-        <w:pStyle w:val="Heading3"/>
-      </w:pPr>
-      <w:r>
-        <w:t>Supplied facts</w:t>
-      </w:r>
-    </w:p>
-    <w:p>
-      <w:pPr>
-        <w:spacing w:line="336" w:lineRule="auto" w:after="180"/>
-        <w:shd w:fill="F1F6FC"/>
-      </w:pPr>
-      <w:r>
-        <w:rPr>
-          <w:b w:val="0"/>
-        </w:rPr>
-        <w:t>Rows have count 0, count 4, absent count, count "4", count True and count 9.</w:t>
       </w:r>
     </w:p>
     <w:p>
@@ -1514,7 +1812,7 @@
         <w:drawing>
           <wp:inline xmlns:a="http://schemas.openxmlformats.org/drawingml/2006/main" xmlns:pic="http://schemas.openxmlformats.org/drawingml/2006/picture">
             <wp:extent cx="5311302" cy="5943600"/>
-            <wp:docPr id="1" name="Picture 1" descr="Missing Data. Retrieve carefully: Use row.get(&quot;count&quot;); absent field gives None, distinct from 0.. Check exact type: Integers 0,4 pass; text &quot;4&quot;, Boolean True and None fail.. Check range: Integer 9 fails maximum 8.. Report validation: Accepted counts [0,4]; four rows rejected with recorded reasons."/>
+            <wp:docPr id="2" name="Picture 2" descr="Missing Data. Retrieve carefully: Use row.get(&quot;count&quot;); absent field gives None, distinct from 0.. Check exact type: Integers 0,4 pass; text &quot;4&quot;, Boolean True and None fail.. Check range: Integer 9 fails maximum 8.. Report validation: Accepted counts [0,4]; four rows rejected with recorded reasons."/>
             <wp:cNvGraphicFramePr>
               <a:graphicFrameLocks noChangeAspect="1"/>
             </wp:cNvGraphicFramePr>
@@ -1526,7 +1824,7 @@
                     <pic:cNvPicPr/>
                   </pic:nvPicPr>
                   <pic:blipFill>
-                    <a:blip r:embed="rId9"/>
+                    <a:blip r:embed="rId10"/>
                     <a:stretch>
                       <a:fillRect/>
                     </a:stretch>
@@ -1695,19 +1993,97 @@
         <w:pStyle w:val="Heading3"/>
       </w:pPr>
       <w:r>
-        <w:t>Why the result follows</w:t>
+        <w:t>What this example does not establish</w:t>
+      </w:r>
+    </w:p>
+    <w:p>
+      <w:pPr>
+        <w:pStyle w:val="Heading3"/>
+      </w:pPr>
+      <w:r>
+        <w:t>Change one thing in the pictured case</w:t>
+      </w:r>
+    </w:p>
+    <w:p>
+      <w:pPr>
+        <w:pStyle w:val="Heading3"/>
+      </w:pPr>
+      <w:r>
+        <w:t>Ask while showing the picture</w:t>
+      </w:r>
+    </w:p>
+    <w:p>
+      <w:pPr>
+        <w:pStyle w:val="Heading1"/>
+      </w:pPr>
+      <w:r>
+        <w:t>03. Guide the reasoning, then remove help</w:t>
+      </w:r>
+    </w:p>
+    <w:p>
+      <w:r>
+        <w:t>Collect a response from each learner before discussing the worked key.</w:t>
+      </w:r>
+    </w:p>
+    <w:p>
+      <w:pPr>
+        <w:pStyle w:val="Heading2"/>
+      </w:pPr>
+      <w:r>
+        <w:t>Prompt before revealing</w:t>
       </w:r>
     </w:p>
     <w:p>
       <w:pPr>
         <w:spacing w:line="336" w:lineRule="auto" w:after="180"/>
-        <w:shd w:fill="F1F6FC"/>
       </w:pPr>
       <w:r>
         <w:rPr>
           <w:b w:val="0"/>
         </w:rPr>
-        <w:t xml:space="preserve">Testing if value would wrongly discard zero, which is a real valid count. Python’s isinstance(True,int) is true, so the stated exact-integer contract uses type(value) is int to reject Boolean </w:t>
+        <w:t xml:space="preserve">Completion task: Predict accepted values and </w:t>
+      </w:r>
+      <w:r>
+        <w:rPr>
+          <w:b/>
+        </w:rPr>
+        <w:t>rejection</w:t>
+      </w:r>
+      <w:r>
+        <w:rPr>
+          <w:b w:val="0"/>
+        </w:rPr>
+        <w:t>s for minutes 4, 0, 61 and "4".</w:t>
+      </w:r>
+    </w:p>
+    <w:p>
+      <w:pPr>
+        <w:pStyle w:val="Heading2"/>
+      </w:pPr>
+      <w:r>
+        <w:t>Expected reasoning and fading help</w:t>
+      </w:r>
+    </w:p>
+    <w:p>
+      <w:pPr>
+        <w:spacing w:line="336" w:lineRule="auto" w:after="180"/>
+      </w:pPr>
+      <w:r>
+        <w:rPr>
+          <w:b w:val="0"/>
+        </w:rPr>
+        <w:t>Teacher check: Accepted [4, 0]; 2 rejected.</w:t>
+      </w:r>
+    </w:p>
+    <w:p>
+      <w:pPr>
+        <w:spacing w:line="336" w:lineRule="auto" w:after="180"/>
+      </w:pPr>
+      <w:r>
+        <w:rPr>
+          <w:b w:val="0"/>
+        </w:rPr>
+        <w:t xml:space="preserve">Start by identifying the given </w:t>
       </w:r>
       <w:r>
         <w:rPr>
@@ -1719,137 +2095,72 @@
         <w:rPr>
           <w:b w:val="0"/>
         </w:rPr>
-        <w:t>.</w:t>
+        <w:t>s together. Leave the intermediate steps blank. If needed, model one step, then withdraw that help on the next step. Move to a full trace only when the partial trace is understood.</w:t>
       </w:r>
     </w:p>
     <w:p>
       <w:pPr>
         <w:spacing w:line="336" w:lineRule="auto" w:after="180"/>
-        <w:shd w:fill="F1F6FC"/>
       </w:pPr>
       <w:r>
         <w:rPr>
           <w:b w:val="0"/>
         </w:rPr>
-        <w:t>Keep missing, type-invalid and range-invalid reasons separate rather than turning every rejected value into zero.</w:t>
-      </w:r>
-    </w:p>
-    <w:p>
-      <w:pPr>
-        <w:pStyle w:val="Heading3"/>
-      </w:pPr>
-      <w:r>
-        <w:t>What this example does not establish</w:t>
-      </w:r>
-    </w:p>
-    <w:p>
-      <w:pPr>
-        <w:pStyle w:val="Heading3"/>
-      </w:pPr>
-      <w:r>
-        <w:t>Keep the stated limit</w:t>
+        <w:t>For partners, alternate explainer and checker; collect a response from every learner before discussion.</w:t>
+      </w:r>
+    </w:p>
+    <w:p>
+      <w:pPr>
+        <w:pStyle w:val="Heading2"/>
+      </w:pPr>
+      <w:r>
+        <w:t>Check the misconception before discussion</w:t>
       </w:r>
     </w:p>
     <w:p>
       <w:pPr>
         <w:spacing w:line="336" w:lineRule="auto" w:after="180"/>
-        <w:shd w:fill="FFF5E6"/>
       </w:pPr>
       <w:r>
         <w:rPr>
           <w:b w:val="0"/>
         </w:rPr>
-        <w:t>Type and range checks cannot confirm whether the real shelf count was measured accurately.</w:t>
-      </w:r>
-    </w:p>
-    <w:p>
-      <w:pPr>
-        <w:pStyle w:val="Heading3"/>
-      </w:pPr>
-      <w:r>
-        <w:t>Change one thing in the pictured case</w:t>
-      </w:r>
-    </w:p>
-    <w:p>
-      <w:pPr>
-        <w:pStyle w:val="Heading3"/>
-      </w:pPr>
-      <w:r>
-        <w:t>Change one thing</w:t>
-      </w:r>
-    </w:p>
-    <w:p>
-      <w:pPr>
-        <w:spacing w:line="336" w:lineRule="auto" w:after="180"/>
-        <w:shd w:fill="F5F1FB"/>
-      </w:pPr>
+        <w:t xml:space="preserve">Use the worked case for </w:t>
+      </w:r>
+      <w:r>
+        <w:rPr>
+          <w:b/>
+        </w:rPr>
+        <w:t>Missing value</w:t>
+      </w:r>
       <w:r>
         <w:rPr>
           <w:b w:val="0"/>
         </w:rPr>
-        <w:t>Change: Replace text "4" with integer 4 through an authorised conversion.</w:t>
-      </w:r>
-    </w:p>
-    <w:p>
-      <w:pPr>
-        <w:pStyle w:val="Heading3"/>
-      </w:pPr>
-      <w:r>
-        <w:t>Predicted result</w:t>
-      </w:r>
-    </w:p>
-    <w:p>
-      <w:pPr>
-        <w:spacing w:line="336" w:lineRule="auto" w:after="180"/>
-        <w:shd w:fill="F1F6FC"/>
-      </w:pPr>
+        <w:t xml:space="preserve">s and </w:t>
+      </w:r>
       <w:r>
         <w:rPr>
           <w:b/>
         </w:rPr>
-        <w:t>Prediction</w:t>
+        <w:t>validation</w:t>
       </w:r>
       <w:r>
         <w:rPr>
           <w:b w:val="0"/>
         </w:rPr>
-        <w:t>: Accepted values become [0,4,4]; three rows remain rejected.</w:t>
-      </w:r>
-    </w:p>
-    <w:p>
-      <w:pPr>
-        <w:pStyle w:val="Heading3"/>
-      </w:pPr>
-      <w:r>
-        <w:t>Why the result follows</w:t>
+        <w:t>. Proposed explanation: “A successful run proves the conclusion”. Decide whether this explanation is supported.</w:t>
       </w:r>
     </w:p>
     <w:p>
       <w:pPr>
         <w:spacing w:line="336" w:lineRule="auto" w:after="180"/>
-        <w:shd w:fill="F1F6FC"/>
       </w:pPr>
       <w:r>
         <w:rPr>
           <w:b w:val="0"/>
         </w:rPr>
-        <w:t>Reason: The converted value now satisfies both type and range checks.</w:t>
-      </w:r>
-    </w:p>
-    <w:p>
-      <w:pPr>
-        <w:pStyle w:val="Heading3"/>
-      </w:pPr>
-      <w:r>
-        <w:t>Ask while showing the picture</w:t>
-      </w:r>
-    </w:p>
-    <w:p>
-      <w:pPr>
-        <w:pStyle w:val="Heading3"/>
-      </w:pPr>
-      <w:r>
-        <w:t>Ask while showing the picture · 1</w:t>
+        <w:t>Point to the step or supplied fact that decides; explain your repair if needed.</w:t>
       </w:r>
     </w:p>
     <w:p>
@@ -1860,7 +2171,93 @@
         <w:rPr>
           <w:b w:val="0"/>
         </w:rPr>
-        <w:t xml:space="preserve">Cover the result. Ask learners to name the </w:t>
+        <w:t xml:space="preserve">Expected correction: </w:t>
+      </w:r>
+      <w:r>
+        <w:rPr>
+          <w:b/>
+        </w:rPr>
+        <w:t>Rejection</w:t>
+      </w:r>
+      <w:r>
+        <w:rPr>
+          <w:b w:val="0"/>
+        </w:rPr>
+        <w:t xml:space="preserve"> can change which sessions remain represented. Report 2 accepted of 5 supplied here. A summary of accepted rows does not automatically describe the missing or rejected sessions.</w:t>
+      </w:r>
+    </w:p>
+    <w:p>
+      <w:pPr>
+        <w:spacing w:line="336" w:lineRule="auto" w:after="180"/>
+      </w:pPr>
+      <w:r>
+        <w:rPr>
+          <w:b w:val="0"/>
+        </w:rPr>
+        <w:t>Collect explanations, not only yes/no votes. If a misunderstanding is common, re-model the relevant step for the class.</w:t>
+      </w:r>
+    </w:p>
+    <w:p>
+      <w:pPr>
+        <w:spacing w:line="336" w:lineRule="auto" w:after="180"/>
+      </w:pPr>
+      <w:r>
+        <w:rPr>
+          <w:b w:val="0"/>
+        </w:rPr>
+        <w:t>If it affects a few learners, give a short targeted group explanation while others solve a more demanding variation.</w:t>
+      </w:r>
+    </w:p>
+    <w:p>
+      <w:pPr>
+        <w:pStyle w:val="Heading2"/>
+      </w:pPr>
+      <w:r>
+        <w:t>Use the pictorial check</w:t>
+      </w:r>
+    </w:p>
+    <w:p>
+      <w:pPr>
+        <w:spacing w:line="336" w:lineRule="auto" w:after="180"/>
+      </w:pPr>
+      <w:r>
+        <w:rPr>
+          <w:b w:val="0"/>
+        </w:rPr>
+        <w:t>Why is the Boolean True rejected even though arithmetic can treat it like 1 in Python?</w:t>
+      </w:r>
+    </w:p>
+    <w:p>
+      <w:pPr>
+        <w:spacing w:line="336" w:lineRule="auto" w:after="180"/>
+      </w:pPr>
+      <w:r>
+        <w:rPr>
+          <w:b w:val="0"/>
+        </w:rPr>
+        <w:t>The contract requires actual integer counts, not Boolean flags; type(True) is bool.</w:t>
+      </w:r>
+    </w:p>
+    <w:p>
+      <w:pPr>
+        <w:spacing w:line="336" w:lineRule="auto" w:after="180"/>
+      </w:pPr>
+      <w:r>
+        <w:rPr>
+          <w:b w:val="0"/>
+        </w:rPr>
+        <w:t>Changed-case reasoning: Accepted values become [0,4,4]; three rows remain rejected. The converted value now satisfies both type and range checks.</w:t>
+      </w:r>
+    </w:p>
+    <w:p>
+      <w:pPr>
+        <w:spacing w:line="336" w:lineRule="auto" w:after="180"/>
+      </w:pPr>
+      <w:r>
+        <w:rPr>
+          <w:b w:val="0"/>
+        </w:rPr>
+        <w:t xml:space="preserve">Collect each learner’s explanation before discussion. Use the first missing connection between </w:t>
       </w:r>
       <w:r>
         <w:rPr>
@@ -1872,7 +2269,7 @@
         <w:rPr>
           <w:b w:val="0"/>
         </w:rPr>
-        <w:t xml:space="preserve">s and predict the next step. Uncover one step, connect the icon to the actual procedure, and explain its </w:t>
+        <w:t xml:space="preserve">, deciding step and result to choose support. This question is worked-case practice, not fresh mastery </w:t>
       </w:r>
       <w:r>
         <w:rPr>
@@ -1884,7 +2281,47 @@
         <w:rPr>
           <w:b w:val="0"/>
         </w:rPr>
-        <w:t>. Then change the supplied condition and compare.</w:t>
+        <w:t>.</w:t>
+      </w:r>
+    </w:p>
+    <w:p>
+      <w:pPr>
+        <w:pStyle w:val="Heading2"/>
+      </w:pPr>
+      <w:r>
+        <w:t>Keep each learner explaining</w:t>
+      </w:r>
+    </w:p>
+    <w:p>
+      <w:pPr>
+        <w:pStyle w:val="ListBullet"/>
+      </w:pPr>
+      <w:r>
+        <w:t>Ask: Which facts are given, and which would we have to assume? Learners mark relevant details before discussing answers.</w:t>
+      </w:r>
+    </w:p>
+    <w:p>
+      <w:pPr>
+        <w:pStyle w:val="ListBullet"/>
+      </w:pPr>
+      <w:r>
+        <w:t>Say: Predict first. Show the rule, information path or calculation that would produce the result. A correct guess is not yet an explanation.</w:t>
+      </w:r>
+    </w:p>
+    <w:p>
+      <w:pPr>
+        <w:pStyle w:val="ListBullet"/>
+      </w:pPr>
+      <w:r>
+        <w:t>In pairs, one learner solves while the other checks evidence; exchange roles. Remove the worked answer before independent assessment.</w:t>
+      </w:r>
+    </w:p>
+    <w:p>
+      <w:pPr>
+        <w:pStyle w:val="Heading2"/>
+      </w:pPr>
+      <w:r>
+        <w:t>Earlier wording, alternatives and picture transcripts · reference / check after trying</w:t>
       </w:r>
     </w:p>
     <w:p>
@@ -1895,20 +2332,7 @@
         <w:rPr>
           <w:b w:val="0"/>
         </w:rPr>
-        <w:t>The picture is a representation; it does not document execution of a real AI model.</w:t>
-      </w:r>
-    </w:p>
-    <w:p>
-      <w:pPr>
-        <w:pStyle w:val="Heading1"/>
-      </w:pPr>
-      <w:r>
-        <w:t>03. Demonstrate and guide practice</w:t>
-      </w:r>
-    </w:p>
-    <w:p>
-      <w:r>
-        <w:t>Demonstrate Missing Data, reduce support deliberately and check individual reasoning before discussing answers.</w:t>
+        <w:t>Demonstrate and guide practice</w:t>
       </w:r>
     </w:p>
     <w:p>
@@ -1921,16 +2345,7 @@
     </w:p>
     <w:p>
       <w:pPr>
-        <w:pStyle w:val="Heading3"/>
-      </w:pPr>
-      <w:r>
-        <w:t>1. Put the facts on the board</w:t>
-      </w:r>
-    </w:p>
-    <w:p>
-      <w:pPr>
         <w:spacing w:line="336" w:lineRule="auto" w:after="180"/>
-        <w:shd w:fill="F4F9FC"/>
       </w:pPr>
       <w:r>
         <w:rPr>
@@ -1941,16 +2356,7 @@
     </w:p>
     <w:p>
       <w:pPr>
-        <w:pStyle w:val="Heading3"/>
-      </w:pPr>
-      <w:r>
-        <w:t>2. State the decision to explain</w:t>
-      </w:r>
-    </w:p>
-    <w:p>
-      <w:pPr>
         <w:spacing w:line="336" w:lineRule="auto" w:after="180"/>
-        <w:shd w:fill="F4F9FC"/>
       </w:pPr>
       <w:r>
         <w:rPr>
@@ -1961,16 +2367,7 @@
     </w:p>
     <w:p>
       <w:pPr>
-        <w:pStyle w:val="Heading3"/>
-      </w:pPr>
-      <w:r>
-        <w:t>3. Reveal the worked reasoning</w:t>
-      </w:r>
-    </w:p>
-    <w:p>
-      <w:pPr>
         <w:spacing w:line="336" w:lineRule="auto" w:after="180"/>
-        <w:shd w:fill="F1F6FC"/>
       </w:pPr>
       <w:r>
         <w:rPr>
@@ -1993,22 +2390,13 @@
     </w:p>
     <w:p>
       <w:pPr>
-        <w:pStyle w:val="Heading3"/>
-      </w:pPr>
-      <w:r>
-        <w:t>Hold back the independent task</w:t>
-      </w:r>
-    </w:p>
-    <w:p>
-      <w:pPr>
         <w:spacing w:line="336" w:lineRule="auto" w:after="180"/>
-        <w:shd w:fill="FFF5E6"/>
       </w:pPr>
       <w:r>
         <w:rPr>
           <w:b w:val="0"/>
         </w:rPr>
-        <w:t>Keep for an independent attempt: A book's page count is blank. Is blank the same as zero? Give an honest way for a short-book recommender to respond.</w:t>
+        <w:t>Use the earlier changed question as optional later practice. Reserve Validate independently for the first independent attempt before hints or feedback.</w:t>
       </w:r>
     </w:p>
     <w:p>
@@ -2017,46 +2405,6 @@
       </w:pPr>
       <w:r>
         <w:t>Classroom dialogue</w:t>
-      </w:r>
-    </w:p>
-    <w:p>
-      <w:pPr>
-        <w:pStyle w:val="Heading3"/>
-      </w:pPr>
-      <w:r>
-        <w:t>Ask the class</w:t>
-      </w:r>
-    </w:p>
-    <w:p>
-      <w:pPr>
-        <w:spacing w:line="336" w:lineRule="auto" w:after="180"/>
-        <w:shd w:fill="F5F1FB"/>
-      </w:pPr>
-      <w:r>
-        <w:rPr>
-          <w:b w:val="0"/>
-        </w:rPr>
-        <w:t>Ask: Which facts are given, and which would we have to assume? Learners mark relevant details before discussing answers.</w:t>
-      </w:r>
-    </w:p>
-    <w:p>
-      <w:pPr>
-        <w:pStyle w:val="Heading3"/>
-      </w:pPr>
-      <w:r>
-        <w:t>Language to model</w:t>
-      </w:r>
-    </w:p>
-    <w:p>
-      <w:pPr>
-        <w:spacing w:line="336" w:lineRule="auto" w:after="180"/>
-        <w:shd w:fill="F1F6F8"/>
-      </w:pPr>
-      <w:r>
-        <w:rPr>
-          <w:b w:val="0"/>
-        </w:rPr>
-        <w:t>Say: Predict first. Show the rule, information path or calculation that would produce the result. A correct guess is not yet an explanation.</w:t>
       </w:r>
     </w:p>
     <w:p>
@@ -2068,29 +2416,6 @@
           <w:b w:val="0"/>
         </w:rPr>
         <w:t>Reveal reasoning one step at a time. Explain why a tempting alternative fails. Write units and denominators for arithmetic, trace conditions for decisions, and identify supporting sources for claims.</w:t>
-      </w:r>
-    </w:p>
-    <w:p>
-      <w:pPr>
-        <w:spacing w:line="336" w:lineRule="auto" w:after="180"/>
-      </w:pPr>
-      <w:r>
-        <w:rPr>
-          <w:b w:val="0"/>
-        </w:rPr>
-        <w:t xml:space="preserve">In pairs, one learner solves while the other checks </w:t>
-      </w:r>
-      <w:r>
-        <w:rPr>
-          <w:b/>
-        </w:rPr>
-        <w:t>evidence</w:t>
-      </w:r>
-      <w:r>
-        <w:rPr>
-          <w:b w:val="0"/>
-        </w:rPr>
-        <w:t>; exchange roles. Remove the worked answer before independent assessment.</w:t>
       </w:r>
     </w:p>
     <w:p>
@@ -2357,412 +2682,103 @@
         <w:pStyle w:val="Heading3"/>
       </w:pPr>
       <w:r>
-        <w:t>Completion practice</w:t>
+        <w:t>Individual reasoning check</w:t>
+      </w:r>
+    </w:p>
+    <w:p>
+      <w:pPr>
+        <w:pStyle w:val="Heading3"/>
+      </w:pPr>
+      <w:r>
+        <w:t>Pictorial practice question</w:t>
+      </w:r>
+    </w:p>
+    <w:p>
+      <w:pPr>
+        <w:pStyle w:val="Heading3"/>
+      </w:pPr>
+      <w:r>
+        <w:t>Reasoned teacher answer</w:t>
+      </w:r>
+    </w:p>
+    <w:p>
+      <w:pPr>
+        <w:pStyle w:val="Heading1"/>
+      </w:pPr>
+      <w:r>
+        <w:t>04. Run the supplied investigation</w:t>
+      </w:r>
+    </w:p>
+    <w:p>
+      <w:r>
+        <w:t>Keep expected results, observed paper traces and remaining limits distinguishable.</w:t>
+      </w:r>
+    </w:p>
+    <w:p>
+      <w:pPr>
+        <w:pStyle w:val="Heading2"/>
+      </w:pPr>
+      <w:r>
+        <w:t>Supplied materials and answer guidance</w:t>
       </w:r>
     </w:p>
     <w:p>
       <w:pPr>
         <w:spacing w:line="336" w:lineRule="auto" w:after="180"/>
-        <w:shd w:fill="F5F1FB"/>
       </w:pPr>
       <w:r>
         <w:rPr>
           <w:b w:val="0"/>
         </w:rPr>
-        <w:t xml:space="preserve">Completion task: Predict accepted values and </w:t>
-      </w:r>
-      <w:r>
-        <w:rPr>
-          <w:b/>
-        </w:rPr>
-        <w:t>rejection</w:t>
-      </w:r>
-      <w:r>
-        <w:rPr>
-          <w:b w:val="0"/>
-        </w:rPr>
-        <w:t>s for minutes 4, 0, 61 and "4".</w:t>
-      </w:r>
-    </w:p>
-    <w:p>
-      <w:pPr>
-        <w:pStyle w:val="Heading3"/>
-      </w:pPr>
-      <w:r>
-        <w:t>Reasoning to listen for</w:t>
-      </w:r>
-    </w:p>
-    <w:p>
-      <w:pPr>
-        <w:spacing w:line="336" w:lineRule="auto" w:after="180"/>
-        <w:shd w:fill="F1F6FC"/>
-      </w:pPr>
-      <w:r>
-        <w:rPr>
-          <w:b w:val="0"/>
-        </w:rPr>
-        <w:t>Teacher check: Accepted [4, 0]; 2 rejected.</w:t>
-      </w:r>
-    </w:p>
-    <w:p>
-      <w:pPr>
-        <w:spacing w:line="336" w:lineRule="auto" w:after="180"/>
-      </w:pPr>
-      <w:r>
-        <w:rPr>
-          <w:b w:val="0"/>
-        </w:rPr>
-        <w:t xml:space="preserve">Start by identifying the given </w:t>
-      </w:r>
-      <w:r>
-        <w:rPr>
-          <w:b/>
-        </w:rPr>
-        <w:t>input</w:t>
-      </w:r>
-      <w:r>
-        <w:rPr>
-          <w:b w:val="0"/>
-        </w:rPr>
-        <w:t>s together. Leave the intermediate steps blank. If needed, model one step, then withdraw that help on the next step. Move to a full trace only when the partial trace is understood.</w:t>
-      </w:r>
-    </w:p>
-    <w:p>
-      <w:pPr>
-        <w:spacing w:line="336" w:lineRule="auto" w:after="180"/>
-      </w:pPr>
-      <w:r>
-        <w:rPr>
-          <w:b w:val="0"/>
-        </w:rPr>
-        <w:t>For partners, alternate explainer and checker; collect a response from every learner before discussion.</w:t>
-      </w:r>
-    </w:p>
-    <w:p>
-      <w:pPr>
-        <w:pStyle w:val="Heading3"/>
-      </w:pPr>
-      <w:r>
-        <w:t>Individual reasoning check</w:t>
-      </w:r>
-    </w:p>
-    <w:p>
-      <w:pPr>
-        <w:spacing w:line="336" w:lineRule="auto" w:after="180"/>
-      </w:pPr>
-      <w:r>
-        <w:rPr>
-          <w:b w:val="0"/>
-        </w:rPr>
-        <w:t xml:space="preserve">Use the worked case for </w:t>
-      </w:r>
-      <w:r>
-        <w:rPr>
-          <w:b/>
-        </w:rPr>
-        <w:t>Missing value</w:t>
-      </w:r>
-      <w:r>
-        <w:rPr>
-          <w:b w:val="0"/>
-        </w:rPr>
-        <w:t xml:space="preserve">s and </w:t>
-      </w:r>
-      <w:r>
-        <w:rPr>
-          <w:b/>
-        </w:rPr>
-        <w:t>validation</w:t>
-      </w:r>
-      <w:r>
-        <w:rPr>
-          <w:b w:val="0"/>
-        </w:rPr>
-        <w:t>. Proposed explanation: “A successful run proves the conclusion”. Decide whether this explanation is supported.</w:t>
-      </w:r>
-    </w:p>
-    <w:p>
-      <w:pPr>
-        <w:spacing w:line="336" w:lineRule="auto" w:after="180"/>
-      </w:pPr>
-      <w:r>
-        <w:rPr>
-          <w:b w:val="0"/>
-        </w:rPr>
-        <w:t>Point to the step or supplied fact that decides; explain your repair if needed.</w:t>
-      </w:r>
-    </w:p>
-    <w:p>
-      <w:pPr>
-        <w:pStyle w:val="Heading3"/>
-      </w:pPr>
-      <w:r>
-        <w:t>Expected repair</w:t>
-      </w:r>
-    </w:p>
-    <w:p>
-      <w:pPr>
-        <w:spacing w:line="336" w:lineRule="auto" w:after="180"/>
-        <w:shd w:fill="F1F6FC"/>
-      </w:pPr>
-      <w:r>
-        <w:rPr>
-          <w:b w:val="0"/>
-        </w:rPr>
-        <w:t xml:space="preserve">Expected correction: </w:t>
-      </w:r>
-      <w:r>
-        <w:rPr>
-          <w:b/>
-        </w:rPr>
-        <w:t>Rejection</w:t>
-      </w:r>
-      <w:r>
-        <w:rPr>
-          <w:b w:val="0"/>
-        </w:rPr>
-        <w:t xml:space="preserve"> can change which sessions remain represented. Report 2 accepted of 5 supplied here. A summary of accepted rows does not automatically describe the missing or rejected sessions.</w:t>
-      </w:r>
-    </w:p>
-    <w:p>
-      <w:pPr>
-        <w:spacing w:line="336" w:lineRule="auto" w:after="180"/>
-      </w:pPr>
-      <w:r>
-        <w:rPr>
-          <w:b w:val="0"/>
-        </w:rPr>
-        <w:t>Collect explanations, not only yes/no votes. If a misunderstanding is common, re-model the relevant step for the class.</w:t>
-      </w:r>
-    </w:p>
-    <w:p>
-      <w:pPr>
-        <w:spacing w:line="336" w:lineRule="auto" w:after="180"/>
-      </w:pPr>
-      <w:r>
-        <w:rPr>
-          <w:b w:val="0"/>
-        </w:rPr>
-        <w:t>If it affects a few learners, give a short targeted group explanation while others solve a more demanding variation.</w:t>
-      </w:r>
-    </w:p>
-    <w:p>
-      <w:pPr>
-        <w:pStyle w:val="Heading3"/>
-      </w:pPr>
-      <w:r>
-        <w:t>Pictorial practice question</w:t>
-      </w:r>
-    </w:p>
-    <w:p>
-      <w:pPr>
-        <w:spacing w:line="336" w:lineRule="auto" w:after="180"/>
-        <w:shd w:fill="F5F1FB"/>
-      </w:pPr>
-      <w:r>
-        <w:rPr>
-          <w:b w:val="0"/>
-        </w:rPr>
-        <w:t>Why is the Boolean True rejected even though arithmetic can treat it like 1 in Python?</w:t>
-      </w:r>
-    </w:p>
-    <w:p>
-      <w:pPr>
-        <w:pStyle w:val="Heading3"/>
-      </w:pPr>
-      <w:r>
-        <w:t>Reasoned teacher answer</w:t>
-      </w:r>
-    </w:p>
-    <w:p>
-      <w:pPr>
-        <w:spacing w:line="336" w:lineRule="auto" w:after="180"/>
-      </w:pPr>
-      <w:r>
-        <w:rPr>
-          <w:b w:val="0"/>
-        </w:rPr>
-        <w:t>The contract requires actual integer counts, not Boolean flags; type(True) is bool.</w:t>
-      </w:r>
-    </w:p>
-    <w:p>
-      <w:pPr>
-        <w:spacing w:line="336" w:lineRule="auto" w:after="180"/>
-      </w:pPr>
-      <w:r>
-        <w:rPr>
-          <w:b w:val="0"/>
-        </w:rPr>
-        <w:t>Changed-case reasoning: Accepted values become [0,4,4]; three rows remain rejected. The converted value now satisfies both type and range checks.</w:t>
-      </w:r>
-    </w:p>
-    <w:p>
-      <w:pPr>
-        <w:spacing w:line="336" w:lineRule="auto" w:after="180"/>
-      </w:pPr>
-      <w:r>
-        <w:rPr>
-          <w:b w:val="0"/>
-        </w:rPr>
-        <w:t xml:space="preserve">Collect each learner’s explanation before discussion. Use the first missing connection between </w:t>
-      </w:r>
-      <w:r>
-        <w:rPr>
-          <w:b/>
-        </w:rPr>
-        <w:t>input</w:t>
-      </w:r>
-      <w:r>
-        <w:rPr>
-          <w:b w:val="0"/>
-        </w:rPr>
-        <w:t xml:space="preserve">, deciding step and result to choose support. This question is worked-case practice, not fresh mastery </w:t>
-      </w:r>
-      <w:r>
-        <w:rPr>
-          <w:b/>
-        </w:rPr>
-        <w:t>evidence</w:t>
-      </w:r>
-      <w:r>
-        <w:rPr>
-          <w:b w:val="0"/>
-        </w:rPr>
-        <w:t>.</w:t>
-      </w:r>
-    </w:p>
-    <w:p>
-      <w:pPr>
-        <w:pStyle w:val="Heading1"/>
-      </w:pPr>
-      <w:r>
-        <w:t>04. Run the weekly evidence lab</w:t>
-      </w:r>
-    </w:p>
-    <w:p>
-      <w:r>
-        <w:t>Run the Missing Data investigation and use the first unsupported step to choose a teaching response.</w:t>
-      </w:r>
-    </w:p>
-    <w:p>
-      <w:pPr>
-        <w:spacing w:line="336" w:lineRule="auto" w:after="180"/>
-      </w:pPr>
-      <w:r>
-        <w:rPr>
-          <w:b w:val="0"/>
-        </w:rPr>
-        <w:t>Words You Can Use to Reason</w:t>
-      </w:r>
-    </w:p>
-    <w:p>
-      <w:pPr>
-        <w:spacing w:line="336" w:lineRule="auto" w:after="180"/>
-      </w:pPr>
-      <w:r>
-        <w:rPr>
-          <w:b w:val="0"/>
-        </w:rPr>
-        <w:t>A definition matters when you can recognize the idea, use it, and contrast it with a near-miss.</w:t>
-      </w:r>
-    </w:p>
-    <w:p>
-      <w:pPr>
-        <w:spacing w:line="336" w:lineRule="auto" w:after="180"/>
-      </w:pPr>
-      <w:r>
-        <w:rPr>
-          <w:b w:val="0"/>
-        </w:rPr>
+        <w:t>Original duration script accepts[0,12],rejects3 of5. Adding60 and text"5" gives[0,12,60],rejects4 of7; addingTrue gives the same list,rejects5 of8. Extended review IDs are2unknown,4range,5unknown,7type,8type. Separate stock accepts[0,4],rejects4; authorised conversion of text4 adds another4 and leaves3 rejected. get alone does not distinguish absent versus explicit None, which are both unknown under this schema. Exact type rejects Booleans; neither validation nor a configured policy establishes truth of a measurement. Reserve the 0–10 independent task for W4.</w:t>
+      </w:r>
+    </w:p>
+    <w:p>
+      <w:pPr>
+        <w:pStyle w:val="Heading2"/>
+      </w:pPr>
+      <w:r>
+        <w:t>Run and record</w:t>
+      </w:r>
+    </w:p>
+    <w:p>
+      <w:pPr>
+        <w:pStyle w:val="ListNumber"/>
+      </w:pPr>
+      <w:r>
         <w:t>Predict → Test → Record → Explain</w:t>
       </w:r>
     </w:p>
     <w:p>
       <w:pPr>
-        <w:spacing w:line="336" w:lineRule="auto" w:after="180"/>
-      </w:pPr>
-      <w:r>
-        <w:rPr>
-          <w:b w:val="0"/>
-        </w:rPr>
+        <w:pStyle w:val="ListNumber"/>
+      </w:pPr>
+      <w:r>
         <w:t>Keep expected and actual results separate. Surprises are useful data when recorded honestly.</w:t>
       </w:r>
     </w:p>
     <w:p>
       <w:pPr>
-        <w:spacing w:line="336" w:lineRule="auto" w:after="180"/>
-      </w:pPr>
-      <w:r>
-        <w:rPr>
-          <w:b w:val="0"/>
-        </w:rPr>
-        <w:t xml:space="preserve">Run the same four incomplete profiles through ask, </w:t>
-      </w:r>
-      <w:r>
-        <w:rPr>
-          <w:b/>
-        </w:rPr>
-        <w:t>abstain</w:t>
-      </w:r>
-      <w:r>
-        <w:rPr>
-          <w:b w:val="0"/>
-        </w:rPr>
-        <w:t xml:space="preserve">, and </w:t>
-      </w:r>
-      <w:r>
-        <w:rPr>
-          <w:b/>
-        </w:rPr>
-        <w:t>default</w:t>
-      </w:r>
-      <w:r>
-        <w:rPr>
-          <w:b w:val="0"/>
-        </w:rPr>
-        <w:t xml:space="preserve"> policies. Compare usefulness, risk, and user effort.</w:t>
-      </w:r>
-    </w:p>
-    <w:p>
-      <w:pPr>
-        <w:spacing w:line="336" w:lineRule="auto" w:after="180"/>
-        <w:shd w:fill="F5F1FB"/>
-      </w:pPr>
-      <w:r>
-        <w:rPr>
-          <w:b w:val="0"/>
-        </w:rPr>
+        <w:pStyle w:val="ListNumber"/>
+      </w:pPr>
+      <w:r>
+        <w:t>Use the supplied extended eight-record duration audit for the main investigation. Retain accepted values and rejected row copies with reasons. The four explicitly supplied fictional recommender scenarios are an optional ask/abstain/fallback extension, not missing activity-log measurements.</w:t>
+      </w:r>
+    </w:p>
+    <w:p>
+      <w:pPr>
+        <w:pStyle w:val="ListNumber"/>
+      </w:pPr>
+      <w:r>
         <w:t>What did the hardest test teach you that the normal test did not?</w:t>
       </w:r>
     </w:p>
     <w:p>
       <w:pPr>
-        <w:pStyle w:val="Heading3"/>
-      </w:pPr>
-      <w:r>
-        <w:t>Make the lab runnable</w:t>
-      </w:r>
-    </w:p>
-    <w:p>
-      <w:pPr>
-        <w:spacing w:line="336" w:lineRule="auto" w:after="180"/>
-      </w:pPr>
-      <w:r>
-        <w:rPr>
-          <w:b w:val="0"/>
-        </w:rPr>
-        <w:t>Use the concrete case as the shared normal case and the independent question as a second case. Each pair creates a boundary or missing-information case and predicts its result before testing.</w:t>
-      </w:r>
-    </w:p>
-    <w:p>
-      <w:pPr>
-        <w:spacing w:line="336" w:lineRule="auto" w:after="180"/>
-      </w:pPr>
-      <w:r>
-        <w:rPr>
-          <w:b w:val="0"/>
-        </w:rPr>
-        <w:t>Keep the expected result separate from an observed mistake.</w:t>
+        <w:pStyle w:val="Heading2"/>
+      </w:pPr>
+      <w:r>
+        <w:t>Keep an inspectable record</w:t>
       </w:r>
     </w:p>
     <w:tbl>
@@ -2913,40 +2929,10 @@
     </w:tbl>
     <w:p>
       <w:pPr>
-        <w:pStyle w:val="Heading3"/>
-      </w:pPr>
-      <w:r>
-        <w:t>Diagnose and reteach</w:t>
-      </w:r>
-    </w:p>
-    <w:p>
-      <w:pPr>
-        <w:spacing w:line="336" w:lineRule="auto" w:after="180"/>
-      </w:pPr>
-      <w:r>
-        <w:rPr>
-          <w:b w:val="0"/>
-        </w:rPr>
-        <w:t>For guessing, return to given facts and request a trace. For vocabulary without application, use one example and one non-example. For arithmetic errors, check the setup before the calculation.</w:t>
-      </w:r>
-    </w:p>
-    <w:p>
-      <w:pPr>
-        <w:spacing w:line="336" w:lineRule="auto" w:after="180"/>
-      </w:pPr>
-      <w:r>
-        <w:rPr>
-          <w:b w:val="0"/>
-        </w:rPr>
-        <w:t>Finish with a different uncoached case before recording mastery.</w:t>
-      </w:r>
-    </w:p>
-    <w:p>
-      <w:pPr>
-        <w:pStyle w:val="Heading3"/>
-      </w:pPr>
-      <w:r>
-        <w:t>Address these additional misconceptions</w:t>
+        <w:pStyle w:val="Heading2"/>
+      </w:pPr>
+      <w:r>
+        <w:t>Diagnose the first misunderstanding</w:t>
       </w:r>
     </w:p>
     <w:p>
@@ -3019,10 +3005,10 @@
     </w:p>
     <w:p>
       <w:pPr>
-        <w:pStyle w:val="Heading3"/>
-      </w:pPr>
-      <w:r>
-        <w:t>Match the support to the first error</w:t>
+        <w:pStyle w:val="Heading2"/>
+      </w:pPr>
+      <w:r>
+        <w:t>Choose support from the response</w:t>
       </w:r>
     </w:p>
     <w:tbl>
@@ -3195,15 +3181,528 @@
     </w:p>
     <w:p>
       <w:pPr>
+        <w:pStyle w:val="Heading2"/>
+      </w:pPr>
+      <w:r>
+        <w:t>Earlier wording, alternatives and picture transcripts · reference / check after trying</w:t>
+      </w:r>
+    </w:p>
+    <w:p>
+      <w:pPr>
+        <w:spacing w:line="336" w:lineRule="auto" w:after="180"/>
+      </w:pPr>
+      <w:r>
+        <w:rPr>
+          <w:b w:val="0"/>
+        </w:rPr>
+        <w:t>Run the weekly evidence lab</w:t>
+      </w:r>
+    </w:p>
+    <w:p>
+      <w:pPr>
+        <w:spacing w:line="336" w:lineRule="auto" w:after="180"/>
+      </w:pPr>
+      <w:r>
+        <w:rPr>
+          <w:b w:val="0"/>
+        </w:rPr>
+        <w:t>Words You Can Use to Reason</w:t>
+      </w:r>
+    </w:p>
+    <w:p>
+      <w:pPr>
+        <w:spacing w:line="336" w:lineRule="auto" w:after="180"/>
+      </w:pPr>
+      <w:r>
+        <w:rPr>
+          <w:b w:val="0"/>
+        </w:rPr>
+        <w:t>A definition matters when you can recognize the idea, use it, and contrast it with a near-miss.</w:t>
+      </w:r>
+    </w:p>
+    <w:p>
+      <w:pPr>
+        <w:pStyle w:val="Heading3"/>
+      </w:pPr>
+      <w:r>
+        <w:t>Make the lab runnable</w:t>
+      </w:r>
+    </w:p>
+    <w:p>
+      <w:pPr>
+        <w:spacing w:line="336" w:lineRule="auto" w:after="180"/>
+      </w:pPr>
+      <w:r>
+        <w:rPr>
+          <w:b w:val="0"/>
+        </w:rPr>
+        <w:t>Use the supplied investigation for shared practice. Keep predictions and observed paper-trace results separate. Reserve Validate independently for the individual first attempt before feedback; do not use the reserved case as a paired lab task.</w:t>
+      </w:r>
+    </w:p>
+    <w:p>
+      <w:pPr>
+        <w:pStyle w:val="Heading3"/>
+      </w:pPr>
+      <w:r>
+        <w:t>Diagnose and reteach</w:t>
+      </w:r>
+    </w:p>
+    <w:p>
+      <w:pPr>
+        <w:spacing w:line="336" w:lineRule="auto" w:after="180"/>
+      </w:pPr>
+      <w:r>
+        <w:rPr>
+          <w:b w:val="0"/>
+        </w:rPr>
+        <w:t>For guessing, return to given facts and request a trace. For vocabulary without application, use one example and one non-example. For arithmetic errors, check the setup before the calculation.</w:t>
+      </w:r>
+    </w:p>
+    <w:p>
+      <w:pPr>
+        <w:spacing w:line="336" w:lineRule="auto" w:after="180"/>
+      </w:pPr>
+      <w:r>
+        <w:rPr>
+          <w:b w:val="0"/>
+        </w:rPr>
+        <w:t>Finish with a different uncoached case before recording mastery.</w:t>
+      </w:r>
+    </w:p>
+    <w:p>
+      <w:pPr>
+        <w:pStyle w:val="Heading3"/>
+      </w:pPr>
+      <w:r>
+        <w:t>Address these additional misconceptions</w:t>
+      </w:r>
+    </w:p>
+    <w:p>
+      <w:pPr>
+        <w:pStyle w:val="Heading3"/>
+      </w:pPr>
+      <w:r>
+        <w:t>Match the support to the first error</w:t>
+      </w:r>
+    </w:p>
+    <w:p>
+      <w:pPr>
         <w:pStyle w:val="Heading1"/>
       </w:pPr>
       <w:r>
-        <w:t>05. Assess and explain the answers</w:t>
-      </w:r>
-    </w:p>
-    <w:p>
-      <w:r>
-        <w:t>Use the Missing Data questions, teacher keys and criteria after the relevant attempts. Previously discussed cases are practice; protect the separately selected independent task.</w:t>
+        <w:t>05. Assess the selected independent count filter</w:t>
+      </w:r>
+    </w:p>
+    <w:p>
+      <w:r>
+        <w:t>Keep this key until after the first individual attempt.</w:t>
+      </w:r>
+    </w:p>
+    <w:p>
+      <w:pPr>
+        <w:pStyle w:val="Heading2"/>
+      </w:pPr>
+      <w:r>
+        <w:t>Selected W4 and checked key</w:t>
+      </w:r>
+    </w:p>
+    <w:p>
+      <w:pPr>
+        <w:spacing w:line="336" w:lineRule="auto" w:after="180"/>
+      </w:pPr>
+      <w:r>
+        <w:rPr>
+          <w:b w:val="0"/>
+        </w:rPr>
+        <w:t xml:space="preserve">Selected case: Write a filter for count values that must be integers from 0 to 10. </w:t>
+      </w:r>
+      <w:r>
+        <w:rPr>
+          <w:b/>
+        </w:rPr>
+        <w:t>Process</w:t>
+      </w:r>
+      <w:r>
+        <w:rPr>
+          <w:b w:val="0"/>
+        </w:rPr>
+        <w:t xml:space="preserve"> {count: 3}, {}, {count: 0}, {count: 11}, {count: "3"}, using quoted keys in Python. Report accepted values and rejected count.</w:t>
+      </w:r>
+    </w:p>
+    <w:p>
+      <w:pPr>
+        <w:spacing w:line="336" w:lineRule="auto" w:after="180"/>
+      </w:pPr>
+      <w:r>
+        <w:rPr>
+          <w:b w:val="0"/>
+        </w:rPr>
+        <w:t>Use get, exact int check and inclusive bounds. Accept [3, 0]; reject 3 records. Do not invent values for missing entries.</w:t>
+      </w:r>
+    </w:p>
+    <w:p>
+      <w:pPr>
+        <w:pStyle w:val="Heading2"/>
+      </w:pPr>
+      <w:r>
+        <w:t>Judge implementation, trace and limits</w:t>
+      </w:r>
+    </w:p>
+    <w:tbl>
+      <w:tblPr>
+        <w:tblStyle w:val="LightShading-Accent1"/>
+        <w:tblW w:type="auto" w:w="0"/>
+        <w:tblLook w:firstColumn="1" w:firstRow="1" w:lastColumn="0" w:lastRow="0" w:noHBand="0" w:noVBand="1" w:val="04A0"/>
+      </w:tblPr>
+      <w:tblGrid>
+        <w:gridCol w:w="5112"/>
+        <w:gridCol w:w="5112"/>
+      </w:tblGrid>
+      <w:tr>
+        <w:trPr>
+          <w:tblHeader/>
+        </w:trPr>
+        <w:tc>
+          <w:tcPr>
+            <w:tcW w:type="dxa" w:w="5112"/>
+          </w:tcPr>
+          <w:p>
+            <w:r>
+              <w:t>Dimension</w:t>
+            </w:r>
+          </w:p>
+        </w:tc>
+        <w:tc>
+          <w:tcPr>
+            <w:tcW w:type="dxa" w:w="5112"/>
+          </w:tcPr>
+          <w:p>
+            <w:r>
+              <w:t>Evidence required</w:t>
+            </w:r>
+          </w:p>
+        </w:tc>
+      </w:tr>
+      <w:tr>
+        <w:tc>
+          <w:tcPr>
+            <w:tcW w:type="dxa" w:w="5112"/>
+          </w:tcPr>
+          <w:p>
+            <w:r>
+              <w:t>Explanation</w:t>
+            </w:r>
+          </w:p>
+        </w:tc>
+        <w:tc>
+          <w:tcPr>
+            <w:tcW w:type="dxa" w:w="5112"/>
+          </w:tcPr>
+          <w:p>
+            <w:r>
+              <w:t>Names the applicable idea or procedure and ties it to the supplied facts.</w:t>
+            </w:r>
+          </w:p>
+        </w:tc>
+      </w:tr>
+      <w:tr>
+        <w:tc>
+          <w:tcPr>
+            <w:tcW w:type="dxa" w:w="5112"/>
+          </w:tcPr>
+          <w:p>
+            <w:r>
+              <w:t>Trace and result</w:t>
+            </w:r>
+          </w:p>
+        </w:tc>
+        <w:tc>
+          <w:tcPr>
+            <w:tcW w:type="dxa" w:w="5112"/>
+          </w:tcPr>
+          <w:p>
+            <w:r>
+              <w:t>Preserves the given inputs and shows the relevant intermediate steps; distinguishes a prediction from an observed execution.</w:t>
+            </w:r>
+          </w:p>
+        </w:tc>
+      </w:tr>
+      <w:tr>
+        <w:tc>
+          <w:tcPr>
+            <w:tcW w:type="dxa" w:w="5112"/>
+          </w:tcPr>
+          <w:p>
+            <w:r>
+              <w:t>Limits</w:t>
+            </w:r>
+          </w:p>
+        </w:tc>
+        <w:tc>
+          <w:tcPr>
+            <w:tcW w:type="dxa" w:w="5112"/>
+          </w:tcPr>
+          <w:p>
+            <w:r>
+              <w:t>States the assumptions, missing evidence or conditions under which the result would change.</w:t>
+            </w:r>
+          </w:p>
+        </w:tc>
+      </w:tr>
+    </w:tbl>
+    <w:p>
+      <w:pPr>
+        <w:spacing w:line="336" w:lineRule="auto" w:after="180"/>
+      </w:pPr>
+      <w:r>
+        <w:rPr>
+          <w:b w:val="0"/>
+        </w:rPr>
+        <w:t>Record each dimension as not yet, with support, or independent. Accept a valid alternative procedure with a defensible trace.</w:t>
+      </w:r>
+    </w:p>
+    <w:p>
+      <w:pPr>
+        <w:spacing w:line="336" w:lineRule="auto" w:after="180"/>
+      </w:pPr>
+      <w:r>
+        <w:rPr>
+          <w:b w:val="0"/>
+        </w:rPr>
+        <w:t xml:space="preserve">Do not penalise an honestly recorded model failure if the learner correctly explains its </w:t>
+      </w:r>
+      <w:r>
+        <w:rPr>
+          <w:b/>
+        </w:rPr>
+        <w:t>evidence</w:t>
+      </w:r>
+      <w:r>
+        <w:rPr>
+          <w:b w:val="0"/>
+        </w:rPr>
+        <w:t xml:space="preserve"> and limits.</w:t>
+      </w:r>
+    </w:p>
+    <w:p>
+      <w:pPr>
+        <w:pStyle w:val="Heading2"/>
+      </w:pPr>
+      <w:r>
+        <w:t>Give one repair action</w:t>
+      </w:r>
+    </w:p>
+    <w:p>
+      <w:pPr>
+        <w:spacing w:line="336" w:lineRule="auto" w:after="180"/>
+      </w:pPr>
+      <w:r>
+        <w:rPr>
+          <w:b w:val="0"/>
+        </w:rPr>
+        <w:t>Name the earliest unsupported step and give one action to repair it. Have the learner make that repair now and explain why. Then assess the relevant skill on a fresh, fully specified case.</w:t>
+      </w:r>
+    </w:p>
+    <w:p>
+      <w:pPr>
+        <w:spacing w:line="336" w:lineRule="auto" w:after="180"/>
+      </w:pPr>
+      <w:r>
+        <w:rPr>
+          <w:b w:val="0"/>
+        </w:rPr>
+        <w:t>Confirm it was not previously practised with feedback; solve and check the new case before assigning it. A follow-up design prompt is a starting brief, not automatically an equivalent test.</w:t>
+      </w:r>
+    </w:p>
+    <w:p>
+      <w:pPr>
+        <w:pStyle w:val="Heading2"/>
+      </w:pPr>
+      <w:r>
+        <w:t>W1 zero/unknown key</w:t>
+      </w:r>
+    </w:p>
+    <w:p>
+      <w:pPr>
+        <w:spacing w:line="336" w:lineRule="auto" w:after="180"/>
+      </w:pPr>
+      <w:r>
+        <w:rPr>
+          <w:b w:val="0"/>
+        </w:rPr>
+        <w:t>Explain the difference between {"minutes": 0}, {} and {"minutes": None}.</w:t>
+      </w:r>
+    </w:p>
+    <w:p>
+      <w:pPr>
+        <w:spacing w:line="336" w:lineRule="auto" w:after="180"/>
+      </w:pPr>
+      <w:r>
+        <w:rPr>
+          <w:b w:val="0"/>
+        </w:rPr>
+        <w:t>0 is a recorded allowed duration. The other two are unknown under this schema.</w:t>
+      </w:r>
+    </w:p>
+    <w:p>
+      <w:pPr>
+        <w:pStyle w:val="Heading2"/>
+      </w:pPr>
+      <w:r>
+        <w:t>W2 four-duration key</w:t>
+      </w:r>
+    </w:p>
+    <w:p>
+      <w:pPr>
+        <w:spacing w:line="336" w:lineRule="auto" w:after="180"/>
+      </w:pPr>
+      <w:r>
+        <w:rPr>
+          <w:b w:val="0"/>
+        </w:rPr>
+        <w:t xml:space="preserve">Predict accepted values and </w:t>
+      </w:r>
+      <w:r>
+        <w:rPr>
+          <w:b/>
+        </w:rPr>
+        <w:t>rejection</w:t>
+      </w:r>
+      <w:r>
+        <w:rPr>
+          <w:b w:val="0"/>
+        </w:rPr>
+        <w:t>s for minutes 4, 0, 61 and "4".</w:t>
+      </w:r>
+    </w:p>
+    <w:p>
+      <w:pPr>
+        <w:spacing w:line="336" w:lineRule="auto" w:after="180"/>
+      </w:pPr>
+      <w:r>
+        <w:rPr>
+          <w:b w:val="0"/>
+        </w:rPr>
+        <w:t>Accepted [4, 0]; 2 rejected.</w:t>
+      </w:r>
+    </w:p>
+    <w:p>
+      <w:pPr>
+        <w:spacing w:line="336" w:lineRule="auto" w:after="180"/>
+      </w:pPr>
+      <w:r>
+        <w:rPr>
+          <w:b/>
+        </w:rPr>
+        <w:t>Process</w:t>
+      </w:r>
+      <w:r>
+        <w:rPr>
+          <w:b w:val="0"/>
+        </w:rPr>
+        <w:t xml:space="preserve"> the four entries in order. The integers 4 and 0 have the required type and lie within 0 through 60, so keep [4, 0]. The integer 61 fails the upper boundary.</w:t>
+      </w:r>
+    </w:p>
+    <w:p>
+      <w:pPr>
+        <w:spacing w:line="336" w:lineRule="auto" w:after="180"/>
+      </w:pPr>
+      <w:r>
+        <w:rPr>
+          <w:b w:val="0"/>
+        </w:rPr>
+        <w:t>The text "4" fails the exact integer type, even though its characters look numeric. That makes two rejected entries.</w:t>
+      </w:r>
+    </w:p>
+    <w:p>
+      <w:pPr>
+        <w:pStyle w:val="Heading2"/>
+      </w:pPr>
+      <w:r>
+        <w:t>W3 condition-repair key</w:t>
+      </w:r>
+    </w:p>
+    <w:p>
+      <w:pPr>
+        <w:spacing w:line="336" w:lineRule="auto" w:after="180"/>
+      </w:pPr>
+      <w:r>
+        <w:rPr>
+          <w:b w:val="0"/>
+        </w:rPr>
+        <w:t>A program uses if value to accept durations. Give a counterexample and the correct rule.</w:t>
+      </w:r>
+    </w:p>
+    <w:p>
+      <w:pPr>
+        <w:spacing w:line="336" w:lineRule="auto" w:after="180"/>
+      </w:pPr>
+      <w:r>
+        <w:rPr>
+          <w:b w:val="0"/>
+        </w:rPr>
+        <w:t>0 is wrongly rejected; nonempty text can be accepted. Require exact integer type and 0 &lt;= value &lt;= 60.</w:t>
+      </w:r>
+    </w:p>
+    <w:p>
+      <w:pPr>
+        <w:pStyle w:val="Heading2"/>
+      </w:pPr>
+      <w:r>
+        <w:t>W5 coverage key</w:t>
+      </w:r>
+    </w:p>
+    <w:p>
+      <w:pPr>
+        <w:spacing w:line="336" w:lineRule="auto" w:after="180"/>
+      </w:pPr>
+      <w:r>
+        <w:rPr>
+          <w:b w:val="0"/>
+        </w:rPr>
+        <w:t>Only 2 of 5 supplied durations were accepted. Why should the report include this?</w:t>
+      </w:r>
+    </w:p>
+    <w:p>
+      <w:pPr>
+        <w:spacing w:line="336" w:lineRule="auto" w:after="180"/>
+      </w:pPr>
+      <w:r>
+        <w:rPr>
+          <w:b w:val="0"/>
+        </w:rPr>
+        <w:t xml:space="preserve">The summary excludes three sessions, which may differ from accepted ones. Report the exclusion and reasons rather than implying full </w:t>
+      </w:r>
+      <w:r>
+        <w:rPr>
+          <w:b/>
+        </w:rPr>
+        <w:t>coverage</w:t>
+      </w:r>
+      <w:r>
+        <w:rPr>
+          <w:b w:val="0"/>
+        </w:rPr>
+        <w:t>.</w:t>
+      </w:r>
+    </w:p>
+    <w:p>
+      <w:pPr>
+        <w:pStyle w:val="Heading2"/>
+      </w:pPr>
+      <w:r>
+        <w:t>Earlier wording, alternatives and picture transcripts · reference / check after trying</w:t>
+      </w:r>
+    </w:p>
+    <w:p>
+      <w:pPr>
+        <w:spacing w:line="336" w:lineRule="auto" w:after="180"/>
+      </w:pPr>
+      <w:r>
+        <w:rPr>
+          <w:b w:val="0"/>
+        </w:rPr>
+        <w:t>Assess and explain the answers</w:t>
       </w:r>
     </w:p>
     <w:p>
@@ -3216,16 +3715,7 @@
     </w:p>
     <w:p>
       <w:pPr>
-        <w:pStyle w:val="Heading3"/>
-      </w:pPr>
-      <w:r>
-        <w:t>Teacher key · Worked case answer</w:t>
-      </w:r>
-    </w:p>
-    <w:p>
-      <w:pPr>
         <w:spacing w:line="336" w:lineRule="auto" w:after="180"/>
-        <w:shd w:fill="F1F6FC"/>
       </w:pPr>
       <w:r>
         <w:rPr>
@@ -3239,21 +3729,12 @@
         <w:pStyle w:val="Heading3"/>
       </w:pPr>
       <w:r>
-        <w:t>Independent question</w:t>
-      </w:r>
-    </w:p>
-    <w:p>
-      <w:pPr>
-        <w:pStyle w:val="Heading3"/>
-      </w:pPr>
-      <w:r>
-        <w:t>Independent question · withhold the key</w:t>
+        <w:t>Additional transfer practice question</w:t>
       </w:r>
     </w:p>
     <w:p>
       <w:pPr>
         <w:spacing w:line="336" w:lineRule="auto" w:after="180"/>
-        <w:shd w:fill="F5F1FB"/>
       </w:pPr>
       <w:r>
         <w:rPr>
@@ -3267,21 +3748,12 @@
         <w:pStyle w:val="Heading3"/>
       </w:pPr>
       <w:r>
-        <w:t>Expected independent answer</w:t>
-      </w:r>
-    </w:p>
-    <w:p>
-      <w:pPr>
-        <w:pStyle w:val="Heading3"/>
-      </w:pPr>
-      <w:r>
-        <w:t>Teacher key · Expected independent answer</w:t>
+        <w:t>Reasoned practice answer</w:t>
       </w:r>
     </w:p>
     <w:p>
       <w:pPr>
         <w:spacing w:line="336" w:lineRule="auto" w:after="180"/>
-        <w:shd w:fill="F1F6FC"/>
       </w:pPr>
       <w:r>
         <w:rPr>
@@ -3599,16 +4071,7 @@
     </w:p>
     <w:p>
       <w:pPr>
-        <w:pStyle w:val="Heading3"/>
-      </w:pPr>
-      <w:r>
-        <w:t>Teacher key · Original transfer answer</w:t>
-      </w:r>
-    </w:p>
-    <w:p>
-      <w:pPr>
         <w:spacing w:line="336" w:lineRule="auto" w:after="180"/>
-        <w:shd w:fill="F1F6FC"/>
       </w:pPr>
       <w:r>
         <w:rPr>
@@ -3620,7 +4083,6 @@
     <w:p>
       <w:pPr>
         <w:spacing w:line="336" w:lineRule="auto" w:after="180"/>
-        <w:shd w:fill="F1F6FC"/>
       </w:pPr>
       <w:r>
         <w:rPr>
@@ -3650,114 +4112,35 @@
         <w:pStyle w:val="Heading3"/>
       </w:pPr>
       <w:r>
-        <w:t>Workbook question · W1</w:t>
+        <w:t>W2 Trace filtering</w:t>
+      </w:r>
+    </w:p>
+    <w:p>
+      <w:pPr>
+        <w:pStyle w:val="Heading3"/>
+      </w:pPr>
+      <w:r>
+        <w:t>W3 Repair a condition</w:t>
+      </w:r>
+    </w:p>
+    <w:p>
+      <w:pPr>
+        <w:pStyle w:val="Heading3"/>
+      </w:pPr>
+      <w:r>
+        <w:t>W4 Validate independently</w:t>
       </w:r>
     </w:p>
     <w:p>
       <w:pPr>
         <w:spacing w:line="336" w:lineRule="auto" w:after="180"/>
-        <w:shd w:fill="F5F1FB"/>
       </w:pPr>
       <w:r>
         <w:rPr>
           <w:b w:val="0"/>
         </w:rPr>
-        <w:t>Explain the difference between {"minutes": 0}, {} and {"minutes": None}.</w:t>
-      </w:r>
-    </w:p>
-    <w:p>
-      <w:pPr>
-        <w:pStyle w:val="Heading3"/>
-      </w:pPr>
-      <w:r>
-        <w:t>Teacher reasoning · W1</w:t>
-      </w:r>
-    </w:p>
-    <w:p>
-      <w:pPr>
-        <w:spacing w:line="336" w:lineRule="auto" w:after="180"/>
-        <w:shd w:fill="F1F6FC"/>
-      </w:pPr>
-      <w:r>
-        <w:rPr>
-          <w:b w:val="0"/>
-        </w:rPr>
-        <w:t>0 is a recorded allowed duration. The other two are unknown under this schema.</w:t>
-      </w:r>
-    </w:p>
-    <w:p>
-      <w:pPr>
-        <w:pStyle w:val="Heading3"/>
-      </w:pPr>
-      <w:r>
-        <w:t>W2 Trace filtering</w:t>
-      </w:r>
-    </w:p>
-    <w:p>
-      <w:pPr>
-        <w:pStyle w:val="Heading3"/>
-      </w:pPr>
-      <w:r>
-        <w:t>Workbook question · W2</w:t>
-      </w:r>
-    </w:p>
-    <w:p>
-      <w:pPr>
-        <w:spacing w:line="336" w:lineRule="auto" w:after="180"/>
-        <w:shd w:fill="F5F1FB"/>
-      </w:pPr>
-      <w:r>
-        <w:rPr>
-          <w:b w:val="0"/>
-        </w:rPr>
-        <w:t xml:space="preserve">Predict accepted values and </w:t>
-      </w:r>
-      <w:r>
-        <w:rPr>
-          <w:b/>
-        </w:rPr>
-        <w:t>rejection</w:t>
-      </w:r>
-      <w:r>
-        <w:rPr>
-          <w:b w:val="0"/>
-        </w:rPr>
-        <w:t>s for minutes 4, 0, 61 and "4".</w:t>
-      </w:r>
-    </w:p>
-    <w:p>
-      <w:pPr>
-        <w:pStyle w:val="Heading3"/>
-      </w:pPr>
-      <w:r>
-        <w:t>Teacher reasoning · W2</w:t>
-      </w:r>
-    </w:p>
-    <w:p>
-      <w:pPr>
-        <w:spacing w:line="336" w:lineRule="auto" w:after="180"/>
-        <w:shd w:fill="F1F6FC"/>
-      </w:pPr>
-      <w:r>
-        <w:rPr>
-          <w:b w:val="0"/>
-        </w:rPr>
-        <w:t>Accepted [4, 0]; 2 rejected.</w:t>
-      </w:r>
-    </w:p>
-    <w:p>
-      <w:pPr>
-        <w:pStyle w:val="Heading3"/>
-      </w:pPr>
-      <w:r>
-        <w:t>Teacher reasoning · W2</w:t>
-      </w:r>
-    </w:p>
-    <w:p>
-      <w:pPr>
-        <w:spacing w:line="336" w:lineRule="auto" w:after="180"/>
-        <w:shd w:fill="F1F6FC"/>
-      </w:pPr>
+        <w:t xml:space="preserve">Write a filter for count values that must be integers from 0 to 10. </w:t>
+      </w:r>
       <w:r>
         <w:rPr>
           <w:b/>
@@ -3768,121 +4151,12 @@
         <w:rPr>
           <w:b w:val="0"/>
         </w:rPr>
-        <w:t xml:space="preserve"> the four entries in order. The integers 4 and 0 have the required type and lie within 0 through 60, so keep [4, 0]. The integer 61 fails the upper boundary.</w:t>
+        <w:t xml:space="preserve"> {count: 3}, {}, {count: 0}, {count: 11}, {count: "3"}, using quoted keys in Python. Report accepted values and rejected count.</w:t>
       </w:r>
     </w:p>
     <w:p>
       <w:pPr>
         <w:spacing w:line="336" w:lineRule="auto" w:after="180"/>
-        <w:shd w:fill="F1F6FC"/>
-      </w:pPr>
-      <w:r>
-        <w:rPr>
-          <w:b w:val="0"/>
-        </w:rPr>
-        <w:t>The text "4" fails the exact integer type, even though its characters look numeric. That makes two rejected entries.</w:t>
-      </w:r>
-    </w:p>
-    <w:p>
-      <w:pPr>
-        <w:pStyle w:val="Heading3"/>
-      </w:pPr>
-      <w:r>
-        <w:t>W3 Repair a condition</w:t>
-      </w:r>
-    </w:p>
-    <w:p>
-      <w:pPr>
-        <w:pStyle w:val="Heading3"/>
-      </w:pPr>
-      <w:r>
-        <w:t>Workbook question · W3</w:t>
-      </w:r>
-    </w:p>
-    <w:p>
-      <w:pPr>
-        <w:spacing w:line="336" w:lineRule="auto" w:after="180"/>
-        <w:shd w:fill="F5F1FB"/>
-      </w:pPr>
-      <w:r>
-        <w:rPr>
-          <w:b w:val="0"/>
-        </w:rPr>
-        <w:t>A program uses if value to accept durations. Give a counterexample and the correct rule.</w:t>
-      </w:r>
-    </w:p>
-    <w:p>
-      <w:pPr>
-        <w:pStyle w:val="Heading3"/>
-      </w:pPr>
-      <w:r>
-        <w:t>Teacher reasoning · W3</w:t>
-      </w:r>
-    </w:p>
-    <w:p>
-      <w:pPr>
-        <w:spacing w:line="336" w:lineRule="auto" w:after="180"/>
-        <w:shd w:fill="F1F6FC"/>
-      </w:pPr>
-      <w:r>
-        <w:rPr>
-          <w:b w:val="0"/>
-        </w:rPr>
-        <w:t>0 is wrongly rejected; nonempty text can be accepted. Require exact integer type and 0 &lt;= value &lt;= 60.</w:t>
-      </w:r>
-    </w:p>
-    <w:p>
-      <w:pPr>
-        <w:pStyle w:val="Heading3"/>
-      </w:pPr>
-      <w:r>
-        <w:t>W4 Validate independently</w:t>
-      </w:r>
-    </w:p>
-    <w:p>
-      <w:pPr>
-        <w:pStyle w:val="Heading3"/>
-      </w:pPr>
-      <w:r>
-        <w:t>Workbook question · W4</w:t>
-      </w:r>
-    </w:p>
-    <w:p>
-      <w:pPr>
-        <w:spacing w:line="336" w:lineRule="auto" w:after="180"/>
-        <w:shd w:fill="F5F1FB"/>
-      </w:pPr>
-      <w:r>
-        <w:rPr>
-          <w:b w:val="0"/>
-        </w:rPr>
-        <w:t xml:space="preserve">Write a filter for count values that must be integers from 0 to 10. </w:t>
-      </w:r>
-      <w:r>
-        <w:rPr>
-          <w:b/>
-        </w:rPr>
-        <w:t>Process</w:t>
-      </w:r>
-      <w:r>
-        <w:rPr>
-          <w:b w:val="0"/>
-        </w:rPr>
-        <w:t xml:space="preserve"> {count: 3}, {}, {count: 0}, {count: 11}, {count: "3"}, using quoted keys in Python. Report accepted values and rejected count.</w:t>
-      </w:r>
-    </w:p>
-    <w:p>
-      <w:pPr>
-        <w:pStyle w:val="Heading3"/>
-      </w:pPr>
-      <w:r>
-        <w:t>Teacher reasoning · W4</w:t>
-      </w:r>
-    </w:p>
-    <w:p>
-      <w:pPr>
-        <w:spacing w:line="336" w:lineRule="auto" w:after="180"/>
-        <w:shd w:fill="F1F6FC"/>
       </w:pPr>
       <w:r>
         <w:rPr>
@@ -3904,253 +4178,78 @@
         <w:pStyle w:val="Heading3"/>
       </w:pPr>
       <w:r>
-        <w:t>Workbook question · W5</w:t>
+        <w:t>Assess independent transfer</w:t>
+      </w:r>
+    </w:p>
+    <w:p>
+      <w:pPr>
+        <w:pStyle w:val="Heading3"/>
+      </w:pPr>
+      <w:r>
+        <w:t>Selected case answer</w:t>
+      </w:r>
+    </w:p>
+    <w:p>
+      <w:pPr>
+        <w:pStyle w:val="Heading3"/>
+      </w:pPr>
+      <w:r>
+        <w:t>Feedback that the learner uses</w:t>
+      </w:r>
+    </w:p>
+    <w:p>
+      <w:pPr>
+        <w:pStyle w:val="Heading1"/>
+      </w:pPr>
+      <w:r>
+        <w:t>06. Connect, adapt and return</w:t>
+      </w:r>
+    </w:p>
+    <w:p>
+      <w:r>
+        <w:t>Retain the project evidence and revisit the reasoning on a changed case.</w:t>
+      </w:r>
+    </w:p>
+    <w:p>
+      <w:pPr>
+        <w:pStyle w:val="Heading2"/>
+      </w:pPr>
+      <w:r>
+        <w:t>Project evidence to keep</w:t>
       </w:r>
     </w:p>
     <w:p>
       <w:pPr>
         <w:spacing w:line="336" w:lineRule="auto" w:after="180"/>
-        <w:shd w:fill="F5F1FB"/>
       </w:pPr>
       <w:r>
         <w:rPr>
           <w:b w:val="0"/>
         </w:rPr>
-        <w:t>Only 2 of 5 supplied durations were accepted. Why should the report include this?</w:t>
-      </w:r>
-    </w:p>
-    <w:p>
-      <w:pPr>
-        <w:pStyle w:val="Heading3"/>
-      </w:pPr>
-      <w:r>
-        <w:t>Teacher reasoning · W5</w:t>
+        <w:t>Use ‘no preference’ only when the reader confirms it; otherwise ask or explain uncertainty.</w:t>
       </w:r>
     </w:p>
     <w:p>
       <w:pPr>
         <w:spacing w:line="336" w:lineRule="auto" w:after="180"/>
-        <w:shd w:fill="F1F6FC"/>
       </w:pPr>
       <w:r>
         <w:rPr>
           <w:b w:val="0"/>
         </w:rPr>
-        <w:t xml:space="preserve">The summary excludes three sessions, which may differ from accepted ones. Report the exclusion and reasons rather than implying full </w:t>
+        <w:t xml:space="preserve">Keep the decision, </w:t>
       </w:r>
       <w:r>
         <w:rPr>
           <w:b/>
         </w:rPr>
-        <w:t>coverage</w:t>
+        <w:t>input</w:t>
       </w:r>
       <w:r>
         <w:rPr>
           <w:b w:val="0"/>
         </w:rPr>
-        <w:t>.</w:t>
-      </w:r>
-    </w:p>
-    <w:p>
-      <w:pPr>
-        <w:pStyle w:val="Heading3"/>
-      </w:pPr>
-      <w:r>
-        <w:t>Assess independent transfer</w:t>
-      </w:r>
-    </w:p>
-    <w:p>
-      <w:pPr>
-        <w:pStyle w:val="Heading3"/>
-      </w:pPr>
-      <w:r>
-        <w:t>Independent question · withhold the key</w:t>
-      </w:r>
-    </w:p>
-    <w:p>
-      <w:pPr>
-        <w:spacing w:line="336" w:lineRule="auto" w:after="180"/>
-        <w:shd w:fill="F5F1FB"/>
-      </w:pPr>
-      <w:r>
-        <w:rPr>
-          <w:b w:val="0"/>
-        </w:rPr>
-        <w:t xml:space="preserve">Selected case: Write a filter for count values that must be integers from 0 to 10. </w:t>
-      </w:r>
-      <w:r>
-        <w:rPr>
-          <w:b/>
-        </w:rPr>
-        <w:t>Process</w:t>
-      </w:r>
-      <w:r>
-        <w:rPr>
-          <w:b w:val="0"/>
-        </w:rPr>
-        <w:t xml:space="preserve"> {count: 3}, {}, {count: 0}, {count: 11}, {count: "3"}, using quoted keys in Python. Report accepted values and rejected count.</w:t>
-      </w:r>
-    </w:p>
-    <w:p>
-      <w:pPr>
-        <w:pStyle w:val="Heading3"/>
-      </w:pPr>
-      <w:r>
-        <w:t>Selected case answer</w:t>
-      </w:r>
-    </w:p>
-    <w:p>
-      <w:pPr>
-        <w:pStyle w:val="Heading3"/>
-      </w:pPr>
-      <w:r>
-        <w:t>Teacher key · Selected case answer</w:t>
-      </w:r>
-    </w:p>
-    <w:p>
-      <w:pPr>
-        <w:spacing w:line="336" w:lineRule="auto" w:after="180"/>
-        <w:shd w:fill="F1F6FC"/>
-      </w:pPr>
-      <w:r>
-        <w:rPr>
-          <w:b w:val="0"/>
-        </w:rPr>
-        <w:t>Use get, exact int check and inclusive bounds. Accept [3, 0]; reject 3 records. Do not invent values for missing entries.</w:t>
-      </w:r>
-    </w:p>
-    <w:tbl>
-      <w:tblPr>
-        <w:tblStyle w:val="LightShading-Accent1"/>
-        <w:tblW w:type="auto" w:w="0"/>
-        <w:tblLook w:firstColumn="1" w:firstRow="1" w:lastColumn="0" w:lastRow="0" w:noHBand="0" w:noVBand="1" w:val="04A0"/>
-      </w:tblPr>
-      <w:tblGrid>
-        <w:gridCol w:w="5112"/>
-        <w:gridCol w:w="5112"/>
-      </w:tblGrid>
-      <w:tr>
-        <w:trPr>
-          <w:tblHeader/>
-        </w:trPr>
-        <w:tc>
-          <w:tcPr>
-            <w:tcW w:type="dxa" w:w="5112"/>
-          </w:tcPr>
-          <w:p>
-            <w:r>
-              <w:t>Dimension</w:t>
-            </w:r>
-          </w:p>
-        </w:tc>
-        <w:tc>
-          <w:tcPr>
-            <w:tcW w:type="dxa" w:w="5112"/>
-          </w:tcPr>
-          <w:p>
-            <w:r>
-              <w:t>Evidence required</w:t>
-            </w:r>
-          </w:p>
-        </w:tc>
-      </w:tr>
-      <w:tr>
-        <w:tc>
-          <w:tcPr>
-            <w:tcW w:type="dxa" w:w="5112"/>
-          </w:tcPr>
-          <w:p>
-            <w:r>
-              <w:t>Explanation</w:t>
-            </w:r>
-          </w:p>
-        </w:tc>
-        <w:tc>
-          <w:tcPr>
-            <w:tcW w:type="dxa" w:w="5112"/>
-          </w:tcPr>
-          <w:p>
-            <w:r>
-              <w:t>Names the applicable idea or procedure and ties it to the supplied facts.</w:t>
-            </w:r>
-          </w:p>
-        </w:tc>
-      </w:tr>
-      <w:tr>
-        <w:tc>
-          <w:tcPr>
-            <w:tcW w:type="dxa" w:w="5112"/>
-          </w:tcPr>
-          <w:p>
-            <w:r>
-              <w:t>Trace and result</w:t>
-            </w:r>
-          </w:p>
-        </w:tc>
-        <w:tc>
-          <w:tcPr>
-            <w:tcW w:type="dxa" w:w="5112"/>
-          </w:tcPr>
-          <w:p>
-            <w:r>
-              <w:t>Preserves the given inputs and shows the relevant intermediate steps; distinguishes a prediction from an observed execution.</w:t>
-            </w:r>
-          </w:p>
-        </w:tc>
-      </w:tr>
-      <w:tr>
-        <w:tc>
-          <w:tcPr>
-            <w:tcW w:type="dxa" w:w="5112"/>
-          </w:tcPr>
-          <w:p>
-            <w:r>
-              <w:t>Limits</w:t>
-            </w:r>
-          </w:p>
-        </w:tc>
-        <w:tc>
-          <w:tcPr>
-            <w:tcW w:type="dxa" w:w="5112"/>
-          </w:tcPr>
-          <w:p>
-            <w:r>
-              <w:t>States the assumptions, missing evidence or conditions under which the result would change.</w:t>
-            </w:r>
-          </w:p>
-        </w:tc>
-      </w:tr>
-    </w:tbl>
-    <w:p>
-      <w:pPr>
-        <w:pStyle w:val="Heading3"/>
-      </w:pPr>
-      <w:r>
-        <w:t>Teacher key · Selected case answer</w:t>
-      </w:r>
-    </w:p>
-    <w:p>
-      <w:pPr>
-        <w:spacing w:line="336" w:lineRule="auto" w:after="180"/>
-        <w:shd w:fill="F1F6FC"/>
-      </w:pPr>
-      <w:r>
-        <w:rPr>
-          <w:b w:val="0"/>
-        </w:rPr>
-        <w:t>Record each dimension as not yet, with support, or independent. Accept a valid alternative procedure with a defensible trace.</w:t>
-      </w:r>
-    </w:p>
-    <w:p>
-      <w:pPr>
-        <w:spacing w:line="336" w:lineRule="auto" w:after="180"/>
-        <w:shd w:fill="F1F6FC"/>
-      </w:pPr>
-      <w:r>
-        <w:rPr>
-          <w:b w:val="0"/>
-        </w:rPr>
-        <w:t xml:space="preserve">Do not penalise an honestly recorded model failure if the learner correctly explains its </w:t>
+        <w:t xml:space="preserve">, result, explanation and remaining limitation in the project </w:t>
       </w:r>
       <w:r>
         <w:rPr>
@@ -4162,15 +4261,7 @@
         <w:rPr>
           <w:b w:val="0"/>
         </w:rPr>
-        <w:t xml:space="preserve"> and limits.</w:t>
-      </w:r>
-    </w:p>
-    <w:p>
-      <w:pPr>
-        <w:pStyle w:val="Heading3"/>
-      </w:pPr>
-      <w:r>
-        <w:t>Feedback that the learner uses</w:t>
+        <w:t xml:space="preserve"> record. Retrieve this record next week rather than restarting the project.</w:t>
       </w:r>
     </w:p>
     <w:p>
@@ -4181,7 +4272,15 @@
         <w:rPr>
           <w:b w:val="0"/>
         </w:rPr>
-        <w:t>Name the earliest unsupported step and give one action to repair it. Have the learner make that repair now and explain why. Then assess the relevant skill on a fresh, fully specified case.</w:t>
+        <w:t>Validate recommender stock and numeric features explicitly, recording zero stock as measured zero rather than missing.</w:t>
+      </w:r>
+    </w:p>
+    <w:p>
+      <w:pPr>
+        <w:pStyle w:val="Heading2"/>
+      </w:pPr>
+      <w:r>
+        <w:t>Support while preserving the reasoning goal</w:t>
       </w:r>
     </w:p>
     <w:p>
@@ -4192,28 +4291,7 @@
         <w:rPr>
           <w:b w:val="0"/>
         </w:rPr>
-        <w:t>Confirm it was not previously practised with feedback; solve and check the new case before assigning it. A follow-up design prompt is a starting brief, not automatically an equivalent test.</w:t>
-      </w:r>
-    </w:p>
-    <w:p>
-      <w:pPr>
-        <w:pStyle w:val="Heading1"/>
-      </w:pPr>
-      <w:r>
-        <w:t>06. Connect and extend learning</w:t>
-      </w:r>
-    </w:p>
-    <w:p>
-      <w:r>
-        <w:t>Connect Missing Data to Transparent Book Recommender, adapt support and plan a later changed-case check.</w:t>
-      </w:r>
-    </w:p>
-    <w:p>
-      <w:pPr>
-        <w:pStyle w:val="Heading3"/>
-      </w:pPr>
-      <w:r>
-        <w:t>Transparent Book Recommender</w:t>
+        <w:t>Trace one record or condition at a time with counters and labelled columns. Stretch: introduce a tie, boundary or missing field and declare its handling policy before rerunning.</w:t>
       </w:r>
     </w:p>
     <w:p>
@@ -4224,7 +4302,7 @@
         <w:rPr>
           <w:b w:val="0"/>
         </w:rPr>
-        <w:t>Use ‘no preference’ only when the reader confirms it; otherwise ask or explain uncertainty.</w:t>
+        <w:t>Use three piles: accepted zero, accepted other and review. Extension: retain each rejected row with a reason instead of just counting it.</w:t>
       </w:r>
     </w:p>
     <w:p>
@@ -4235,19 +4313,7 @@
         <w:rPr>
           <w:b w:val="0"/>
         </w:rPr>
-        <w:t xml:space="preserve">Keep the decision, </w:t>
-      </w:r>
-      <w:r>
-        <w:rPr>
-          <w:b/>
-        </w:rPr>
-        <w:t>input</w:t>
-      </w:r>
-      <w:r>
-        <w:rPr>
-          <w:b w:val="0"/>
-        </w:rPr>
-        <w:t xml:space="preserve">, result, explanation and remaining limitation in the project </w:t>
+        <w:t xml:space="preserve">Independent W4 </w:t>
       </w:r>
       <w:r>
         <w:rPr>
@@ -4259,129 +4325,6 @@
         <w:rPr>
           <w:b w:val="0"/>
         </w:rPr>
-        <w:t xml:space="preserve"> record. Retrieve this record next week rather than restarting the project.</w:t>
-      </w:r>
-    </w:p>
-    <w:p>
-      <w:pPr>
-        <w:pStyle w:val="Heading3"/>
-      </w:pPr>
-      <w:r>
-        <w:t>Support and stretch</w:t>
-      </w:r>
-    </w:p>
-    <w:p>
-      <w:pPr>
-        <w:spacing w:line="336" w:lineRule="auto" w:after="180"/>
-      </w:pPr>
-      <w:r>
-        <w:rPr>
-          <w:b w:val="0"/>
-        </w:rPr>
-        <w:t>Trace one record or condition at a time with counters and labelled columns. Stretch: introduce a tie, boundary or missing field and declare its handling policy before rerunning.</w:t>
-      </w:r>
-    </w:p>
-    <w:p>
-      <w:pPr>
-        <w:pStyle w:val="Heading3"/>
-      </w:pPr>
-      <w:r>
-        <w:t>Exit reflection</w:t>
-      </w:r>
-    </w:p>
-    <w:p>
-      <w:pPr>
-        <w:spacing w:line="336" w:lineRule="auto" w:after="180"/>
-      </w:pPr>
-      <w:r>
-        <w:rPr>
-          <w:b w:val="0"/>
-        </w:rPr>
-        <w:t xml:space="preserve">Ask for one decision the learner can now justify and one situation requiring more </w:t>
-      </w:r>
-      <w:r>
-        <w:rPr>
-          <w:b/>
-        </w:rPr>
-        <w:t>evidence</w:t>
-      </w:r>
-      <w:r>
-        <w:rPr>
-          <w:b w:val="0"/>
-        </w:rPr>
-        <w:t xml:space="preserve"> or human review. Confidence ratings are separate from correct independent performance.</w:t>
-      </w:r>
-    </w:p>
-    <w:p>
-      <w:pPr>
-        <w:pStyle w:val="Heading3"/>
-      </w:pPr>
-      <w:r>
-        <w:t>Bridge to the next week</w:t>
-      </w:r>
-    </w:p>
-    <w:p>
-      <w:pPr>
-        <w:spacing w:line="336" w:lineRule="auto" w:after="180"/>
-      </w:pPr>
-      <w:r>
-        <w:rPr>
-          <w:b w:val="0"/>
-        </w:rPr>
-        <w:t xml:space="preserve">Next: Week 19: Sampling and Representation. Retrieve today’s </w:t>
-      </w:r>
-      <w:r>
-        <w:rPr>
-          <w:b/>
-        </w:rPr>
-        <w:t>evidence</w:t>
-      </w:r>
-      <w:r>
-        <w:rPr>
-          <w:b w:val="0"/>
-        </w:rPr>
-        <w:t xml:space="preserve"> and identify what carries forward and what is new.</w:t>
-      </w:r>
-    </w:p>
-    <w:p>
-      <w:pPr>
-        <w:pStyle w:val="Heading3"/>
-      </w:pPr>
-      <w:r>
-        <w:t>Support and fresh reassessment</w:t>
-      </w:r>
-    </w:p>
-    <w:p>
-      <w:pPr>
-        <w:spacing w:line="336" w:lineRule="auto" w:after="180"/>
-      </w:pPr>
-      <w:r>
-        <w:rPr>
-          <w:b w:val="0"/>
-        </w:rPr>
-        <w:t>Use three piles: accepted zero, accepted other and review. Extension: retain each rejected row with a reason instead of just counting it.</w:t>
-      </w:r>
-    </w:p>
-    <w:p>
-      <w:pPr>
-        <w:spacing w:line="336" w:lineRule="auto" w:after="180"/>
-      </w:pPr>
-      <w:r>
-        <w:rPr>
-          <w:b w:val="0"/>
-        </w:rPr>
-        <w:t xml:space="preserve">Independent W4 </w:t>
-      </w:r>
-      <w:r>
-        <w:rPr>
-          <w:b/>
-        </w:rPr>
-        <w:t>evidence</w:t>
-      </w:r>
-      <w:r>
-        <w:rPr>
-          <w:b w:val="0"/>
-        </w:rPr>
         <w:t>: Use get, exact int check and inclusive bounds. Accept [3, 0]; reject 3 records. Do not invent values for missing entries. Record whether the learner needed no help, a hint or explanation.</w:t>
       </w:r>
     </w:p>
@@ -4398,33 +4341,10 @@
     </w:p>
     <w:p>
       <w:pPr>
-        <w:spacing w:line="336" w:lineRule="auto" w:after="180"/>
-      </w:pPr>
-      <w:r>
-        <w:rPr>
-          <w:b w:val="0"/>
-        </w:rPr>
-        <w:t xml:space="preserve">Next week: Units conversions and data provenance. Reuse this week's explicit contracts and </w:t>
-      </w:r>
-      <w:r>
-        <w:rPr>
-          <w:b/>
-        </w:rPr>
-        <w:t>evidence</w:t>
-      </w:r>
-      <w:r>
-        <w:rPr>
-          <w:b w:val="0"/>
-        </w:rPr>
-        <w:t>.</w:t>
-      </w:r>
-    </w:p>
-    <w:p>
-      <w:pPr>
-        <w:pStyle w:val="Heading3"/>
-      </w:pPr>
-      <w:r>
-        <w:t>Plan the delayed return</w:t>
+        <w:pStyle w:val="Heading2"/>
+      </w:pPr>
+      <w:r>
+        <w:t>Plan the delayed check</w:t>
       </w:r>
     </w:p>
     <w:p>
@@ -4641,10 +4561,10 @@
     </w:p>
     <w:p>
       <w:pPr>
-        <w:pStyle w:val="Heading3"/>
-      </w:pPr>
-      <w:r>
-        <w:t>Project evidence from this case</w:t>
+        <w:pStyle w:val="Heading2"/>
+      </w:pPr>
+      <w:r>
+        <w:t>Bridge to next week</w:t>
       </w:r>
     </w:p>
     <w:p>
@@ -4655,7 +4575,128 @@
         <w:rPr>
           <w:b w:val="0"/>
         </w:rPr>
-        <w:t>Validate recommender stock and numeric features explicitly, recording zero stock as measured zero rather than missing.</w:t>
+        <w:t xml:space="preserve">Ask for one decision the learner can now justify and one situation requiring more </w:t>
+      </w:r>
+      <w:r>
+        <w:rPr>
+          <w:b/>
+        </w:rPr>
+        <w:t>evidence</w:t>
+      </w:r>
+      <w:r>
+        <w:rPr>
+          <w:b w:val="0"/>
+        </w:rPr>
+        <w:t xml:space="preserve"> or human review. Confidence ratings are separate from correct independent performance.</w:t>
+      </w:r>
+    </w:p>
+    <w:p>
+      <w:pPr>
+        <w:spacing w:line="336" w:lineRule="auto" w:after="180"/>
+      </w:pPr>
+      <w:r>
+        <w:rPr>
+          <w:b w:val="0"/>
+        </w:rPr>
+        <w:t xml:space="preserve">Next: Week 19: Sampling and Representation. Retrieve today’s </w:t>
+      </w:r>
+      <w:r>
+        <w:rPr>
+          <w:b/>
+        </w:rPr>
+        <w:t>evidence</w:t>
+      </w:r>
+      <w:r>
+        <w:rPr>
+          <w:b w:val="0"/>
+        </w:rPr>
+        <w:t xml:space="preserve"> and identify what carries forward and what is new.</w:t>
+      </w:r>
+    </w:p>
+    <w:p>
+      <w:pPr>
+        <w:spacing w:line="336" w:lineRule="auto" w:after="180"/>
+      </w:pPr>
+      <w:r>
+        <w:rPr>
+          <w:b w:val="0"/>
+        </w:rPr>
+        <w:t>Next is Week 19: Sampling and Representation. Carry forward supplied, accepted and reviewed counts; filtering can change which cases remain represented even when every retained value passes its contract.</w:t>
+      </w:r>
+    </w:p>
+    <w:p>
+      <w:pPr>
+        <w:pStyle w:val="Heading2"/>
+      </w:pPr>
+      <w:r>
+        <w:t>Earlier wording, alternatives and picture transcripts · reference / check after trying</w:t>
+      </w:r>
+    </w:p>
+    <w:p>
+      <w:pPr>
+        <w:spacing w:line="336" w:lineRule="auto" w:after="180"/>
+      </w:pPr>
+      <w:r>
+        <w:rPr>
+          <w:b w:val="0"/>
+        </w:rPr>
+        <w:t>Connect and extend learning</w:t>
+      </w:r>
+    </w:p>
+    <w:p>
+      <w:pPr>
+        <w:pStyle w:val="Heading3"/>
+      </w:pPr>
+      <w:r>
+        <w:t>Transparent Book Recommender</w:t>
+      </w:r>
+    </w:p>
+    <w:p>
+      <w:pPr>
+        <w:pStyle w:val="Heading3"/>
+      </w:pPr>
+      <w:r>
+        <w:t>Support and stretch</w:t>
+      </w:r>
+    </w:p>
+    <w:p>
+      <w:pPr>
+        <w:pStyle w:val="Heading3"/>
+      </w:pPr>
+      <w:r>
+        <w:t>Exit reflection</w:t>
+      </w:r>
+    </w:p>
+    <w:p>
+      <w:pPr>
+        <w:pStyle w:val="Heading3"/>
+      </w:pPr>
+      <w:r>
+        <w:t>Bridge to the next week</w:t>
+      </w:r>
+    </w:p>
+    <w:p>
+      <w:pPr>
+        <w:pStyle w:val="Heading3"/>
+      </w:pPr>
+      <w:r>
+        <w:t>Support and fresh reassessment</w:t>
+      </w:r>
+    </w:p>
+    <w:p>
+      <w:pPr>
+        <w:pStyle w:val="Heading3"/>
+      </w:pPr>
+      <w:r>
+        <w:t>Plan the delayed return</w:t>
+      </w:r>
+    </w:p>
+    <w:p>
+      <w:pPr>
+        <w:pStyle w:val="Heading3"/>
+      </w:pPr>
+      <w:r>
+        <w:t>Project evidence from this case</w:t>
       </w:r>
     </w:p>
     <w:p>
@@ -4663,26 +4704,33 @@
         <w:pStyle w:val="Heading1"/>
       </w:pPr>
       <w:r>
-        <w:t>07. Prepare, teach and assess</w:t>
-      </w:r>
-    </w:p>
-    <w:p>
-      <w:r>
-        <w:t>Use this preparation summary alongside the detailed Missing Data lesson; it is a checklist rather than a replacement for the full sequence.</w:t>
-      </w:r>
-    </w:p>
-    <w:p>
-      <w:pPr>
-        <w:pStyle w:val="Heading3"/>
-      </w:pPr>
-      <w:r>
-        <w:t>Teaching target</w:t>
+        <w:t>Reference bank and extra practice</w:t>
+      </w:r>
+    </w:p>
+    <w:p>
+      <w:pPr>
+        <w:pStyle w:val="Heading1"/>
+      </w:pPr>
+      <w:r>
+        <w:t>07. Reference: alternative planning checklist</w:t>
+      </w:r>
+    </w:p>
+    <w:p>
+      <w:r>
+        <w:t>Use as a reminder alongside the main route rather than teaching the cycle twice.</w:t>
+      </w:r>
+    </w:p>
+    <w:p>
+      <w:pPr>
+        <w:pStyle w:val="Heading2"/>
+      </w:pPr>
+      <w:r>
+        <w:t>Preparation and schedule</w:t>
       </w:r>
     </w:p>
     <w:p>
       <w:pPr>
         <w:spacing w:line="336" w:lineRule="auto" w:after="180"/>
-        <w:shd w:fill="EDF7F3"/>
       </w:pPr>
       <w:r>
         <w:rPr>
@@ -4859,6 +4907,14 @@
     </w:tbl>
     <w:p>
       <w:pPr>
+        <w:pStyle w:val="Heading2"/>
+      </w:pPr>
+      <w:r>
+        <w:t>Practice and assessment reminders</w:t>
+      </w:r>
+    </w:p>
+    <w:p>
+      <w:pPr>
         <w:spacing w:line="336" w:lineRule="auto" w:after="180"/>
       </w:pPr>
       <w:r>
@@ -4882,16 +4938,7 @@
     </w:p>
     <w:p>
       <w:pPr>
-        <w:pStyle w:val="Heading3"/>
-      </w:pPr>
-      <w:r>
-        <w:t>Supported practice answer</w:t>
-      </w:r>
-    </w:p>
-    <w:p>
-      <w:pPr>
         <w:spacing w:line="336" w:lineRule="auto" w:after="180"/>
-        <w:shd w:fill="F1F6FC"/>
       </w:pPr>
       <w:r>
         <w:rPr>
@@ -4948,16 +4995,7 @@
     </w:p>
     <w:p>
       <w:pPr>
-        <w:pStyle w:val="Heading3"/>
-      </w:pPr>
-      <w:r>
-        <w:t>Repair the misconception</w:t>
-      </w:r>
-    </w:p>
-    <w:p>
-      <w:pPr>
         <w:spacing w:line="336" w:lineRule="auto" w:after="180"/>
-        <w:shd w:fill="FFF5E6"/>
       </w:pPr>
       <w:r>
         <w:rPr>
@@ -4980,16 +5018,7 @@
     </w:p>
     <w:p>
       <w:pPr>
-        <w:pStyle w:val="Heading3"/>
-      </w:pPr>
-      <w:r>
-        <w:t>Support without giving away the answer</w:t>
-      </w:r>
-    </w:p>
-    <w:p>
-      <w:pPr>
         <w:spacing w:line="336" w:lineRule="auto" w:after="180"/>
-        <w:shd w:fill="F1F6F8"/>
       </w:pPr>
       <w:r>
         <w:rPr>
@@ -5012,16 +5041,7 @@
     </w:p>
     <w:p>
       <w:pPr>
-        <w:pStyle w:val="Heading3"/>
-      </w:pPr>
-      <w:r>
-        <w:t>Extend the reasoning</w:t>
-      </w:r>
-    </w:p>
-    <w:p>
-      <w:pPr>
         <w:spacing w:line="336" w:lineRule="auto" w:after="180"/>
-        <w:shd w:fill="F5F1FB"/>
       </w:pPr>
       <w:r>
         <w:rPr>
@@ -5045,7 +5065,6 @@
     <w:p>
       <w:pPr>
         <w:spacing w:line="336" w:lineRule="auto" w:after="180"/>
-        <w:shd w:fill="F5F1FB"/>
       </w:pPr>
       <w:r>
         <w:rPr>
@@ -5056,16 +5075,7 @@
     </w:p>
     <w:p>
       <w:pPr>
-        <w:pStyle w:val="Heading3"/>
-      </w:pPr>
-      <w:r>
-        <w:t>Protect the independent attempt</w:t>
-      </w:r>
-    </w:p>
-    <w:p>
-      <w:pPr>
         <w:spacing w:line="336" w:lineRule="auto" w:after="180"/>
-        <w:shd w:fill="FFF5E6"/>
       </w:pPr>
       <w:r>
         <w:rPr>
@@ -5260,16 +5270,7 @@
     </w:tbl>
     <w:p>
       <w:pPr>
-        <w:pStyle w:val="Heading3"/>
-      </w:pPr>
-      <w:r>
-        <w:t>Project checkpoint</w:t>
-      </w:r>
-    </w:p>
-    <w:p>
-      <w:pPr>
         <w:spacing w:line="336" w:lineRule="auto" w:after="180"/>
-        <w:shd w:fill="EDF7F3"/>
       </w:pPr>
       <w:r>
         <w:rPr>
@@ -5306,12 +5307,20 @@
         <w:pStyle w:val="Heading1"/>
       </w:pPr>
       <w:r>
-        <w:t>08. Use feedback, labs and repair paths</w:t>
-      </w:r>
-    </w:p>
-    <w:p>
-      <w:r>
-        <w:t>Use feedback, earlier review and portfolios purposefully. Apply the coding routine only when this lesson has an executable lab.</w:t>
+        <w:t>08. Reference: feedback and records</w:t>
+      </w:r>
+    </w:p>
+    <w:p>
+      <w:r>
+        <w:t>Use digital tools where they help retain an explanation and its evidence.</w:t>
+      </w:r>
+    </w:p>
+    <w:p>
+      <w:pPr>
+        <w:pStyle w:val="Heading2"/>
+      </w:pPr>
+      <w:r>
+        <w:t>Keep practice and independent evidence separate</w:t>
       </w:r>
     </w:p>
     <w:p>
@@ -5350,6 +5359,56 @@
     </w:p>
     <w:p>
       <w:pPr>
+        <w:pStyle w:val="Heading2"/>
+      </w:pPr>
+      <w:r>
+        <w:t>Repair and portfolio records</w:t>
+      </w:r>
+    </w:p>
+    <w:p>
+      <w:pPr>
+        <w:spacing w:line="336" w:lineRule="auto" w:after="180"/>
+      </w:pPr>
+      <w:r>
+        <w:rPr>
+          <w:b w:val="0"/>
+        </w:rPr>
+        <w:t>Use the earlier worked-explanation links to address a specific missing building block, then return to the current question. Adapt this suggestion after observing the learner; it is not an automatic diagnosis.</w:t>
+      </w:r>
+    </w:p>
+    <w:p>
+      <w:pPr>
+        <w:spacing w:line="336" w:lineRule="auto" w:after="180"/>
+      </w:pPr>
+      <w:r>
+        <w:rPr>
+          <w:b w:val="0"/>
+        </w:rPr>
+        <w:t xml:space="preserve">Collect the completed-work portfolio as </w:t>
+      </w:r>
+      <w:r>
+        <w:rPr>
+          <w:b/>
+        </w:rPr>
+        <w:t>evidence</w:t>
+      </w:r>
+      <w:r>
+        <w:rPr>
+          <w:b w:val="0"/>
+        </w:rPr>
+        <w:t>. Record support separately from correctness, and assess explanation, trace/test and limitations. Progress ticks and quiz selections alone do not establish mastery.</w:t>
+      </w:r>
+    </w:p>
+    <w:p>
+      <w:pPr>
+        <w:pStyle w:val="Heading2"/>
+      </w:pPr>
+      <w:r>
+        <w:t>Earlier wording, alternatives and picture transcripts · reference / check after trying</w:t>
+      </w:r>
+    </w:p>
+    <w:p>
+      <w:pPr>
         <w:spacing w:line="336" w:lineRule="auto" w:after="180"/>
       </w:pPr>
       <w:r>
@@ -5373,77 +5432,20 @@
     </w:p>
     <w:p>
       <w:pPr>
-        <w:spacing w:line="336" w:lineRule="auto" w:after="180"/>
-      </w:pPr>
-      <w:r>
-        <w:rPr>
-          <w:b w:val="0"/>
-        </w:rPr>
-        <w:t>Use the earlier worked-explanation links to address a specific missing building block, then return to the current question. Adapt this suggestion after observing the learner; it is not an automatic diagnosis.</w:t>
-      </w:r>
-    </w:p>
-    <w:p>
-      <w:pPr>
-        <w:spacing w:line="336" w:lineRule="auto" w:after="180"/>
-      </w:pPr>
-      <w:r>
-        <w:rPr>
-          <w:b w:val="0"/>
-        </w:rPr>
-        <w:t xml:space="preserve">Collect the completed-work portfolio as </w:t>
-      </w:r>
-      <w:r>
-        <w:rPr>
-          <w:b/>
-        </w:rPr>
-        <w:t>evidence</w:t>
-      </w:r>
-      <w:r>
-        <w:rPr>
-          <w:b w:val="0"/>
-        </w:rPr>
-        <w:t>. Record support separately from correctness, and assess explanation, trace/test and limitations. Progress ticks and quiz selections alone do not establish mastery.</w:t>
-      </w:r>
-    </w:p>
-    <w:p>
-      <w:pPr>
         <w:pStyle w:val="Heading1"/>
       </w:pPr>
       <w:r>
-        <w:t>09. Visual concept journey</w:t>
-      </w:r>
-    </w:p>
-    <w:p>
-      <w:r>
-        <w:t>Show one Missing Data graphic at a time, request a prediction and discuss its trace before the independent assessment.</w:t>
-      </w:r>
-    </w:p>
-    <w:p>
-      <w:pPr>
-        <w:spacing w:line="336" w:lineRule="auto" w:after="180"/>
-      </w:pPr>
-      <w:r>
-        <w:rPr>
-          <w:b w:val="0"/>
-        </w:rPr>
-        <w:t xml:space="preserve">Use one picture at a time. Hide a worked result before asking for a </w:t>
-      </w:r>
-      <w:r>
-        <w:rPr>
-          <w:b/>
-        </w:rPr>
-        <w:t>prediction</w:t>
-      </w:r>
-      <w:r>
-        <w:rPr>
-          <w:b w:val="0"/>
-        </w:rPr>
-        <w:t>, then reveal it for feedback. These are supported teaching cases; retain the separate independent assessment for a fresh first attempt.</w:t>
-      </w:r>
-    </w:p>
-    <w:p>
-      <w:pPr>
-        <w:pStyle w:val="Heading3"/>
+        <w:t>09. Reference: teach with the six pictures</w:t>
+      </w:r>
+    </w:p>
+    <w:p>
+      <w:r>
+        <w:t>Choose the picture for the teaching move and connect it to the explanation.</w:t>
+      </w:r>
+    </w:p>
+    <w:p>
+      <w:pPr>
+        <w:pStyle w:val="Heading2"/>
       </w:pPr>
       <w:r>
         <w:t>01. Missing Data: the case</w:t>
@@ -5454,7 +5456,7 @@
         <w:drawing>
           <wp:inline xmlns:a="http://schemas.openxmlformats.org/drawingml/2006/main" xmlns:pic="http://schemas.openxmlformats.org/drawingml/2006/picture">
             <wp:extent cx="5486400" cy="2840736"/>
-            <wp:docPr id="2" name="Picture 2" descr="A fictional catalogue records counts of available copies under a strict input contract. Supplied facts: Accept count only if type(value) is int and 0&lt;=value&lt;=8. Missing fields are invalid, and Booleans are not counts. Rows have count 0, count 4, absent count, count &quot;4&quot;, count True and count 9."/>
+            <wp:docPr id="3" name="Picture 3" descr="A fictional catalogue records counts of available copies under a strict input contract. Supplied facts: Accept count only if type(value) is int and 0&lt;=value&lt;=8. Missing fields are invalid, and Booleans are not counts. Rows have count 0, count 4, absent count, count &quot;4&quot;, count True and count 9."/>
             <wp:cNvGraphicFramePr>
               <a:graphicFrameLocks noChangeAspect="1"/>
             </wp:cNvGraphicFramePr>
@@ -5466,7 +5468,7 @@
                     <pic:cNvPicPr/>
                   </pic:nvPicPr>
                   <pic:blipFill>
-                    <a:blip r:embed="rId10"/>
+                    <a:blip r:embed="rId11"/>
                     <a:stretch>
                       <a:fillRect/>
                     </a:stretch>
@@ -5522,7 +5524,6 @@
     <w:p>
       <w:pPr>
         <w:spacing w:line="336" w:lineRule="auto" w:after="180"/>
-        <w:shd w:fill="F5F1FB"/>
       </w:pPr>
       <w:r>
         <w:rPr>
@@ -5533,16 +5534,7 @@
     </w:p>
     <w:p>
       <w:pPr>
-        <w:pStyle w:val="Heading3"/>
-      </w:pPr>
-      <w:r>
-        <w:t>Discuss while showing the picture</w:t>
-      </w:r>
-    </w:p>
-    <w:p>
-      <w:pPr>
         <w:spacing w:line="336" w:lineRule="auto" w:after="180"/>
-        <w:shd w:fill="F1F6F8"/>
       </w:pPr>
       <w:r>
         <w:rPr>
@@ -5553,7 +5545,7 @@
     </w:p>
     <w:p>
       <w:pPr>
-        <w:pStyle w:val="Heading3"/>
+        <w:pStyle w:val="Heading2"/>
       </w:pPr>
       <w:r>
         <w:t>02. Follow the deciding steps</w:t>
@@ -5564,7 +5556,7 @@
         <w:drawing>
           <wp:inline xmlns:a="http://schemas.openxmlformats.org/drawingml/2006/main" xmlns:pic="http://schemas.openxmlformats.org/drawingml/2006/picture">
             <wp:extent cx="5486400" cy="4005072"/>
-            <wp:docPr id="3" name="Picture 3" descr="Retrieve carefully: Use row.get(&quot;count&quot;); absent field gives None, distinct from 0. → Check exact type: Integers 0,4 pass; text &quot;4&quot;, Boolean True and None fail. → Check range: Integer 9 fails maximum 8. → Report validation: Accepted counts [0,4]; four rows rejected with recorded reasons."/>
+            <wp:docPr id="4" name="Picture 4" descr="Retrieve carefully: Use row.get(&quot;count&quot;); absent field gives None, distinct from 0. → Check exact type: Integers 0,4 pass; text &quot;4&quot;, Boolean True and None fail. → Check range: Integer 9 fails maximum 8. → Report validation: Accepted counts [0,4]; four rows rejected with recorded reasons."/>
             <wp:cNvGraphicFramePr>
               <a:graphicFrameLocks noChangeAspect="1"/>
             </wp:cNvGraphicFramePr>
@@ -5576,7 +5568,7 @@
                     <pic:cNvPicPr/>
                   </pic:nvPicPr>
                   <pic:blipFill>
-                    <a:blip r:embed="rId11"/>
+                    <a:blip r:embed="rId9"/>
                     <a:stretch>
                       <a:fillRect/>
                     </a:stretch>
@@ -5621,7 +5613,6 @@
     <w:p>
       <w:pPr>
         <w:spacing w:line="336" w:lineRule="auto" w:after="180"/>
-        <w:shd w:fill="F5F1FB"/>
       </w:pPr>
       <w:r>
         <w:rPr>
@@ -5644,16 +5635,7 @@
     </w:p>
     <w:p>
       <w:pPr>
-        <w:pStyle w:val="Heading3"/>
-      </w:pPr>
-      <w:r>
-        <w:t>Discuss while showing the picture</w:t>
-      </w:r>
-    </w:p>
-    <w:p>
-      <w:pPr>
         <w:spacing w:line="336" w:lineRule="auto" w:after="180"/>
-        <w:shd w:fill="F1F6F8"/>
       </w:pPr>
       <w:r>
         <w:rPr>
@@ -5676,7 +5658,7 @@
     </w:p>
     <w:p>
       <w:pPr>
-        <w:pStyle w:val="Heading3"/>
+        <w:pStyle w:val="Heading2"/>
       </w:pPr>
       <w:r>
         <w:t>03. Follow the evidence</w:t>
@@ -5687,7 +5669,7 @@
         <w:drawing>
           <wp:inline xmlns:a="http://schemas.openxmlformats.org/drawingml/2006/main" xmlns:pic="http://schemas.openxmlformats.org/drawingml/2006/picture">
             <wp:extent cx="5486400" cy="2834640"/>
-            <wp:docPr id="4" name="Picture 4" descr="Follow the evidence. Recorded zero | 0 | Accept as a measurement. Absent or None | Unknown | Hold for review. Negative integer | Outside range | Reject under this schema"/>
+            <wp:docPr id="5" name="Picture 5" descr="Follow the evidence. Recorded zero | 0 | Accept as a measurement. Absent or None | Unknown | Hold for review. Negative integer | Outside range | Reject under this schema"/>
             <wp:cNvGraphicFramePr>
               <a:graphicFrameLocks noChangeAspect="1"/>
             </wp:cNvGraphicFramePr>
@@ -5744,7 +5726,6 @@
     <w:p>
       <w:pPr>
         <w:spacing w:line="336" w:lineRule="auto" w:after="180"/>
-        <w:shd w:fill="F5F1FB"/>
       </w:pPr>
       <w:r>
         <w:rPr>
@@ -5755,16 +5736,7 @@
     </w:p>
     <w:p>
       <w:pPr>
-        <w:pStyle w:val="Heading3"/>
-      </w:pPr>
-      <w:r>
-        <w:t>Discuss while showing the picture</w:t>
-      </w:r>
-    </w:p>
-    <w:p>
-      <w:pPr>
         <w:spacing w:line="336" w:lineRule="auto" w:after="180"/>
-        <w:shd w:fill="F1F6F8"/>
       </w:pPr>
       <w:r>
         <w:rPr>
@@ -5775,7 +5747,7 @@
     </w:p>
     <w:p>
       <w:pPr>
-        <w:pStyle w:val="Heading3"/>
+        <w:pStyle w:val="Heading2"/>
       </w:pPr>
       <w:r>
         <w:t>04. Change one thing. Trace what follows.</w:t>
@@ -5786,7 +5758,7 @@
         <w:drawing>
           <wp:inline xmlns:a="http://schemas.openxmlformats.org/drawingml/2006/main" xmlns:pic="http://schemas.openxmlformats.org/drawingml/2006/picture">
             <wp:extent cx="5486400" cy="3026664"/>
-            <wp:docPr id="5" name="Picture 5" descr="Original case: Accepted counts [0,4]; four rows rejected with recorded reasons. Changed condition: Replace text &quot;4&quot; with integer 4 through an authorised conversion. Expected result: Accepted values become [0,4,4]; three rows remain rejected. Reason: The converted value now satisfies both type and range checks."/>
+            <wp:docPr id="6" name="Picture 6" descr="Original case: Accepted counts [0,4]; four rows rejected with recorded reasons. Changed condition: Replace text &quot;4&quot; with integer 4 through an authorised conversion. Expected result: Accepted values become [0,4,4]; three rows remain rejected. Reason: The converted value now satisfies both type and range checks."/>
             <wp:cNvGraphicFramePr>
               <a:graphicFrameLocks noChangeAspect="1"/>
             </wp:cNvGraphicFramePr>
@@ -5842,7 +5814,6 @@
     <w:p>
       <w:pPr>
         <w:spacing w:line="336" w:lineRule="auto" w:after="180"/>
-        <w:shd w:fill="F5F1FB"/>
       </w:pPr>
       <w:r>
         <w:rPr>
@@ -5853,16 +5824,7 @@
     </w:p>
     <w:p>
       <w:pPr>
-        <w:pStyle w:val="Heading3"/>
-      </w:pPr>
-      <w:r>
-        <w:t>Discuss while showing the picture</w:t>
-      </w:r>
-    </w:p>
-    <w:p>
-      <w:pPr>
         <w:spacing w:line="336" w:lineRule="auto" w:after="180"/>
-        <w:shd w:fill="F1F6F8"/>
       </w:pPr>
       <w:r>
         <w:rPr>
@@ -5874,7 +5836,6 @@
     <w:p>
       <w:pPr>
         <w:spacing w:line="336" w:lineRule="auto" w:after="180"/>
-        <w:shd w:fill="F1F6F8"/>
       </w:pPr>
       <w:r>
         <w:rPr>
@@ -5885,7 +5846,7 @@
     </w:p>
     <w:p>
       <w:pPr>
-        <w:pStyle w:val="Heading3"/>
+        <w:pStyle w:val="Heading2"/>
       </w:pPr>
       <w:r>
         <w:t>05. Connect the explanation to its limit</w:t>
@@ -5896,7 +5857,7 @@
         <w:drawing>
           <wp:inline xmlns:a="http://schemas.openxmlformats.org/drawingml/2006/main" xmlns:pic="http://schemas.openxmlformats.org/drawingml/2006/picture">
             <wp:extent cx="5486400" cy="2834640"/>
-            <wp:docPr id="6" name="Picture 6" descr="Testing if value would wrongly discard zero, which is a real valid count. Python’s isinstance(True,int) is true, so the stated exact-integer contract uses type(value) is int to reject Boolean input. Keep missing, type-invalid and range-invalid reasons separate rather than turning every rejected value into zero. Limit: Type and range checks cannot confirm whether the real shelf count was measured accurately."/>
+            <wp:docPr id="7" name="Picture 7" descr="Testing if value would wrongly discard zero, which is a real valid count. Python’s isinstance(True,int) is true, so the stated exact-integer contract uses type(value) is int to reject Boolean input. Keep missing, type-invalid and range-invalid reasons separate rather than turning every rejected value into zero. Limit: Type and range checks cannot confirm whether the real shelf count was measured accurately."/>
             <wp:cNvGraphicFramePr>
               <a:graphicFrameLocks noChangeAspect="1"/>
             </wp:cNvGraphicFramePr>
@@ -5964,7 +5925,6 @@
     <w:p>
       <w:pPr>
         <w:spacing w:line="336" w:lineRule="auto" w:after="180"/>
-        <w:shd w:fill="F5F1FB"/>
       </w:pPr>
       <w:r>
         <w:rPr>
@@ -5975,16 +5935,7 @@
     </w:p>
     <w:p>
       <w:pPr>
-        <w:pStyle w:val="Heading3"/>
-      </w:pPr>
-      <w:r>
-        <w:t>Discuss while showing the picture</w:t>
-      </w:r>
-    </w:p>
-    <w:p>
-      <w:pPr>
         <w:spacing w:line="336" w:lineRule="auto" w:after="180"/>
-        <w:shd w:fill="F1F6F8"/>
       </w:pPr>
       <w:r>
         <w:rPr>
@@ -5996,7 +5947,6 @@
     <w:p>
       <w:pPr>
         <w:spacing w:line="336" w:lineRule="auto" w:after="180"/>
-        <w:shd w:fill="F1F6F8"/>
       </w:pPr>
       <w:r>
         <w:rPr>
@@ -6007,7 +5957,7 @@
     </w:p>
     <w:p>
       <w:pPr>
-        <w:pStyle w:val="Heading3"/>
+        <w:pStyle w:val="Heading2"/>
       </w:pPr>
       <w:r>
         <w:t>06. Make the idea visible in your project</w:t>
@@ -6018,7 +5968,7 @@
         <w:drawing>
           <wp:inline xmlns:a="http://schemas.openxmlformats.org/drawingml/2006/main" xmlns:pic="http://schemas.openxmlformats.org/drawingml/2006/picture">
             <wp:extent cx="5486400" cy="3380232"/>
-            <wp:docPr id="7" name="Picture 7" descr="Validate recommender stock and numeric features explicitly, recording zero stock as measured zero rather than missing. Draw your input, deciding step, result and limit. Supported question: Why is the Boolean True rejected even though arithmetic can treat it like 1 in Python?"/>
+            <wp:docPr id="8" name="Picture 8" descr="Validate recommender stock and numeric features explicitly, recording zero stock as measured zero rather than missing. Draw your input, deciding step, result and limit. Supported question: Why is the Boolean True rejected even though arithmetic can treat it like 1 in Python?"/>
             <wp:cNvGraphicFramePr>
               <a:graphicFrameLocks noChangeAspect="1"/>
             </wp:cNvGraphicFramePr>
@@ -6086,7 +6036,6 @@
     <w:p>
       <w:pPr>
         <w:spacing w:line="336" w:lineRule="auto" w:after="180"/>
-        <w:shd w:fill="F5F1FB"/>
       </w:pPr>
       <w:r>
         <w:rPr>
@@ -6109,16 +6058,7 @@
     </w:p>
     <w:p>
       <w:pPr>
-        <w:pStyle w:val="Heading3"/>
-      </w:pPr>
-      <w:r>
-        <w:t>Discuss while showing the picture</w:t>
-      </w:r>
-    </w:p>
-    <w:p>
-      <w:pPr>
         <w:spacing w:line="336" w:lineRule="auto" w:after="180"/>
-        <w:shd w:fill="F1F6F8"/>
       </w:pPr>
       <w:r>
         <w:rPr>
@@ -6142,13 +6082,91 @@
     <w:p>
       <w:pPr>
         <w:spacing w:line="336" w:lineRule="auto" w:after="180"/>
-        <w:shd w:fill="F1F6F8"/>
       </w:pPr>
       <w:r>
         <w:rPr>
           <w:b w:val="0"/>
         </w:rPr>
         <w:t>Supported practice key: The contract requires actual integer counts, not Boolean flags; type(True) is bool.</w:t>
+      </w:r>
+    </w:p>
+    <w:p>
+      <w:pPr>
+        <w:pStyle w:val="Heading2"/>
+      </w:pPr>
+      <w:r>
+        <w:t>Earlier wording, alternatives and picture transcripts · reference / check after trying</w:t>
+      </w:r>
+    </w:p>
+    <w:p>
+      <w:pPr>
+        <w:spacing w:line="336" w:lineRule="auto" w:after="180"/>
+      </w:pPr>
+      <w:r>
+        <w:rPr>
+          <w:b w:val="0"/>
+        </w:rPr>
+        <w:t xml:space="preserve">Use one picture at a time. Hide a worked result before asking for a </w:t>
+      </w:r>
+      <w:r>
+        <w:rPr>
+          <w:b/>
+        </w:rPr>
+        <w:t>prediction</w:t>
+      </w:r>
+      <w:r>
+        <w:rPr>
+          <w:b w:val="0"/>
+        </w:rPr>
+        <w:t>, then reveal it for feedback. These are supported teaching cases; retain the separate independent assessment for a fresh first attempt.</w:t>
+      </w:r>
+    </w:p>
+    <w:p>
+      <w:pPr>
+        <w:pStyle w:val="Heading3"/>
+      </w:pPr>
+      <w:r>
+        <w:t>01. Missing Data: the case</w:t>
+      </w:r>
+    </w:p>
+    <w:p>
+      <w:pPr>
+        <w:pStyle w:val="Heading3"/>
+      </w:pPr>
+      <w:r>
+        <w:t>02. Follow the deciding steps</w:t>
+      </w:r>
+    </w:p>
+    <w:p>
+      <w:pPr>
+        <w:pStyle w:val="Heading3"/>
+      </w:pPr>
+      <w:r>
+        <w:t>03. Follow the evidence</w:t>
+      </w:r>
+    </w:p>
+    <w:p>
+      <w:pPr>
+        <w:pStyle w:val="Heading3"/>
+      </w:pPr>
+      <w:r>
+        <w:t>04. Change one thing. Trace what follows.</w:t>
+      </w:r>
+    </w:p>
+    <w:p>
+      <w:pPr>
+        <w:pStyle w:val="Heading3"/>
+      </w:pPr>
+      <w:r>
+        <w:t>05. Connect the explanation to its limit</w:t>
+      </w:r>
+    </w:p>
+    <w:p>
+      <w:pPr>
+        <w:pStyle w:val="Heading3"/>
+      </w:pPr>
+      <w:r>
+        <w:t>06. Make the idea visible in your project</w:t>
       </w:r>
     </w:p>
     <w:sectPr>
